--- a/assets/lecture-related/unit-02/02-unit-worksheet-1-solutions.docx
+++ b/assets/lecture-related/unit-02/02-unit-worksheet-1-solutions.docx
@@ -4,7 +4,7 @@
   <w:body>
     <w:p>
       <w:pPr>
-        <w:pStyle w:val="792"/>
+        <w:pStyle w:val="936"/>
         <w:suppressLineNumbers w:val="true"/>
         <w:pBdr/>
         <w:spacing w:after="0"/>
@@ -27,7 +27,7 @@
     </w:p>
     <w:p>
       <w:pPr>
-        <w:pStyle w:val="780"/>
+        <w:pStyle w:val="924"/>
         <w:suppressLineNumbers w:val="true"/>
         <w:pBdr/>
         <w:spacing w:after="0" w:before="0" w:line="240" w:lineRule="auto"/>
@@ -41,7 +41,7 @@
     </w:p>
     <w:p>
       <w:pPr>
-        <w:pStyle w:val="826"/>
+        <w:pStyle w:val="970"/>
         <w:numPr>
           <w:ilvl w:val="0"/>
           <w:numId w:val="27"/>
@@ -89,7 +89,7 @@
     </w:p>
     <w:p>
       <w:pPr>
-        <w:pStyle w:val="826"/>
+        <w:pStyle w:val="970"/>
         <w:suppressLineNumbers w:val="true"/>
         <w:pBdr/>
         <w:spacing w:after="0" w:line="240" w:lineRule="auto"/>
@@ -101,7 +101,7 @@
     </w:p>
     <w:p>
       <w:pPr>
-        <w:pStyle w:val="826"/>
+        <w:pStyle w:val="970"/>
         <w:suppressLineNumbers w:val="true"/>
         <w:pBdr/>
         <w:spacing w:line="240" w:lineRule="auto"/>
@@ -181,10 +181,15 @@
           <w:rFonts w:ascii="Courier New" w:hAnsi="Courier New" w:cs="Courier New"/>
         </w:rPr>
       </w:r>
+      <w:r>
+        <w:rPr>
+          <w:rFonts w:ascii="Courier New" w:hAnsi="Courier New" w:cs="Courier New"/>
+        </w:rPr>
+      </w:r>
     </w:p>
     <w:p>
       <w:pPr>
-        <w:pStyle w:val="826"/>
+        <w:pStyle w:val="970"/>
         <w:suppressLineNumbers w:val="true"/>
         <w:pBdr/>
         <w:spacing w:line="240" w:lineRule="auto"/>
@@ -210,6 +215,11 @@
           <w:rFonts w:ascii="Courier New" w:hAnsi="Courier New" w:cs="Courier New"/>
         </w:rPr>
         <w:t xml:space="preserve">("Hello, World!");}}</w:t>
+      </w:r>
+      <w:r>
+        <w:rPr>
+          <w:rFonts w:ascii="Courier New" w:hAnsi="Courier New" w:cs="Courier New"/>
+        </w:rPr>
       </w:r>
       <w:r>
         <w:rPr>
@@ -219,7 +229,7 @@
     </w:p>
     <w:p>
       <w:pPr>
-        <w:pStyle w:val="826"/>
+        <w:pStyle w:val="970"/>
         <w:suppressLineNumbers w:val="true"/>
         <w:pBdr/>
         <w:spacing w:line="240" w:lineRule="auto"/>
@@ -231,7 +241,7 @@
     </w:p>
     <w:p>
       <w:pPr>
-        <w:pStyle w:val="826"/>
+        <w:pStyle w:val="970"/>
         <w:suppressLineNumbers w:val="true"/>
         <w:pBdr/>
         <w:spacing w:line="240" w:lineRule="auto"/>
@@ -245,7 +255,7 @@
     </w:p>
     <w:p>
       <w:pPr>
-        <w:pStyle w:val="826"/>
+        <w:pStyle w:val="970"/>
         <w:suppressLineNumbers w:val="true"/>
         <w:pBdr/>
         <w:spacing w:line="240" w:lineRule="auto"/>
@@ -257,7 +267,7 @@
     </w:p>
     <w:p>
       <w:pPr>
-        <w:pStyle w:val="826"/>
+        <w:pStyle w:val="970"/>
         <w:suppressLineNumbers w:val="true"/>
         <w:pBdr/>
         <w:spacing w:line="240" w:lineRule="auto"/>
@@ -269,7 +279,7 @@
     </w:p>
     <w:p>
       <w:pPr>
-        <w:pStyle w:val="826"/>
+        <w:pStyle w:val="970"/>
         <w:suppressLineNumbers w:val="true"/>
         <w:pBdr/>
         <w:spacing w:line="240" w:lineRule="auto"/>
@@ -285,6 +295,12 @@
           <w:color w:val="a02b93" w:themeColor="accent5"/>
         </w:rPr>
         <w:t xml:space="preserve">public class Hello {</w:t>
+      </w:r>
+      <w:r>
+        <w:rPr>
+          <w:rFonts w:ascii="Courier New" w:hAnsi="Courier New" w:cs="Courier New"/>
+          <w:color w:val="a02b93" w:themeColor="accent5"/>
+        </w:rPr>
       </w:r>
       <w:r>
         <w:rPr>
@@ -295,7 +311,7 @@
     </w:p>
     <w:p>
       <w:pPr>
-        <w:pStyle w:val="826"/>
+        <w:pStyle w:val="970"/>
         <w:suppressLineNumbers w:val="true"/>
         <w:pBdr/>
         <w:spacing w:line="240" w:lineRule="auto"/>
@@ -347,10 +363,16 @@
           <w:color w:val="a02b93" w:themeColor="accent5"/>
         </w:rPr>
       </w:r>
+      <w:r>
+        <w:rPr>
+          <w:rFonts w:ascii="Courier New" w:hAnsi="Courier New" w:cs="Courier New"/>
+          <w:color w:val="a02b93" w:themeColor="accent5"/>
+        </w:rPr>
+      </w:r>
     </w:p>
     <w:p>
       <w:pPr>
-        <w:pStyle w:val="826"/>
+        <w:pStyle w:val="970"/>
         <w:suppressLineNumbers w:val="true"/>
         <w:pBdr/>
         <w:spacing w:line="240" w:lineRule="auto"/>
@@ -394,10 +416,16 @@
           <w:color w:val="a02b93" w:themeColor="accent5"/>
         </w:rPr>
       </w:r>
+      <w:r>
+        <w:rPr>
+          <w:rFonts w:ascii="Courier New" w:hAnsi="Courier New" w:cs="Courier New"/>
+          <w:color w:val="a02b93" w:themeColor="accent5"/>
+        </w:rPr>
+      </w:r>
     </w:p>
     <w:p>
       <w:pPr>
-        <w:pStyle w:val="826"/>
+        <w:pStyle w:val="970"/>
         <w:suppressLineNumbers w:val="true"/>
         <w:pBdr/>
         <w:spacing w:line="240" w:lineRule="auto"/>
@@ -420,10 +448,16 @@
           <w:color w:val="a02b93" w:themeColor="accent5"/>
         </w:rPr>
       </w:r>
+      <w:r>
+        <w:rPr>
+          <w:rFonts w:ascii="Courier New" w:hAnsi="Courier New" w:cs="Courier New"/>
+          <w:color w:val="a02b93" w:themeColor="accent5"/>
+        </w:rPr>
+      </w:r>
     </w:p>
     <w:p>
       <w:pPr>
-        <w:pStyle w:val="826"/>
+        <w:pStyle w:val="970"/>
         <w:suppressLineNumbers w:val="true"/>
         <w:pBdr/>
         <w:spacing w:line="240" w:lineRule="auto"/>
@@ -439,6 +473,12 @@
           <w:color w:val="a02b93" w:themeColor="accent5"/>
         </w:rPr>
         <w:t xml:space="preserve">}</w:t>
+      </w:r>
+      <w:r>
+        <w:rPr>
+          <w:rFonts w:ascii="Courier New" w:hAnsi="Courier New" w:cs="Courier New"/>
+          <w:color w:val="a02b93" w:themeColor="accent5"/>
+        </w:rPr>
       </w:r>
       <w:r>
         <w:rPr>
@@ -449,7 +489,7 @@
     </w:p>
     <w:p>
       <w:pPr>
-        <w:pStyle w:val="826"/>
+        <w:pStyle w:val="970"/>
         <w:suppressLineNumbers w:val="true"/>
         <w:pBdr/>
         <w:spacing w:line="240" w:lineRule="auto"/>
@@ -461,7 +501,7 @@
     </w:p>
     <w:p>
       <w:pPr>
-        <w:pStyle w:val="826"/>
+        <w:pStyle w:val="970"/>
         <w:suppressLineNumbers w:val="true"/>
         <w:pBdr/>
         <w:spacing w:line="240" w:lineRule="auto"/>
@@ -473,7 +513,7 @@
     </w:p>
     <w:p>
       <w:pPr>
-        <w:pStyle w:val="826"/>
+        <w:pStyle w:val="970"/>
         <w:suppressLineNumbers w:val="true"/>
         <w:pBdr/>
         <w:spacing w:line="240" w:lineRule="auto"/>
@@ -485,7 +525,7 @@
     </w:p>
     <w:p>
       <w:pPr>
-        <w:pStyle w:val="826"/>
+        <w:pStyle w:val="970"/>
         <w:suppressLineNumbers w:val="true"/>
         <w:pBdr/>
         <w:spacing w:line="240" w:lineRule="auto"/>
@@ -497,7 +537,7 @@
     </w:p>
     <w:p>
       <w:pPr>
-        <w:pStyle w:val="826"/>
+        <w:pStyle w:val="970"/>
         <w:suppressLineNumbers w:val="true"/>
         <w:pBdr/>
         <w:spacing w:line="240" w:lineRule="auto"/>
@@ -509,7 +549,7 @@
     </w:p>
     <w:p>
       <w:pPr>
-        <w:pStyle w:val="826"/>
+        <w:pStyle w:val="970"/>
         <w:suppressLineNumbers w:val="true"/>
         <w:pBdr/>
         <w:spacing w:line="240" w:lineRule="auto"/>
@@ -521,7 +561,7 @@
     </w:p>
     <w:p>
       <w:pPr>
-        <w:pStyle w:val="826"/>
+        <w:pStyle w:val="970"/>
         <w:suppressLineNumbers w:val="true"/>
         <w:pBdr/>
         <w:spacing w:line="240" w:lineRule="auto"/>
@@ -533,7 +573,7 @@
     </w:p>
     <w:p>
       <w:pPr>
-        <w:pStyle w:val="826"/>
+        <w:pStyle w:val="970"/>
         <w:numPr>
           <w:ilvl w:val="0"/>
           <w:numId w:val="27"/>
@@ -551,7 +591,7 @@
     </w:p>
     <w:p>
       <w:pPr>
-        <w:pStyle w:val="826"/>
+        <w:pStyle w:val="970"/>
         <w:suppressLineNumbers w:val="true"/>
         <w:pBdr/>
         <w:spacing w:line="240" w:lineRule="auto"/>
@@ -563,7 +603,7 @@
     </w:p>
     <w:tbl>
       <w:tblPr>
-        <w:tblStyle w:val="831"/>
+        <w:tblStyle w:val="975"/>
         <w:tblInd w:w="720" w:type="dxa"/>
         <w:tblW w:w="0" w:type="auto"/>
         <w:tblBorders/>
@@ -585,7 +625,7 @@
           </w:tcPr>
           <w:p>
             <w:pPr>
-              <w:pStyle w:val="826"/>
+              <w:pStyle w:val="970"/>
               <w:suppressLineNumbers w:val="true"/>
               <w:pBdr/>
               <w:spacing/>
@@ -609,6 +649,12 @@
                 <w:bCs/>
               </w:rPr>
             </w:r>
+            <w:r>
+              <w:rPr>
+                <w:b/>
+                <w:bCs/>
+              </w:rPr>
+            </w:r>
           </w:p>
         </w:tc>
         <w:tc>
@@ -618,7 +664,7 @@
           </w:tcPr>
           <w:p>
             <w:pPr>
-              <w:pStyle w:val="826"/>
+              <w:pStyle w:val="970"/>
               <w:suppressLineNumbers w:val="true"/>
               <w:pBdr/>
               <w:spacing/>
@@ -642,6 +688,12 @@
                 <w:bCs/>
               </w:rPr>
             </w:r>
+            <w:r>
+              <w:rPr>
+                <w:b/>
+                <w:bCs/>
+              </w:rPr>
+            </w:r>
           </w:p>
         </w:tc>
         <w:tc>
@@ -651,7 +703,7 @@
           </w:tcPr>
           <w:p>
             <w:pPr>
-              <w:pStyle w:val="826"/>
+              <w:pStyle w:val="970"/>
               <w:suppressLineNumbers w:val="true"/>
               <w:pBdr/>
               <w:spacing/>
@@ -675,6 +727,12 @@
                 <w:bCs/>
               </w:rPr>
             </w:r>
+            <w:r>
+              <w:rPr>
+                <w:b/>
+                <w:bCs/>
+              </w:rPr>
+            </w:r>
           </w:p>
         </w:tc>
       </w:tr>
@@ -687,7 +745,7 @@
           </w:tcPr>
           <w:p>
             <w:pPr>
-              <w:pStyle w:val="826"/>
+              <w:pStyle w:val="970"/>
               <w:suppressLineNumbers w:val="true"/>
               <w:pBdr/>
               <w:spacing/>
@@ -708,6 +766,11 @@
                 <w:rFonts w:ascii="Courier New" w:hAnsi="Courier New" w:cs="Courier New"/>
               </w:rPr>
             </w:r>
+            <w:r>
+              <w:rPr>
+                <w:rFonts w:ascii="Courier New" w:hAnsi="Courier New" w:cs="Courier New"/>
+              </w:rPr>
+            </w:r>
           </w:p>
         </w:tc>
         <w:tc>
@@ -717,7 +780,7 @@
           </w:tcPr>
           <w:p>
             <w:pPr>
-              <w:pStyle w:val="826"/>
+              <w:pStyle w:val="970"/>
               <w:suppressLineNumbers w:val="true"/>
               <w:pBdr/>
               <w:spacing/>
@@ -738,7 +801,7 @@
           </w:tcPr>
           <w:p>
             <w:pPr>
-              <w:pStyle w:val="826"/>
+              <w:pStyle w:val="970"/>
               <w:suppressLineNumbers w:val="true"/>
               <w:pBdr/>
               <w:spacing/>
@@ -772,7 +835,7 @@
           </w:tcPr>
           <w:p>
             <w:pPr>
-              <w:pStyle w:val="826"/>
+              <w:pStyle w:val="970"/>
               <w:suppressLineNumbers w:val="true"/>
               <w:pBdr/>
               <w:spacing/>
@@ -793,6 +856,11 @@
                 <w:rFonts w:ascii="Courier New" w:hAnsi="Courier New" w:cs="Courier New"/>
               </w:rPr>
             </w:r>
+            <w:r>
+              <w:rPr>
+                <w:rFonts w:ascii="Courier New" w:hAnsi="Courier New" w:cs="Courier New"/>
+              </w:rPr>
+            </w:r>
           </w:p>
         </w:tc>
         <w:tc>
@@ -802,7 +870,7 @@
           </w:tcPr>
           <w:p>
             <w:pPr>
-              <w:pStyle w:val="826"/>
+              <w:pStyle w:val="970"/>
               <w:suppressLineNumbers w:val="true"/>
               <w:pBdr/>
               <w:spacing/>
@@ -823,7 +891,7 @@
           </w:tcPr>
           <w:p>
             <w:pPr>
-              <w:pStyle w:val="826"/>
+              <w:pStyle w:val="970"/>
               <w:suppressLineNumbers w:val="true"/>
               <w:pBdr/>
               <w:spacing/>
@@ -857,7 +925,7 @@
           </w:tcPr>
           <w:p>
             <w:pPr>
-              <w:pStyle w:val="826"/>
+              <w:pStyle w:val="970"/>
               <w:suppressLineNumbers w:val="true"/>
               <w:pBdr/>
               <w:spacing/>
@@ -878,6 +946,11 @@
                 <w:rFonts w:ascii="Courier New" w:hAnsi="Courier New" w:cs="Courier New"/>
               </w:rPr>
             </w:r>
+            <w:r>
+              <w:rPr>
+                <w:rFonts w:ascii="Courier New" w:hAnsi="Courier New" w:cs="Courier New"/>
+              </w:rPr>
+            </w:r>
           </w:p>
         </w:tc>
         <w:tc>
@@ -887,7 +960,7 @@
           </w:tcPr>
           <w:p>
             <w:pPr>
-              <w:pStyle w:val="826"/>
+              <w:pStyle w:val="970"/>
               <w:suppressLineNumbers w:val="true"/>
               <w:pBdr/>
               <w:spacing/>
@@ -908,7 +981,7 @@
           </w:tcPr>
           <w:p>
             <w:pPr>
-              <w:pStyle w:val="826"/>
+              <w:pStyle w:val="970"/>
               <w:suppressLineNumbers w:val="true"/>
               <w:pBdr/>
               <w:spacing/>
@@ -942,7 +1015,7 @@
           </w:tcPr>
           <w:p>
             <w:pPr>
-              <w:pStyle w:val="826"/>
+              <w:pStyle w:val="970"/>
               <w:suppressLineNumbers w:val="true"/>
               <w:pBdr/>
               <w:spacing/>
@@ -963,6 +1036,11 @@
                 <w:rFonts w:ascii="Courier New" w:hAnsi="Courier New" w:cs="Courier New"/>
               </w:rPr>
             </w:r>
+            <w:r>
+              <w:rPr>
+                <w:rFonts w:ascii="Courier New" w:hAnsi="Courier New" w:cs="Courier New"/>
+              </w:rPr>
+            </w:r>
           </w:p>
         </w:tc>
         <w:tc>
@@ -972,7 +1050,7 @@
           </w:tcPr>
           <w:p>
             <w:pPr>
-              <w:pStyle w:val="826"/>
+              <w:pStyle w:val="970"/>
               <w:suppressLineNumbers w:val="true"/>
               <w:pBdr/>
               <w:spacing/>
@@ -1037,7 +1115,7 @@
           </w:p>
           <w:p>
             <w:pPr>
-              <w:pStyle w:val="826"/>
+              <w:pStyle w:val="970"/>
               <w:suppressLineNumbers w:val="true"/>
               <w:pBdr/>
               <w:spacing/>
@@ -1053,7 +1131,7 @@
     </w:tbl>
     <w:p>
       <w:pPr>
-        <w:pStyle w:val="826"/>
+        <w:pStyle w:val="970"/>
         <w:suppressLineNumbers w:val="true"/>
         <w:pBdr/>
         <w:spacing w:after="0" w:line="240" w:lineRule="auto"/>
@@ -1065,7 +1143,7 @@
     </w:p>
     <w:p>
       <w:pPr>
-        <w:pStyle w:val="826"/>
+        <w:pStyle w:val="970"/>
         <w:suppressLineNumbers w:val="true"/>
         <w:pBdr/>
         <w:spacing w:after="0" w:line="240" w:lineRule="auto"/>
@@ -1077,7 +1155,7 @@
     </w:p>
     <w:p>
       <w:pPr>
-        <w:pStyle w:val="826"/>
+        <w:pStyle w:val="970"/>
         <w:numPr>
           <w:ilvl w:val="0"/>
           <w:numId w:val="27"/>
@@ -1095,7 +1173,7 @@
     </w:p>
     <w:p>
       <w:pPr>
-        <w:pStyle w:val="826"/>
+        <w:pStyle w:val="970"/>
         <w:numPr>
           <w:ilvl w:val="0"/>
           <w:numId w:val="28"/>
@@ -1143,10 +1221,15 @@
           <w:rFonts w:ascii="Courier New" w:hAnsi="Courier New" w:cs="Courier New"/>
         </w:rPr>
       </w:r>
+      <w:r>
+        <w:rPr>
+          <w:rFonts w:ascii="Courier New" w:hAnsi="Courier New" w:cs="Courier New"/>
+        </w:rPr>
+      </w:r>
     </w:p>
     <w:p>
       <w:pPr>
-        <w:pStyle w:val="826"/>
+        <w:pStyle w:val="970"/>
         <w:suppressLineNumbers w:val="true"/>
         <w:pBdr/>
         <w:spacing w:after="0" w:line="240" w:lineRule="auto"/>
@@ -1165,10 +1248,15 @@
           <w:rFonts w:ascii="Courier New" w:hAnsi="Courier New" w:cs="Courier New"/>
         </w:rPr>
       </w:r>
+      <w:r>
+        <w:rPr>
+          <w:rFonts w:ascii="Courier New" w:hAnsi="Courier New" w:cs="Courier New"/>
+        </w:rPr>
+      </w:r>
     </w:p>
     <w:p>
       <w:pPr>
-        <w:pStyle w:val="826"/>
+        <w:pStyle w:val="970"/>
         <w:suppressLineNumbers w:val="true"/>
         <w:pBdr/>
         <w:spacing w:after="0" w:line="240" w:lineRule="auto"/>
@@ -1191,10 +1279,16 @@
           <w:color w:val="a02b93" w:themeColor="accent5"/>
         </w:rPr>
       </w:r>
+      <w:r>
+        <w:rPr>
+          <w:rFonts w:ascii="Courier New" w:hAnsi="Courier New" w:cs="Courier New"/>
+          <w:color w:val="a02b93" w:themeColor="accent5"/>
+        </w:rPr>
+      </w:r>
     </w:p>
     <w:p>
       <w:pPr>
-        <w:pStyle w:val="826"/>
+        <w:pStyle w:val="970"/>
         <w:suppressLineNumbers w:val="true"/>
         <w:pBdr/>
         <w:spacing w:after="0" w:line="240" w:lineRule="auto"/>
@@ -1217,6 +1311,12 @@
           <w:color w:val="a02b93" w:themeColor="accent5"/>
         </w:rPr>
       </w:r>
+      <w:r>
+        <w:rPr>
+          <w:rFonts w:ascii="Courier New" w:hAnsi="Courier New" w:cs="Courier New"/>
+          <w:color w:val="a02b93" w:themeColor="accent5"/>
+        </w:rPr>
+      </w:r>
     </w:p>
     <w:p>
       <w:pPr>
@@ -1238,10 +1338,15 @@
           <w:rFonts w:ascii="Courier New" w:hAnsi="Courier New" w:cs="Courier New"/>
         </w:rPr>
       </w:r>
+      <w:r>
+        <w:rPr>
+          <w:rFonts w:ascii="Courier New" w:hAnsi="Courier New" w:cs="Courier New"/>
+        </w:rPr>
+      </w:r>
     </w:p>
     <w:p>
       <w:pPr>
-        <w:pStyle w:val="826"/>
+        <w:pStyle w:val="970"/>
         <w:numPr>
           <w:ilvl w:val="0"/>
           <w:numId w:val="28"/>
@@ -1301,10 +1406,15 @@
           <w:rFonts w:ascii="Courier New" w:hAnsi="Courier New" w:cs="Courier New"/>
         </w:rPr>
       </w:r>
+      <w:r>
+        <w:rPr>
+          <w:rFonts w:ascii="Courier New" w:hAnsi="Courier New" w:cs="Courier New"/>
+        </w:rPr>
+      </w:r>
     </w:p>
     <w:p>
       <w:pPr>
-        <w:pStyle w:val="826"/>
+        <w:pStyle w:val="970"/>
         <w:suppressLineNumbers w:val="true"/>
         <w:pBdr/>
         <w:spacing w:after="0" w:line="240" w:lineRule="auto"/>
@@ -1323,10 +1433,15 @@
           <w:rFonts w:ascii="Courier New" w:hAnsi="Courier New" w:cs="Courier New"/>
         </w:rPr>
       </w:r>
+      <w:r>
+        <w:rPr>
+          <w:rFonts w:ascii="Courier New" w:hAnsi="Courier New" w:cs="Courier New"/>
+        </w:rPr>
+      </w:r>
     </w:p>
     <w:p>
       <w:pPr>
-        <w:pStyle w:val="826"/>
+        <w:pStyle w:val="970"/>
         <w:suppressLineNumbers w:val="true"/>
         <w:pBdr/>
         <w:spacing w:after="0" w:line="240" w:lineRule="auto"/>
@@ -1365,6 +1480,12 @@
           <w:color w:val="a02b93" w:themeColor="accent5"/>
         </w:rPr>
       </w:r>
+      <w:r>
+        <w:rPr>
+          <w:rFonts w:ascii="Courier New" w:hAnsi="Courier New" w:cs="Courier New"/>
+          <w:color w:val="a02b93" w:themeColor="accent5"/>
+        </w:rPr>
+      </w:r>
     </w:p>
     <w:p>
       <w:pPr>
@@ -1386,6 +1507,11 @@
           <w:rFonts w:ascii="Courier New" w:hAnsi="Courier New" w:cs="Courier New"/>
         </w:rPr>
       </w:r>
+      <w:r>
+        <w:rPr>
+          <w:rFonts w:ascii="Courier New" w:hAnsi="Courier New" w:cs="Courier New"/>
+        </w:rPr>
+      </w:r>
     </w:p>
     <w:p>
       <w:pPr>
@@ -1407,10 +1533,15 @@
           <w:rFonts w:ascii="Courier New" w:hAnsi="Courier New" w:cs="Courier New"/>
         </w:rPr>
       </w:r>
+      <w:r>
+        <w:rPr>
+          <w:rFonts w:ascii="Courier New" w:hAnsi="Courier New" w:cs="Courier New"/>
+        </w:rPr>
+      </w:r>
     </w:p>
     <w:p>
       <w:pPr>
-        <w:pStyle w:val="826"/>
+        <w:pStyle w:val="970"/>
         <w:numPr>
           <w:ilvl w:val="0"/>
           <w:numId w:val="28"/>
@@ -1458,10 +1589,15 @@
           <w:rFonts w:ascii="Courier New" w:hAnsi="Courier New" w:cs="Courier New"/>
         </w:rPr>
       </w:r>
+      <w:r>
+        <w:rPr>
+          <w:rFonts w:ascii="Courier New" w:hAnsi="Courier New" w:cs="Courier New"/>
+        </w:rPr>
+      </w:r>
     </w:p>
     <w:p>
       <w:pPr>
-        <w:pStyle w:val="826"/>
+        <w:pStyle w:val="970"/>
         <w:suppressLineNumbers w:val="true"/>
         <w:pBdr/>
         <w:spacing w:after="0" w:line="240" w:lineRule="auto"/>
@@ -1480,10 +1616,15 @@
           <w:rFonts w:ascii="Courier New" w:hAnsi="Courier New" w:cs="Courier New"/>
         </w:rPr>
       </w:r>
+      <w:r>
+        <w:rPr>
+          <w:rFonts w:ascii="Courier New" w:hAnsi="Courier New" w:cs="Courier New"/>
+        </w:rPr>
+      </w:r>
     </w:p>
     <w:p>
       <w:pPr>
-        <w:pStyle w:val="826"/>
+        <w:pStyle w:val="970"/>
         <w:suppressLineNumbers w:val="true"/>
         <w:pBdr/>
         <w:spacing w:after="0" w:line="240" w:lineRule="auto"/>
@@ -1520,6 +1661,12 @@
           <w:color w:val="a02b93" w:themeColor="accent5"/>
         </w:rPr>
       </w:r>
+      <w:r>
+        <w:rPr>
+          <w:rFonts w:ascii="Courier New" w:hAnsi="Courier New" w:cs="Courier New"/>
+          <w:color w:val="a02b93" w:themeColor="accent5"/>
+        </w:rPr>
+      </w:r>
     </w:p>
     <w:p>
       <w:pPr>
@@ -1541,6 +1688,11 @@
           <w:rFonts w:ascii="Courier New" w:hAnsi="Courier New" w:cs="Courier New"/>
         </w:rPr>
       </w:r>
+      <w:r>
+        <w:rPr>
+          <w:rFonts w:ascii="Courier New" w:hAnsi="Courier New" w:cs="Courier New"/>
+        </w:rPr>
+      </w:r>
     </w:p>
     <w:p>
       <w:pPr>
@@ -1562,10 +1714,15 @@
           <w:rFonts w:ascii="Courier New" w:hAnsi="Courier New" w:cs="Courier New"/>
         </w:rPr>
       </w:r>
+      <w:r>
+        <w:rPr>
+          <w:rFonts w:ascii="Courier New" w:hAnsi="Courier New" w:cs="Courier New"/>
+        </w:rPr>
+      </w:r>
     </w:p>
     <w:p>
       <w:pPr>
-        <w:pStyle w:val="826"/>
+        <w:pStyle w:val="970"/>
         <w:numPr>
           <w:ilvl w:val="0"/>
           <w:numId w:val="28"/>
@@ -1601,10 +1758,15 @@
           <w:rFonts w:ascii="Courier New" w:hAnsi="Courier New" w:cs="Courier New"/>
         </w:rPr>
       </w:r>
+      <w:r>
+        <w:rPr>
+          <w:rFonts w:ascii="Courier New" w:hAnsi="Courier New" w:cs="Courier New"/>
+        </w:rPr>
+      </w:r>
     </w:p>
     <w:p>
       <w:pPr>
-        <w:pStyle w:val="826"/>
+        <w:pStyle w:val="970"/>
         <w:suppressLineNumbers w:val="true"/>
         <w:pBdr/>
         <w:spacing w:after="0" w:line="240" w:lineRule="auto"/>
@@ -1623,10 +1785,15 @@
           <w:rFonts w:ascii="Courier New" w:hAnsi="Courier New" w:cs="Courier New"/>
         </w:rPr>
       </w:r>
+      <w:r>
+        <w:rPr>
+          <w:rFonts w:ascii="Courier New" w:hAnsi="Courier New" w:cs="Courier New"/>
+        </w:rPr>
+      </w:r>
     </w:p>
     <w:p>
       <w:pPr>
-        <w:pStyle w:val="826"/>
+        <w:pStyle w:val="970"/>
         <w:suppressLineNumbers w:val="true"/>
         <w:pBdr/>
         <w:spacing w:after="0" w:line="240" w:lineRule="auto"/>
@@ -1656,10 +1823,16 @@
           <w:color w:val="a02b93" w:themeColor="accent5"/>
         </w:rPr>
       </w:r>
+      <w:r>
+        <w:rPr>
+          <w:rFonts w:ascii="Courier New" w:hAnsi="Courier New" w:cs="Courier New"/>
+          <w:color w:val="a02b93" w:themeColor="accent5"/>
+        </w:rPr>
+      </w:r>
     </w:p>
     <w:p>
       <w:pPr>
-        <w:pStyle w:val="826"/>
+        <w:pStyle w:val="970"/>
         <w:suppressLineNumbers w:val="true"/>
         <w:pBdr/>
         <w:spacing w:after="0" w:line="240" w:lineRule="auto"/>
@@ -1671,7 +1844,7 @@
     </w:p>
     <w:p>
       <w:pPr>
-        <w:pStyle w:val="826"/>
+        <w:pStyle w:val="970"/>
         <w:suppressLineNumbers w:val="true"/>
         <w:pBdr/>
         <w:spacing w:after="0" w:line="240" w:lineRule="auto"/>
@@ -1695,7 +1868,7 @@
     </w:p>
     <w:p>
       <w:pPr>
-        <w:pStyle w:val="826"/>
+        <w:pStyle w:val="970"/>
         <w:numPr>
           <w:ilvl w:val="0"/>
           <w:numId w:val="27"/>
@@ -1738,6 +1911,11 @@
           <w:rFonts w:ascii="Courier New" w:hAnsi="Courier New" w:cs="Courier New"/>
         </w:rPr>
       </w:r>
+      <w:r>
+        <w:rPr>
+          <w:rFonts w:ascii="Courier New" w:hAnsi="Courier New" w:cs="Courier New"/>
+        </w:rPr>
+      </w:r>
     </w:p>
     <w:p>
       <w:pPr>
@@ -1766,6 +1944,11 @@
           <w:rFonts w:ascii="Courier New" w:hAnsi="Courier New" w:cs="Courier New"/>
         </w:rPr>
       </w:r>
+      <w:r>
+        <w:rPr>
+          <w:rFonts w:ascii="Courier New" w:hAnsi="Courier New" w:cs="Courier New"/>
+        </w:rPr>
+      </w:r>
     </w:p>
     <w:p>
       <w:pPr>
@@ -1800,6 +1983,11 @@
           <w:rFonts w:ascii="Courier New" w:hAnsi="Courier New" w:cs="Courier New"/>
         </w:rPr>
       </w:r>
+      <w:r>
+        <w:rPr>
+          <w:rFonts w:ascii="Courier New" w:hAnsi="Courier New" w:cs="Courier New"/>
+        </w:rPr>
+      </w:r>
     </w:p>
     <w:p>
       <w:pPr>
@@ -1828,6 +2016,11 @@
           <w:rFonts w:ascii="Courier New" w:hAnsi="Courier New" w:cs="Courier New"/>
         </w:rPr>
       </w:r>
+      <w:r>
+        <w:rPr>
+          <w:rFonts w:ascii="Courier New" w:hAnsi="Courier New" w:cs="Courier New"/>
+        </w:rPr>
+      </w:r>
     </w:p>
     <w:p>
       <w:pPr>
@@ -1862,6 +2055,11 @@
           <w:rFonts w:ascii="Courier New" w:hAnsi="Courier New" w:cs="Courier New"/>
         </w:rPr>
       </w:r>
+      <w:r>
+        <w:rPr>
+          <w:rFonts w:ascii="Courier New" w:hAnsi="Courier New" w:cs="Courier New"/>
+        </w:rPr>
+      </w:r>
     </w:p>
     <w:p>
       <w:pPr>
@@ -1873,6 +2071,11 @@
           <w:rFonts w:ascii="Courier New" w:hAnsi="Courier New" w:cs="Courier New"/>
         </w:rPr>
       </w:pPr>
+      <w:r>
+        <w:rPr>
+          <w:rFonts w:ascii="Courier New" w:hAnsi="Courier New" w:cs="Courier New"/>
+        </w:rPr>
+      </w:r>
       <w:r>
         <w:rPr>
           <w:rFonts w:ascii="Courier New" w:hAnsi="Courier New" w:cs="Courier New"/>
@@ -1914,6 +2117,14 @@
           <w:color w:val="a02b93" w:themeColor="accent5"/>
         </w:rPr>
       </w:r>
+      <w:r>
+        <w:rPr>
+          <w:rFonts w:ascii="Courier New" w:hAnsi="Courier New" w:cs="Courier New"/>
+          <w:b/>
+          <w:bCs/>
+          <w:color w:val="a02b93" w:themeColor="accent5"/>
+        </w:rPr>
+      </w:r>
     </w:p>
     <w:p>
       <w:pPr>
@@ -1935,10 +2146,15 @@
           <w:rFonts w:ascii="Courier New" w:hAnsi="Courier New" w:cs="Courier New"/>
         </w:rPr>
       </w:r>
+      <w:r>
+        <w:rPr>
+          <w:rFonts w:ascii="Courier New" w:hAnsi="Courier New" w:cs="Courier New"/>
+        </w:rPr>
+      </w:r>
     </w:p>
     <w:p>
       <w:pPr>
-        <w:pStyle w:val="826"/>
+        <w:pStyle w:val="970"/>
         <w:numPr>
           <w:ilvl w:val="0"/>
           <w:numId w:val="27"/>
@@ -1959,6 +2175,11 @@
           <w:rFonts w:ascii="Courier New" w:hAnsi="Courier New" w:cs="Courier New"/>
         </w:rPr>
       </w:r>
+      <w:r>
+        <w:rPr>
+          <w:rFonts w:ascii="Courier New" w:hAnsi="Courier New" w:cs="Courier New"/>
+        </w:rPr>
+      </w:r>
     </w:p>
     <w:p>
       <w:pPr>
@@ -1987,6 +2208,11 @@
           <w:rFonts w:ascii="Courier New" w:hAnsi="Courier New" w:cs="Courier New"/>
         </w:rPr>
       </w:r>
+      <w:r>
+        <w:rPr>
+          <w:rFonts w:ascii="Courier New" w:hAnsi="Courier New" w:cs="Courier New"/>
+        </w:rPr>
+      </w:r>
     </w:p>
     <w:p>
       <w:pPr>
@@ -2015,6 +2241,11 @@
           <w:rFonts w:ascii="Courier New" w:hAnsi="Courier New" w:cs="Courier New"/>
         </w:rPr>
       </w:r>
+      <w:r>
+        <w:rPr>
+          <w:rFonts w:ascii="Courier New" w:hAnsi="Courier New" w:cs="Courier New"/>
+        </w:rPr>
+      </w:r>
     </w:p>
     <w:p>
       <w:pPr>
@@ -2036,6 +2267,11 @@
           <w:rFonts w:ascii="Courier New" w:hAnsi="Courier New" w:cs="Courier New"/>
         </w:rPr>
       </w:r>
+      <w:r>
+        <w:rPr>
+          <w:rFonts w:ascii="Courier New" w:hAnsi="Courier New" w:cs="Courier New"/>
+        </w:rPr>
+      </w:r>
     </w:p>
     <w:p>
       <w:pPr>
@@ -2064,6 +2300,11 @@
           <w:rFonts w:ascii="Courier New" w:hAnsi="Courier New" w:cs="Courier New"/>
         </w:rPr>
       </w:r>
+      <w:r>
+        <w:rPr>
+          <w:rFonts w:ascii="Courier New" w:hAnsi="Courier New" w:cs="Courier New"/>
+        </w:rPr>
+      </w:r>
     </w:p>
     <w:p>
       <w:pPr>
@@ -2092,6 +2333,11 @@
           <w:rFonts w:ascii="Courier New" w:hAnsi="Courier New" w:cs="Courier New"/>
         </w:rPr>
       </w:r>
+      <w:r>
+        <w:rPr>
+          <w:rFonts w:ascii="Courier New" w:hAnsi="Courier New" w:cs="Courier New"/>
+        </w:rPr>
+      </w:r>
     </w:p>
     <w:p>
       <w:pPr>
@@ -2113,6 +2359,11 @@
           <w:rFonts w:ascii="Courier New" w:hAnsi="Courier New" w:cs="Courier New"/>
         </w:rPr>
       </w:r>
+      <w:r>
+        <w:rPr>
+          <w:rFonts w:ascii="Courier New" w:hAnsi="Courier New" w:cs="Courier New"/>
+        </w:rPr>
+      </w:r>
     </w:p>
     <w:p>
       <w:pPr>
@@ -2141,6 +2392,11 @@
           <w:rFonts w:ascii="Courier New" w:hAnsi="Courier New" w:cs="Courier New"/>
         </w:rPr>
       </w:r>
+      <w:r>
+        <w:rPr>
+          <w:rFonts w:ascii="Courier New" w:hAnsi="Courier New" w:cs="Courier New"/>
+        </w:rPr>
+      </w:r>
     </w:p>
     <w:p>
       <w:pPr>
@@ -2169,6 +2425,11 @@
           <w:rFonts w:ascii="Courier New" w:hAnsi="Courier New" w:cs="Courier New"/>
         </w:rPr>
       </w:r>
+      <w:r>
+        <w:rPr>
+          <w:rFonts w:ascii="Courier New" w:hAnsi="Courier New" w:cs="Courier New"/>
+        </w:rPr>
+      </w:r>
     </w:p>
     <w:p>
       <w:pPr>
@@ -2190,6 +2451,11 @@
           <w:rFonts w:ascii="Courier New" w:hAnsi="Courier New" w:cs="Courier New"/>
         </w:rPr>
       </w:r>
+      <w:r>
+        <w:rPr>
+          <w:rFonts w:ascii="Courier New" w:hAnsi="Courier New" w:cs="Courier New"/>
+        </w:rPr>
+      </w:r>
     </w:p>
     <w:p>
       <w:pPr>
@@ -2218,6 +2484,11 @@
           <w:rFonts w:ascii="Courier New" w:hAnsi="Courier New" w:cs="Courier New"/>
         </w:rPr>
       </w:r>
+      <w:r>
+        <w:rPr>
+          <w:rFonts w:ascii="Courier New" w:hAnsi="Courier New" w:cs="Courier New"/>
+        </w:rPr>
+      </w:r>
     </w:p>
     <w:p>
       <w:pPr>
@@ -2246,6 +2517,11 @@
           <w:rFonts w:ascii="Courier New" w:hAnsi="Courier New" w:cs="Courier New"/>
         </w:rPr>
       </w:r>
+      <w:r>
+        <w:rPr>
+          <w:rFonts w:ascii="Courier New" w:hAnsi="Courier New" w:cs="Courier New"/>
+        </w:rPr>
+      </w:r>
     </w:p>
     <w:p>
       <w:pPr>
@@ -2267,6 +2543,11 @@
           <w:rFonts w:ascii="Courier New" w:hAnsi="Courier New" w:cs="Courier New"/>
         </w:rPr>
       </w:r>
+      <w:r>
+        <w:rPr>
+          <w:rFonts w:ascii="Courier New" w:hAnsi="Courier New" w:cs="Courier New"/>
+        </w:rPr>
+      </w:r>
     </w:p>
     <w:p>
       <w:pPr>
@@ -2301,6 +2582,11 @@
           <w:rFonts w:ascii="Courier New" w:hAnsi="Courier New" w:cs="Courier New"/>
         </w:rPr>
       </w:r>
+      <w:r>
+        <w:rPr>
+          <w:rFonts w:ascii="Courier New" w:hAnsi="Courier New" w:cs="Courier New"/>
+        </w:rPr>
+      </w:r>
     </w:p>
     <w:p>
       <w:pPr>
@@ -2335,6 +2621,11 @@
           <w:rFonts w:ascii="Courier New" w:hAnsi="Courier New" w:cs="Courier New"/>
         </w:rPr>
       </w:r>
+      <w:r>
+        <w:rPr>
+          <w:rFonts w:ascii="Courier New" w:hAnsi="Courier New" w:cs="Courier New"/>
+        </w:rPr>
+      </w:r>
     </w:p>
     <w:p>
       <w:pPr>
@@ -2346,6 +2637,11 @@
           <w:rFonts w:ascii="Courier New" w:hAnsi="Courier New" w:cs="Courier New"/>
         </w:rPr>
       </w:pPr>
+      <w:r>
+        <w:rPr>
+          <w:rFonts w:ascii="Courier New" w:hAnsi="Courier New" w:cs="Courier New"/>
+        </w:rPr>
+      </w:r>
       <w:r>
         <w:rPr>
           <w:rFonts w:ascii="Courier New" w:hAnsi="Courier New" w:cs="Courier New"/>
@@ -2387,29 +2683,28 @@
           <w:color w:val="a02b93" w:themeColor="accent5"/>
         </w:rPr>
       </w:r>
-    </w:p>
-    <w:p>
-      <w:pPr>
-        <w:suppressLineNumbers w:val="true"/>
-        <w:pBdr/>
-        <w:spacing w:after="0" w:line="240" w:lineRule="auto"/>
-        <w:ind w:left="720"/>
+      <w:r>
         <w:rPr>
           <w:rFonts w:ascii="Courier New" w:hAnsi="Courier New" w:cs="Courier New"/>
           <w:b/>
           <w:bCs/>
           <w:color w:val="a02b93" w:themeColor="accent5"/>
         </w:rPr>
-      </w:pPr>
-      <w:r>
+      </w:r>
+    </w:p>
+    <w:p>
+      <w:pPr>
+        <w:suppressLineNumbers w:val="true"/>
+        <w:pBdr/>
+        <w:spacing w:after="0" w:line="240" w:lineRule="auto"/>
+        <w:ind w:left="720"/>
         <w:rPr>
           <w:rFonts w:ascii="Courier New" w:hAnsi="Courier New" w:cs="Courier New"/>
           <w:b/>
           <w:bCs/>
           <w:color w:val="a02b93" w:themeColor="accent5"/>
         </w:rPr>
-        <w:t xml:space="preserve">6</w:t>
-      </w:r>
+      </w:pPr>
       <w:r>
         <w:rPr>
           <w:rFonts w:ascii="Courier New" w:hAnsi="Courier New" w:cs="Courier New"/>
@@ -2417,6 +2712,23 @@
           <w:bCs/>
           <w:color w:val="a02b93" w:themeColor="accent5"/>
         </w:rPr>
+        <w:t xml:space="preserve">6</w:t>
+      </w:r>
+      <w:r>
+        <w:rPr>
+          <w:rFonts w:ascii="Courier New" w:hAnsi="Courier New" w:cs="Courier New"/>
+          <w:b/>
+          <w:bCs/>
+          <w:color w:val="a02b93" w:themeColor="accent5"/>
+        </w:rPr>
+      </w:r>
+      <w:r>
+        <w:rPr>
+          <w:rFonts w:ascii="Courier New" w:hAnsi="Courier New" w:cs="Courier New"/>
+          <w:b/>
+          <w:bCs/>
+          <w:color w:val="a02b93" w:themeColor="accent5"/>
+        </w:rPr>
       </w:r>
     </w:p>
     <w:p>
@@ -2439,10 +2751,15 @@
           <w:rFonts w:ascii="Courier New" w:hAnsi="Courier New" w:cs="Courier New"/>
         </w:rPr>
       </w:r>
+      <w:r>
+        <w:rPr>
+          <w:rFonts w:ascii="Courier New" w:hAnsi="Courier New" w:cs="Courier New"/>
+        </w:rPr>
+      </w:r>
     </w:p>
     <w:p>
       <w:pPr>
-        <w:pStyle w:val="826"/>
+        <w:pStyle w:val="970"/>
         <w:numPr>
           <w:ilvl w:val="0"/>
           <w:numId w:val="27"/>
@@ -2463,6 +2780,11 @@
           <w:rFonts w:ascii="Courier New" w:hAnsi="Courier New" w:cs="Courier New"/>
         </w:rPr>
       </w:r>
+      <w:r>
+        <w:rPr>
+          <w:rFonts w:ascii="Courier New" w:hAnsi="Courier New" w:cs="Courier New"/>
+        </w:rPr>
+      </w:r>
     </w:p>
     <w:p>
       <w:pPr>
@@ -2491,6 +2813,11 @@
           <w:rFonts w:ascii="Courier New" w:hAnsi="Courier New" w:cs="Courier New"/>
         </w:rPr>
       </w:r>
+      <w:r>
+        <w:rPr>
+          <w:rFonts w:ascii="Courier New" w:hAnsi="Courier New" w:cs="Courier New"/>
+        </w:rPr>
+      </w:r>
     </w:p>
     <w:p>
       <w:pPr>
@@ -2519,6 +2846,11 @@
           <w:rFonts w:ascii="Courier New" w:hAnsi="Courier New" w:cs="Courier New"/>
         </w:rPr>
       </w:r>
+      <w:r>
+        <w:rPr>
+          <w:rFonts w:ascii="Courier New" w:hAnsi="Courier New" w:cs="Courier New"/>
+        </w:rPr>
+      </w:r>
     </w:p>
     <w:p>
       <w:pPr>
@@ -2540,6 +2872,11 @@
           <w:rFonts w:ascii="Courier New" w:hAnsi="Courier New" w:cs="Courier New"/>
         </w:rPr>
       </w:r>
+      <w:r>
+        <w:rPr>
+          <w:rFonts w:ascii="Courier New" w:hAnsi="Courier New" w:cs="Courier New"/>
+        </w:rPr>
+      </w:r>
     </w:p>
     <w:p>
       <w:pPr>
@@ -2568,6 +2905,11 @@
           <w:rFonts w:ascii="Courier New" w:hAnsi="Courier New" w:cs="Courier New"/>
         </w:rPr>
       </w:r>
+      <w:r>
+        <w:rPr>
+          <w:rFonts w:ascii="Courier New" w:hAnsi="Courier New" w:cs="Courier New"/>
+        </w:rPr>
+      </w:r>
     </w:p>
     <w:p>
       <w:pPr>
@@ -2596,6 +2938,11 @@
           <w:rFonts w:ascii="Courier New" w:hAnsi="Courier New" w:cs="Courier New"/>
         </w:rPr>
       </w:r>
+      <w:r>
+        <w:rPr>
+          <w:rFonts w:ascii="Courier New" w:hAnsi="Courier New" w:cs="Courier New"/>
+        </w:rPr>
+      </w:r>
     </w:p>
     <w:p>
       <w:pPr>
@@ -2617,6 +2964,11 @@
           <w:rFonts w:ascii="Courier New" w:hAnsi="Courier New" w:cs="Courier New"/>
         </w:rPr>
       </w:r>
+      <w:r>
+        <w:rPr>
+          <w:rFonts w:ascii="Courier New" w:hAnsi="Courier New" w:cs="Courier New"/>
+        </w:rPr>
+      </w:r>
     </w:p>
     <w:p>
       <w:pPr>
@@ -2645,6 +2997,11 @@
           <w:rFonts w:ascii="Courier New" w:hAnsi="Courier New" w:cs="Courier New"/>
         </w:rPr>
       </w:r>
+      <w:r>
+        <w:rPr>
+          <w:rFonts w:ascii="Courier New" w:hAnsi="Courier New" w:cs="Courier New"/>
+        </w:rPr>
+      </w:r>
     </w:p>
     <w:p>
       <w:pPr>
@@ -2673,6 +3030,11 @@
           <w:rFonts w:ascii="Courier New" w:hAnsi="Courier New" w:cs="Courier New"/>
         </w:rPr>
       </w:r>
+      <w:r>
+        <w:rPr>
+          <w:rFonts w:ascii="Courier New" w:hAnsi="Courier New" w:cs="Courier New"/>
+        </w:rPr>
+      </w:r>
     </w:p>
     <w:p>
       <w:pPr>
@@ -2694,6 +3056,11 @@
           <w:rFonts w:ascii="Courier New" w:hAnsi="Courier New" w:cs="Courier New"/>
         </w:rPr>
       </w:r>
+      <w:r>
+        <w:rPr>
+          <w:rFonts w:ascii="Courier New" w:hAnsi="Courier New" w:cs="Courier New"/>
+        </w:rPr>
+      </w:r>
     </w:p>
     <w:p>
       <w:pPr>
@@ -2722,6 +3089,11 @@
           <w:rFonts w:ascii="Courier New" w:hAnsi="Courier New" w:cs="Courier New"/>
         </w:rPr>
       </w:r>
+      <w:r>
+        <w:rPr>
+          <w:rFonts w:ascii="Courier New" w:hAnsi="Courier New" w:cs="Courier New"/>
+        </w:rPr>
+      </w:r>
     </w:p>
     <w:p>
       <w:pPr>
@@ -2750,6 +3122,11 @@
           <w:rFonts w:ascii="Courier New" w:hAnsi="Courier New" w:cs="Courier New"/>
         </w:rPr>
       </w:r>
+      <w:r>
+        <w:rPr>
+          <w:rFonts w:ascii="Courier New" w:hAnsi="Courier New" w:cs="Courier New"/>
+        </w:rPr>
+      </w:r>
     </w:p>
     <w:p>
       <w:pPr>
@@ -2771,6 +3148,11 @@
           <w:rFonts w:ascii="Courier New" w:hAnsi="Courier New" w:cs="Courier New"/>
         </w:rPr>
       </w:r>
+      <w:r>
+        <w:rPr>
+          <w:rFonts w:ascii="Courier New" w:hAnsi="Courier New" w:cs="Courier New"/>
+        </w:rPr>
+      </w:r>
     </w:p>
     <w:p>
       <w:pPr>
@@ -2805,6 +3187,11 @@
           <w:rFonts w:ascii="Courier New" w:hAnsi="Courier New" w:cs="Courier New"/>
         </w:rPr>
       </w:r>
+      <w:r>
+        <w:rPr>
+          <w:rFonts w:ascii="Courier New" w:hAnsi="Courier New" w:cs="Courier New"/>
+        </w:rPr>
+      </w:r>
     </w:p>
     <w:p>
       <w:pPr>
@@ -2839,6 +3226,11 @@
           <w:rFonts w:ascii="Courier New" w:hAnsi="Courier New" w:cs="Courier New"/>
         </w:rPr>
       </w:r>
+      <w:r>
+        <w:rPr>
+          <w:rFonts w:ascii="Courier New" w:hAnsi="Courier New" w:cs="Courier New"/>
+        </w:rPr>
+      </w:r>
     </w:p>
     <w:p>
       <w:pPr>
@@ -2850,6 +3242,11 @@
           <w:rFonts w:ascii="Courier New" w:hAnsi="Courier New" w:cs="Courier New"/>
         </w:rPr>
       </w:pPr>
+      <w:r>
+        <w:rPr>
+          <w:rFonts w:ascii="Courier New" w:hAnsi="Courier New" w:cs="Courier New"/>
+        </w:rPr>
+      </w:r>
       <w:r>
         <w:rPr>
           <w:rFonts w:ascii="Courier New" w:hAnsi="Courier New" w:cs="Courier New"/>
@@ -2891,29 +3288,28 @@
           <w:color w:val="a02b93" w:themeColor="accent5"/>
         </w:rPr>
       </w:r>
-    </w:p>
-    <w:p>
-      <w:pPr>
-        <w:suppressLineNumbers w:val="true"/>
-        <w:pBdr/>
-        <w:spacing w:after="0" w:line="240" w:lineRule="auto"/>
-        <w:ind w:left="720"/>
+      <w:r>
         <w:rPr>
           <w:rFonts w:ascii="Courier New" w:hAnsi="Courier New" w:cs="Courier New"/>
           <w:b/>
           <w:bCs/>
           <w:color w:val="a02b93" w:themeColor="accent5"/>
         </w:rPr>
-      </w:pPr>
-      <w:r>
+      </w:r>
+    </w:p>
+    <w:p>
+      <w:pPr>
+        <w:suppressLineNumbers w:val="true"/>
+        <w:pBdr/>
+        <w:spacing w:after="0" w:line="240" w:lineRule="auto"/>
+        <w:ind w:left="720"/>
         <w:rPr>
           <w:rFonts w:ascii="Courier New" w:hAnsi="Courier New" w:cs="Courier New"/>
           <w:b/>
           <w:bCs/>
           <w:color w:val="a02b93" w:themeColor="accent5"/>
         </w:rPr>
-        <w:t xml:space="preserve">12</w:t>
-      </w:r>
+      </w:pPr>
       <w:r>
         <w:rPr>
           <w:rFonts w:ascii="Courier New" w:hAnsi="Courier New" w:cs="Courier New"/>
@@ -2921,6 +3317,23 @@
           <w:bCs/>
           <w:color w:val="a02b93" w:themeColor="accent5"/>
         </w:rPr>
+        <w:t xml:space="preserve">12</w:t>
+      </w:r>
+      <w:r>
+        <w:rPr>
+          <w:rFonts w:ascii="Courier New" w:hAnsi="Courier New" w:cs="Courier New"/>
+          <w:b/>
+          <w:bCs/>
+          <w:color w:val="a02b93" w:themeColor="accent5"/>
+        </w:rPr>
+      </w:r>
+      <w:r>
+        <w:rPr>
+          <w:rFonts w:ascii="Courier New" w:hAnsi="Courier New" w:cs="Courier New"/>
+          <w:b/>
+          <w:bCs/>
+          <w:color w:val="a02b93" w:themeColor="accent5"/>
+        </w:rPr>
       </w:r>
     </w:p>
     <w:p>
@@ -2943,6 +3356,11 @@
           <w:rFonts w:ascii="Courier New" w:hAnsi="Courier New" w:cs="Courier New"/>
         </w:rPr>
       </w:r>
+      <w:r>
+        <w:rPr>
+          <w:rFonts w:ascii="Courier New" w:hAnsi="Courier New" w:cs="Courier New"/>
+        </w:rPr>
+      </w:r>
     </w:p>
     <w:p>
       <w:pPr>
@@ -2964,10 +3382,15 @@
           <w:rFonts w:ascii="Courier New" w:hAnsi="Courier New" w:cs="Courier New"/>
         </w:rPr>
       </w:r>
+      <w:r>
+        <w:rPr>
+          <w:rFonts w:ascii="Courier New" w:hAnsi="Courier New" w:cs="Courier New"/>
+        </w:rPr>
+      </w:r>
     </w:p>
     <w:p>
       <w:pPr>
-        <w:pStyle w:val="826"/>
+        <w:pStyle w:val="970"/>
         <w:numPr>
           <w:ilvl w:val="0"/>
           <w:numId w:val="27"/>
@@ -2984,7 +3407,7 @@
     </w:p>
     <w:p>
       <w:pPr>
-        <w:pStyle w:val="826"/>
+        <w:pStyle w:val="970"/>
         <w:pBdr/>
         <w:spacing/>
         <w:ind/>
@@ -3009,6 +3432,11 @@
           <w:rFonts w:ascii="Courier New" w:hAnsi="Courier New" w:cs="Courier New"/>
         </w:rPr>
         <w:t xml:space="preserve">);</w:t>
+      </w:r>
+      <w:r>
+        <w:rPr>
+          <w:rFonts w:ascii="Courier New" w:hAnsi="Courier New" w:cs="Courier New"/>
+        </w:rPr>
       </w:r>
       <w:r>
         <w:rPr>
@@ -3018,7 +3446,7 @@
     </w:p>
     <w:p>
       <w:pPr>
-        <w:pStyle w:val="826"/>
+        <w:pStyle w:val="970"/>
         <w:pBdr/>
         <w:spacing/>
         <w:ind/>
@@ -3043,6 +3471,11 @@
           <w:rFonts w:ascii="Courier New" w:hAnsi="Courier New" w:cs="Courier New"/>
         </w:rPr>
         <w:t xml:space="preserve">);</w:t>
+      </w:r>
+      <w:r>
+        <w:rPr>
+          <w:rFonts w:ascii="Courier New" w:hAnsi="Courier New" w:cs="Courier New"/>
+        </w:rPr>
       </w:r>
       <w:r>
         <w:rPr>
@@ -3052,7 +3485,7 @@
     </w:p>
     <w:p>
       <w:pPr>
-        <w:pStyle w:val="826"/>
+        <w:pStyle w:val="970"/>
         <w:pBdr/>
         <w:spacing/>
         <w:ind/>
@@ -3077,6 +3510,11 @@
           <w:rFonts w:ascii="Courier New" w:hAnsi="Courier New" w:cs="Courier New"/>
         </w:rPr>
         <w:t xml:space="preserve">);</w:t>
+      </w:r>
+      <w:r>
+        <w:rPr>
+          <w:rFonts w:ascii="Courier New" w:hAnsi="Courier New" w:cs="Courier New"/>
+        </w:rPr>
       </w:r>
       <w:r>
         <w:rPr>
@@ -3086,7 +3524,7 @@
     </w:p>
     <w:p>
       <w:pPr>
-        <w:pStyle w:val="826"/>
+        <w:pStyle w:val="970"/>
         <w:pBdr/>
         <w:spacing/>
         <w:ind/>
@@ -3111,6 +3549,11 @@
           <w:rFonts w:ascii="Courier New" w:hAnsi="Courier New" w:cs="Courier New"/>
         </w:rPr>
         <w:t xml:space="preserve">);</w:t>
+      </w:r>
+      <w:r>
+        <w:rPr>
+          <w:rFonts w:ascii="Courier New" w:hAnsi="Courier New" w:cs="Courier New"/>
+        </w:rPr>
       </w:r>
       <w:r>
         <w:rPr>
@@ -3120,14 +3563,19 @@
     </w:p>
     <w:p>
       <w:pPr>
-        <w:pStyle w:val="826"/>
-        <w:pBdr/>
-        <w:spacing/>
-        <w:ind/>
-        <w:rPr>
-          <w:rFonts w:ascii="Courier New" w:hAnsi="Courier New" w:cs="Courier New"/>
-        </w:rPr>
-      </w:pPr>
+        <w:pStyle w:val="970"/>
+        <w:pBdr/>
+        <w:spacing/>
+        <w:ind/>
+        <w:rPr>
+          <w:rFonts w:ascii="Courier New" w:hAnsi="Courier New" w:cs="Courier New"/>
+        </w:rPr>
+      </w:pPr>
+      <w:r>
+        <w:rPr>
+          <w:rFonts w:ascii="Courier New" w:hAnsi="Courier New" w:cs="Courier New"/>
+        </w:rPr>
+      </w:r>
       <w:r>
         <w:rPr>
           <w:rFonts w:ascii="Courier New" w:hAnsi="Courier New" w:cs="Courier New"/>
@@ -3141,7 +3589,7 @@
     </w:p>
     <w:p>
       <w:pPr>
-        <w:pStyle w:val="826"/>
+        <w:pStyle w:val="970"/>
         <w:pBdr/>
         <w:spacing/>
         <w:ind/>
@@ -3156,6 +3604,12 @@
           <w:color w:val="a02b93" w:themeColor="accent5"/>
         </w:rPr>
         <w:t xml:space="preserve">Hello World! How are you?</w:t>
+      </w:r>
+      <w:r>
+        <w:rPr>
+          <w:rFonts w:ascii="Courier New" w:hAnsi="Courier New" w:cs="Courier New"/>
+          <w:color w:val="a02b93" w:themeColor="accent5"/>
+        </w:rPr>
       </w:r>
       <w:r>
         <w:rPr>
@@ -3166,7 +3620,7 @@
     </w:p>
     <w:p>
       <w:pPr>
-        <w:pStyle w:val="826"/>
+        <w:pStyle w:val="970"/>
         <w:pBdr/>
         <w:spacing/>
         <w:ind/>
@@ -3181,6 +3635,12 @@
           <w:color w:val="a02b93" w:themeColor="accent5"/>
         </w:rPr>
         <w:t xml:space="preserve">I am fine.</w:t>
+      </w:r>
+      <w:r>
+        <w:rPr>
+          <w:rFonts w:ascii="Courier New" w:hAnsi="Courier New" w:cs="Courier New"/>
+          <w:color w:val="a02b93" w:themeColor="accent5"/>
+        </w:rPr>
       </w:r>
       <w:r>
         <w:rPr>
@@ -3191,7 +3651,7 @@
     </w:p>
     <w:p>
       <w:pPr>
-        <w:pStyle w:val="826"/>
+        <w:pStyle w:val="970"/>
         <w:pBdr/>
         <w:spacing/>
         <w:ind/>
@@ -3214,7 +3674,7 @@
     </w:p>
     <w:p>
       <w:pPr>
-        <w:pStyle w:val="826"/>
+        <w:pStyle w:val="970"/>
         <w:numPr>
           <w:ilvl w:val="0"/>
           <w:numId w:val="27"/>
@@ -3237,7 +3697,7 @@
     </w:p>
     <w:p>
       <w:pPr>
-        <w:pStyle w:val="826"/>
+        <w:pStyle w:val="970"/>
         <w:pBdr/>
         <w:spacing/>
         <w:ind/>
@@ -3256,6 +3716,11 @@
           <w:rFonts w:ascii="Courier New" w:hAnsi="Courier New" w:cs="Courier New"/>
         </w:rPr>
         <w:t xml:space="preserve">";</w:t>
+      </w:r>
+      <w:r>
+        <w:rPr>
+          <w:rFonts w:ascii="Courier New" w:hAnsi="Courier New" w:cs="Courier New"/>
+        </w:rPr>
       </w:r>
       <w:r>
         <w:rPr>
@@ -3265,7 +3730,7 @@
     </w:p>
     <w:p>
       <w:pPr>
-        <w:pStyle w:val="826"/>
+        <w:pStyle w:val="970"/>
         <w:pBdr/>
         <w:spacing/>
         <w:ind/>
@@ -3284,6 +3749,11 @@
           <w:rFonts w:ascii="Courier New" w:hAnsi="Courier New" w:cs="Courier New"/>
         </w:rPr>
         <w:t xml:space="preserve">25;</w:t>
+      </w:r>
+      <w:r>
+        <w:rPr>
+          <w:rFonts w:ascii="Courier New" w:hAnsi="Courier New" w:cs="Courier New"/>
+        </w:rPr>
       </w:r>
       <w:r>
         <w:rPr>
@@ -3293,7 +3763,7 @@
     </w:p>
     <w:p>
       <w:pPr>
-        <w:pStyle w:val="826"/>
+        <w:pStyle w:val="970"/>
         <w:pBdr/>
         <w:spacing/>
         <w:ind/>
@@ -3318,6 +3788,11 @@
           <w:rFonts w:ascii="Courier New" w:hAnsi="Courier New" w:cs="Courier New"/>
         </w:rPr>
         <w:t xml:space="preserve">);</w:t>
+      </w:r>
+      <w:r>
+        <w:rPr>
+          <w:rFonts w:ascii="Courier New" w:hAnsi="Courier New" w:cs="Courier New"/>
+        </w:rPr>
       </w:r>
       <w:r>
         <w:rPr>
@@ -3327,14 +3802,19 @@
     </w:p>
     <w:p>
       <w:pPr>
-        <w:pStyle w:val="826"/>
-        <w:pBdr/>
-        <w:spacing/>
-        <w:ind/>
-        <w:rPr>
-          <w:rFonts w:ascii="Courier New" w:hAnsi="Courier New" w:cs="Courier New"/>
-        </w:rPr>
-      </w:pPr>
+        <w:pStyle w:val="970"/>
+        <w:pBdr/>
+        <w:spacing/>
+        <w:ind/>
+        <w:rPr>
+          <w:rFonts w:ascii="Courier New" w:hAnsi="Courier New" w:cs="Courier New"/>
+        </w:rPr>
+      </w:pPr>
+      <w:r>
+        <w:rPr>
+          <w:rFonts w:ascii="Courier New" w:hAnsi="Courier New" w:cs="Courier New"/>
+        </w:rPr>
+      </w:r>
       <w:r>
         <w:rPr>
           <w:rFonts w:ascii="Courier New" w:hAnsi="Courier New" w:cs="Courier New"/>
@@ -3348,7 +3828,7 @@
     </w:p>
     <w:p>
       <w:pPr>
-        <w:pStyle w:val="826"/>
+        <w:pStyle w:val="970"/>
         <w:pBdr/>
         <w:spacing/>
         <w:ind/>
@@ -3363,6 +3843,12 @@
           <w:color w:val="a02b93" w:themeColor="accent5"/>
         </w:rPr>
         <w:t xml:space="preserve">My name is Anna and I am 25 years old.</w:t>
+      </w:r>
+      <w:r>
+        <w:rPr>
+          <w:rFonts w:ascii="Courier New" w:hAnsi="Courier New" w:cs="Courier New"/>
+          <w:color w:val="a02b93" w:themeColor="accent5"/>
+        </w:rPr>
       </w:r>
       <w:r>
         <w:rPr>
@@ -3373,14 +3859,19 @@
     </w:p>
     <w:p>
       <w:pPr>
-        <w:pStyle w:val="826"/>
-        <w:pBdr/>
-        <w:spacing/>
-        <w:ind/>
-        <w:rPr>
-          <w:rFonts w:ascii="Courier New" w:hAnsi="Courier New" w:cs="Courier New"/>
-        </w:rPr>
-      </w:pPr>
+        <w:pStyle w:val="970"/>
+        <w:pBdr/>
+        <w:spacing/>
+        <w:ind/>
+        <w:rPr>
+          <w:rFonts w:ascii="Courier New" w:hAnsi="Courier New" w:cs="Courier New"/>
+        </w:rPr>
+      </w:pPr>
+      <w:r>
+        <w:rPr>
+          <w:rFonts w:ascii="Courier New" w:hAnsi="Courier New" w:cs="Courier New"/>
+        </w:rPr>
+      </w:r>
       <w:r>
         <w:rPr>
           <w:rFonts w:ascii="Courier New" w:hAnsi="Courier New" w:cs="Courier New"/>
@@ -3394,14 +3885,19 @@
     </w:p>
     <w:p>
       <w:pPr>
-        <w:pStyle w:val="826"/>
-        <w:pBdr/>
-        <w:spacing/>
-        <w:ind/>
-        <w:rPr>
-          <w:rFonts w:ascii="Courier New" w:hAnsi="Courier New" w:cs="Courier New"/>
-        </w:rPr>
-      </w:pPr>
+        <w:pStyle w:val="970"/>
+        <w:pBdr/>
+        <w:spacing/>
+        <w:ind/>
+        <w:rPr>
+          <w:rFonts w:ascii="Courier New" w:hAnsi="Courier New" w:cs="Courier New"/>
+        </w:rPr>
+      </w:pPr>
+      <w:r>
+        <w:rPr>
+          <w:rFonts w:ascii="Courier New" w:hAnsi="Courier New" w:cs="Courier New"/>
+        </w:rPr>
+      </w:r>
       <w:r>
         <w:rPr>
           <w:rFonts w:ascii="Courier New" w:hAnsi="Courier New" w:cs="Courier New"/>
@@ -3415,7 +3911,7 @@
     </w:p>
     <w:p>
       <w:pPr>
-        <w:pStyle w:val="826"/>
+        <w:pStyle w:val="970"/>
         <w:numPr>
           <w:ilvl w:val="0"/>
           <w:numId w:val="27"/>
@@ -3432,7 +3928,7 @@
     </w:p>
     <w:p>
       <w:pPr>
-        <w:pStyle w:val="826"/>
+        <w:pStyle w:val="970"/>
         <w:pBdr/>
         <w:spacing/>
         <w:ind/>
@@ -3445,7 +3941,7 @@
     </w:p>
     <w:p>
       <w:pPr>
-        <w:pStyle w:val="826"/>
+        <w:pStyle w:val="970"/>
         <w:numPr>
           <w:ilvl w:val="0"/>
           <w:numId w:val="30"/>
@@ -3462,7 +3958,7 @@
     </w:p>
     <w:p>
       <w:pPr>
-        <w:pStyle w:val="826"/>
+        <w:pStyle w:val="970"/>
         <w:numPr>
           <w:ilvl w:val="0"/>
           <w:numId w:val="30"/>
@@ -3497,7 +3993,7 @@
     </w:p>
     <w:p>
       <w:pPr>
-        <w:pStyle w:val="826"/>
+        <w:pStyle w:val="970"/>
         <w:numPr>
           <w:ilvl w:val="0"/>
           <w:numId w:val="30"/>
@@ -3521,7 +4017,7 @@
     </w:p>
     <w:p>
       <w:pPr>
-        <w:pStyle w:val="826"/>
+        <w:pStyle w:val="970"/>
         <w:numPr>
           <w:ilvl w:val="0"/>
           <w:numId w:val="30"/>
@@ -3557,7 +4053,7 @@
     </w:p>
     <w:p>
       <w:pPr>
-        <w:pStyle w:val="826"/>
+        <w:pStyle w:val="970"/>
         <w:numPr>
           <w:ilvl w:val="1"/>
           <w:numId w:val="27"/>
@@ -3592,10 +4088,15 @@
           <w:rFonts w:ascii="Courier New" w:hAnsi="Courier New" w:cs="Courier New"/>
         </w:rPr>
       </w:r>
+      <w:r>
+        <w:rPr>
+          <w:rFonts w:ascii="Courier New" w:hAnsi="Courier New" w:cs="Courier New"/>
+        </w:rPr>
+      </w:r>
     </w:p>
     <w:p>
       <w:pPr>
-        <w:pStyle w:val="826"/>
+        <w:pStyle w:val="970"/>
         <w:pBdr/>
         <w:spacing/>
         <w:ind w:left="1440"/>
@@ -3631,6 +4132,12 @@
           <w:color w:val="a02b93" w:themeColor="accent5"/>
         </w:rPr>
         <w:t xml:space="preserve">);</w:t>
+      </w:r>
+      <w:r>
+        <w:rPr>
+          <w:rFonts w:ascii="Courier New" w:hAnsi="Courier New" w:cs="Courier New"/>
+          <w:color w:val="a02b93" w:themeColor="accent5"/>
+        </w:rPr>
       </w:r>
       <w:r>
         <w:rPr>
@@ -3641,7 +4148,7 @@
     </w:p>
     <w:p>
       <w:pPr>
-        <w:pStyle w:val="826"/>
+        <w:pStyle w:val="970"/>
         <w:pBdr/>
         <w:spacing/>
         <w:ind w:left="1440"/>
@@ -3677,6 +4184,12 @@
           <w:color w:val="a02b93" w:themeColor="accent5"/>
         </w:rPr>
         <w:t xml:space="preserve">);</w:t>
+      </w:r>
+      <w:r>
+        <w:rPr>
+          <w:rFonts w:ascii="Courier New" w:hAnsi="Courier New" w:cs="Courier New"/>
+          <w:color w:val="a02b93" w:themeColor="accent5"/>
+        </w:rPr>
       </w:r>
       <w:r>
         <w:rPr>
@@ -3687,7 +4200,7 @@
     </w:p>
     <w:p>
       <w:pPr>
-        <w:pStyle w:val="826"/>
+        <w:pStyle w:val="970"/>
         <w:pBdr/>
         <w:spacing/>
         <w:ind w:left="1440"/>
@@ -3696,6 +4209,12 @@
           <w:color w:val="a02b93" w:themeColor="accent5"/>
         </w:rPr>
       </w:pPr>
+      <w:r>
+        <w:rPr>
+          <w:rFonts w:ascii="Courier New" w:hAnsi="Courier New" w:cs="Courier New"/>
+          <w:color w:val="a02b93" w:themeColor="accent5"/>
+        </w:rPr>
+      </w:r>
       <w:r>
         <w:rPr>
           <w:rFonts w:ascii="Courier New" w:hAnsi="Courier New" w:cs="Courier New"/>
@@ -3711,7 +4230,7 @@
     </w:p>
     <w:p>
       <w:pPr>
-        <w:pStyle w:val="826"/>
+        <w:pStyle w:val="970"/>
         <w:pBdr/>
         <w:spacing/>
         <w:ind w:left="1440"/>
@@ -3739,10 +4258,18 @@
           <w:color w:val="a02b93" w:themeColor="accent5"/>
         </w:rPr>
       </w:r>
+      <w:r>
+        <w:rPr>
+          <w:rFonts w:ascii="Courier New" w:hAnsi="Courier New" w:cs="Courier New"/>
+          <w:b/>
+          <w:bCs/>
+          <w:color w:val="a02b93" w:themeColor="accent5"/>
+        </w:rPr>
+      </w:r>
     </w:p>
     <w:p>
       <w:pPr>
-        <w:pStyle w:val="826"/>
+        <w:pStyle w:val="970"/>
         <w:pBdr/>
         <w:spacing/>
         <w:ind w:left="1440"/>
@@ -3750,6 +4277,11 @@
           <w:rFonts w:ascii="Courier New" w:hAnsi="Courier New" w:cs="Courier New"/>
         </w:rPr>
       </w:pPr>
+      <w:r>
+        <w:rPr>
+          <w:rFonts w:ascii="Courier New" w:hAnsi="Courier New" w:cs="Courier New"/>
+        </w:rPr>
+      </w:r>
       <w:r>
         <w:rPr>
           <w:rFonts w:ascii="Courier New" w:hAnsi="Courier New" w:cs="Courier New"/>
@@ -3763,7 +4295,7 @@
     </w:p>
     <w:p>
       <w:pPr>
-        <w:pStyle w:val="826"/>
+        <w:pStyle w:val="970"/>
         <w:numPr>
           <w:ilvl w:val="1"/>
           <w:numId w:val="27"/>
@@ -3804,10 +4336,15 @@
           <w:rFonts w:ascii="Courier New" w:hAnsi="Courier New" w:cs="Courier New"/>
         </w:rPr>
       </w:r>
+      <w:r>
+        <w:rPr>
+          <w:rFonts w:ascii="Courier New" w:hAnsi="Courier New" w:cs="Courier New"/>
+        </w:rPr>
+      </w:r>
     </w:p>
     <w:p>
       <w:pPr>
-        <w:pStyle w:val="826"/>
+        <w:pStyle w:val="970"/>
         <w:pBdr/>
         <w:spacing/>
         <w:ind w:left="1440"/>
@@ -3850,6 +4387,12 @@
           <w:color w:val="a02b93" w:themeColor="accent5"/>
         </w:rPr>
         <w:t xml:space="preserve">);</w:t>
+      </w:r>
+      <w:r>
+        <w:rPr>
+          <w:rFonts w:ascii="Courier New" w:hAnsi="Courier New" w:cs="Courier New"/>
+          <w:color w:val="a02b93" w:themeColor="accent5"/>
+        </w:rPr>
       </w:r>
       <w:r>
         <w:rPr>
@@ -3860,7 +4403,7 @@
     </w:p>
     <w:p>
       <w:pPr>
-        <w:pStyle w:val="826"/>
+        <w:pStyle w:val="970"/>
         <w:pBdr/>
         <w:spacing/>
         <w:ind w:left="1440"/>
@@ -3903,6 +4446,12 @@
           <w:color w:val="a02b93" w:themeColor="accent5"/>
         </w:rPr>
         <w:t xml:space="preserve"> </w:t>
+      </w:r>
+      <w:r>
+        <w:rPr>
+          <w:rFonts w:ascii="Courier New" w:hAnsi="Courier New" w:cs="Courier New"/>
+          <w:color w:val="a02b93" w:themeColor="accent5"/>
+        </w:rPr>
       </w:r>
       <w:r>
         <w:rPr>
@@ -3913,7 +4462,7 @@
     </w:p>
     <w:p>
       <w:pPr>
-        <w:pStyle w:val="826"/>
+        <w:pStyle w:val="970"/>
         <w:pBdr/>
         <w:spacing/>
         <w:ind w:left="1440"/>
@@ -3922,6 +4471,12 @@
           <w:color w:val="a02b93" w:themeColor="accent5"/>
         </w:rPr>
       </w:pPr>
+      <w:r>
+        <w:rPr>
+          <w:rFonts w:ascii="Courier New" w:hAnsi="Courier New" w:cs="Courier New"/>
+          <w:color w:val="a02b93" w:themeColor="accent5"/>
+        </w:rPr>
+      </w:r>
       <w:r>
         <w:rPr>
           <w:rFonts w:ascii="Courier New" w:hAnsi="Courier New" w:cs="Courier New"/>
@@ -3937,7 +4492,7 @@
     </w:p>
     <w:p>
       <w:pPr>
-        <w:pStyle w:val="826"/>
+        <w:pStyle w:val="970"/>
         <w:pBdr/>
         <w:spacing/>
         <w:ind w:left="1440"/>
@@ -3946,6 +4501,7 @@
           <w:b/>
           <w:bCs/>
           <w:color w:val="a02b93" w:themeColor="accent5"/>
+          <w:highlight w:val="none"/>
         </w:rPr>
       </w:pPr>
       <w:r>
@@ -3963,6 +4519,55 @@
           <w:b/>
           <w:bCs/>
           <w:color w:val="a02b93" w:themeColor="accent5"/>
+        </w:rPr>
+      </w:r>
+      <w:r>
+        <w:rPr>
+          <w:rFonts w:ascii="Courier New" w:hAnsi="Courier New" w:cs="Courier New"/>
+          <w:b/>
+          <w:bCs/>
+          <w:color w:val="a02b93" w:themeColor="accent5"/>
+        </w:rPr>
+      </w:r>
+    </w:p>
+    <w:p>
+      <w:pPr>
+        <w:pStyle w:val="970"/>
+        <w:pBdr/>
+        <w:spacing/>
+        <w:ind w:left="1440"/>
+        <w:rPr>
+          <w:rFonts w:ascii="Courier New" w:hAnsi="Courier New" w:cs="Courier New"/>
+          <w:b/>
+          <w:bCs/>
+          <w:color w:val="a02b93" w:themeColor="accent5"/>
+        </w:rPr>
+      </w:pPr>
+      <w:r>
+        <w:rPr>
+          <w:rFonts w:ascii="Courier New" w:hAnsi="Courier New" w:cs="Courier New"/>
+          <w:b/>
+          <w:bCs/>
+          <w:color w:val="a02b93" w:themeColor="accent5"/>
+          <w:highlight w:val="none"/>
+        </w:rPr>
+      </w:r>
+      <w:r>
+        <w:rPr>
+          <w:rFonts w:ascii="Courier New" w:hAnsi="Courier New" w:cs="Courier New"/>
+          <w:b/>
+          <w:bCs/>
+          <w:color w:val="a02b93" w:themeColor="accent5"/>
+          <w:highlight w:val="none"/>
+        </w:rPr>
+      </w:r>
+      <w:r>
+        <w:rPr>
+          <w:rFonts w:ascii="Courier New" w:hAnsi="Courier New" w:cs="Courier New"/>
+          <w:b/>
+          <w:bCs/>
+          <w:color w:val="a02b93" w:themeColor="accent5"/>
+          <w:highlight w:val="none"/>
         </w:rPr>
       </w:r>
     </w:p>
@@ -7987,9 +8592,9 @@
     <w:lsdException w:name="Bibliography" w:uiPriority="37"/>
     <w:lsdException w:name="TOC Heading" w:uiPriority="39" w:qFormat="1"/>
   </w:latentStyles>
-  <w:style w:type="table" w:styleId="13">
+  <w:style w:type="table" w:styleId="780">
     <w:name w:val="Table Grid Light"/>
-    <w:basedOn w:val="790"/>
+    <w:basedOn w:val="934"/>
     <w:uiPriority w:val="59"/>
     <w:pPr>
       <w:pBdr/>
@@ -8186,9 +8791,9 @@
       </w:tcPr>
     </w:tblStylePr>
   </w:style>
-  <w:style w:type="table" w:styleId="14">
+  <w:style w:type="table" w:styleId="781">
     <w:name w:val="Plain Table 1"/>
-    <w:basedOn w:val="790"/>
+    <w:basedOn w:val="934"/>
     <w:uiPriority w:val="59"/>
     <w:pPr>
       <w:pBdr/>
@@ -8411,9 +9016,9 @@
       </w:tcPr>
     </w:tblStylePr>
   </w:style>
-  <w:style w:type="table" w:styleId="15">
+  <w:style w:type="table" w:styleId="782">
     <w:name w:val="Plain Table 2"/>
-    <w:basedOn w:val="790"/>
+    <w:basedOn w:val="934"/>
     <w:uiPriority w:val="59"/>
     <w:pPr>
       <w:pBdr/>
@@ -8644,9 +9249,9 @@
       </w:tcPr>
     </w:tblStylePr>
   </w:style>
-  <w:style w:type="table" w:styleId="16">
+  <w:style w:type="table" w:styleId="783">
     <w:name w:val="Plain Table 3"/>
-    <w:basedOn w:val="790"/>
+    <w:basedOn w:val="934"/>
     <w:uiPriority w:val="99"/>
     <w:pPr>
       <w:pBdr/>
@@ -8874,9 +9479,9 @@
       </w:tcPr>
     </w:tblStylePr>
   </w:style>
-  <w:style w:type="table" w:styleId="17">
+  <w:style w:type="table" w:styleId="784">
     <w:name w:val="Plain Table 4"/>
-    <w:basedOn w:val="790"/>
+    <w:basedOn w:val="934"/>
     <w:uiPriority w:val="99"/>
     <w:pPr>
       <w:pBdr/>
@@ -9090,9 +9695,9 @@
       </w:tcPr>
     </w:tblStylePr>
   </w:style>
-  <w:style w:type="table" w:styleId="18">
+  <w:style w:type="table" w:styleId="785">
     <w:name w:val="Plain Table 5"/>
-    <w:basedOn w:val="790"/>
+    <w:basedOn w:val="934"/>
     <w:uiPriority w:val="99"/>
     <w:pPr>
       <w:pBdr/>
@@ -9323,9 +9928,9 @@
       </w:tcPr>
     </w:tblStylePr>
   </w:style>
-  <w:style w:type="table" w:styleId="19">
+  <w:style w:type="table" w:styleId="786">
     <w:name w:val="Grid Table 1 Light"/>
-    <w:basedOn w:val="790"/>
+    <w:basedOn w:val="934"/>
     <w:uiPriority w:val="99"/>
     <w:pPr>
       <w:pBdr/>
@@ -9546,9 +10151,9 @@
       </w:tcPr>
     </w:tblStylePr>
   </w:style>
-  <w:style w:type="table" w:styleId="20">
+  <w:style w:type="table" w:styleId="787">
     <w:name w:val="Grid Table 1 Light - Accent 1"/>
-    <w:basedOn w:val="790"/>
+    <w:basedOn w:val="934"/>
     <w:uiPriority w:val="99"/>
     <w:pPr>
       <w:pBdr/>
@@ -9769,9 +10374,9 @@
       </w:tcPr>
     </w:tblStylePr>
   </w:style>
-  <w:style w:type="table" w:styleId="21">
+  <w:style w:type="table" w:styleId="788">
     <w:name w:val="Grid Table 1 Light - Accent 2"/>
-    <w:basedOn w:val="790"/>
+    <w:basedOn w:val="934"/>
     <w:uiPriority w:val="99"/>
     <w:pPr>
       <w:pBdr/>
@@ -9992,9 +10597,9 @@
       </w:tcPr>
     </w:tblStylePr>
   </w:style>
-  <w:style w:type="table" w:styleId="22">
+  <w:style w:type="table" w:styleId="789">
     <w:name w:val="Grid Table 1 Light - Accent 3"/>
-    <w:basedOn w:val="790"/>
+    <w:basedOn w:val="934"/>
     <w:uiPriority w:val="99"/>
     <w:pPr>
       <w:pBdr/>
@@ -10215,9 +10820,9 @@
       </w:tcPr>
     </w:tblStylePr>
   </w:style>
-  <w:style w:type="table" w:styleId="23">
+  <w:style w:type="table" w:styleId="790">
     <w:name w:val="Grid Table 1 Light - Accent 4"/>
-    <w:basedOn w:val="790"/>
+    <w:basedOn w:val="934"/>
     <w:uiPriority w:val="99"/>
     <w:pPr>
       <w:pBdr/>
@@ -10438,9 +11043,9 @@
       </w:tcPr>
     </w:tblStylePr>
   </w:style>
-  <w:style w:type="table" w:styleId="24">
+  <w:style w:type="table" w:styleId="791">
     <w:name w:val="Grid Table 1 Light - Accent 5"/>
-    <w:basedOn w:val="790"/>
+    <w:basedOn w:val="934"/>
     <w:uiPriority w:val="99"/>
     <w:pPr>
       <w:pBdr/>
@@ -10661,9 +11266,9 @@
       </w:tcPr>
     </w:tblStylePr>
   </w:style>
-  <w:style w:type="table" w:styleId="25">
+  <w:style w:type="table" w:styleId="792">
     <w:name w:val="Grid Table 1 Light - Accent 6"/>
-    <w:basedOn w:val="790"/>
+    <w:basedOn w:val="934"/>
     <w:uiPriority w:val="99"/>
     <w:pPr>
       <w:pBdr/>
@@ -10884,9 +11489,9 @@
       </w:tcPr>
     </w:tblStylePr>
   </w:style>
-  <w:style w:type="table" w:styleId="26">
+  <w:style w:type="table" w:styleId="793">
     <w:name w:val="Grid Table 2"/>
-    <w:basedOn w:val="790"/>
+    <w:basedOn w:val="934"/>
     <w:uiPriority w:val="99"/>
     <w:pPr>
       <w:pBdr/>
@@ -11116,9 +11721,9 @@
       </w:tcPr>
     </w:tblStylePr>
   </w:style>
-  <w:style w:type="table" w:styleId="27">
+  <w:style w:type="table" w:styleId="794">
     <w:name w:val="Grid Table 2 - Accent 1"/>
-    <w:basedOn w:val="790"/>
+    <w:basedOn w:val="934"/>
     <w:uiPriority w:val="99"/>
     <w:pPr>
       <w:pBdr/>
@@ -11348,9 +11953,9 @@
       </w:tcPr>
     </w:tblStylePr>
   </w:style>
-  <w:style w:type="table" w:styleId="28">
+  <w:style w:type="table" w:styleId="795">
     <w:name w:val="Grid Table 2 - Accent 2"/>
-    <w:basedOn w:val="790"/>
+    <w:basedOn w:val="934"/>
     <w:uiPriority w:val="99"/>
     <w:pPr>
       <w:pBdr/>
@@ -11580,9 +12185,9 @@
       </w:tcPr>
     </w:tblStylePr>
   </w:style>
-  <w:style w:type="table" w:styleId="29">
+  <w:style w:type="table" w:styleId="796">
     <w:name w:val="Grid Table 2 - Accent 3"/>
-    <w:basedOn w:val="790"/>
+    <w:basedOn w:val="934"/>
     <w:uiPriority w:val="99"/>
     <w:pPr>
       <w:pBdr/>
@@ -11812,9 +12417,9 @@
       </w:tcPr>
     </w:tblStylePr>
   </w:style>
-  <w:style w:type="table" w:styleId="30">
+  <w:style w:type="table" w:styleId="797">
     <w:name w:val="Grid Table 2 - Accent 4"/>
-    <w:basedOn w:val="790"/>
+    <w:basedOn w:val="934"/>
     <w:uiPriority w:val="99"/>
     <w:pPr>
       <w:pBdr/>
@@ -12044,9 +12649,9 @@
       </w:tcPr>
     </w:tblStylePr>
   </w:style>
-  <w:style w:type="table" w:styleId="31">
+  <w:style w:type="table" w:styleId="798">
     <w:name w:val="Grid Table 2 - Accent 5"/>
-    <w:basedOn w:val="790"/>
+    <w:basedOn w:val="934"/>
     <w:uiPriority w:val="99"/>
     <w:pPr>
       <w:pBdr/>
@@ -12276,9 +12881,9 @@
       </w:tcPr>
     </w:tblStylePr>
   </w:style>
-  <w:style w:type="table" w:styleId="32">
+  <w:style w:type="table" w:styleId="799">
     <w:name w:val="Grid Table 2 - Accent 6"/>
-    <w:basedOn w:val="790"/>
+    <w:basedOn w:val="934"/>
     <w:uiPriority w:val="99"/>
     <w:pPr>
       <w:pBdr/>
@@ -12508,9 +13113,9 @@
       </w:tcPr>
     </w:tblStylePr>
   </w:style>
-  <w:style w:type="table" w:styleId="33">
+  <w:style w:type="table" w:styleId="800">
     <w:name w:val="Grid Table 3"/>
-    <w:basedOn w:val="790"/>
+    <w:basedOn w:val="934"/>
     <w:uiPriority w:val="99"/>
     <w:pPr>
       <w:pBdr/>
@@ -12609,29 +13214,6 @@
         <w:tblBorders/>
       </w:tblPr>
       <w:tcPr>
-        <w:shd w:color="ffffff"/>
-        <w:tcBorders>
-          <w:top w:val="none" w:color="000000" w:sz="4" w:space="0"/>
-          <w:left w:val="none" w:color="000000" w:sz="4" w:space="0"/>
-          <w:bottom w:val="none" w:color="000000" w:sz="4" w:space="0"/>
-          <w:right w:val="none" w:color="000000" w:sz="4" w:space="0"/>
-        </w:tcBorders>
-      </w:tcPr>
-    </w:tblStylePr>
-    <w:tblStylePr w:type="firstRow">
-      <w:rPr>
-        <w:b/>
-        <w:color w:val="404040"/>
-      </w:rPr>
-      <w:pPr>
-        <w:pBdr/>
-        <w:spacing/>
-        <w:ind/>
-      </w:pPr>
-      <w:tblPr>
-        <w:tblBorders/>
-      </w:tblPr>
-      <w:tcPr>
         <w:shd w:val="clear" w:color="ffffff"/>
         <w:tcBorders>
           <w:top w:val="none" w:color="000000" w:sz="4" w:space="0"/>
@@ -12641,30 +13223,7 @@
         </w:tcBorders>
       </w:tcPr>
     </w:tblStylePr>
-    <w:tblStylePr w:type="lastCol">
-      <w:rPr>
-        <w:i/>
-        <w:color w:val="404040"/>
-      </w:rPr>
-      <w:pPr>
-        <w:pBdr/>
-        <w:spacing/>
-        <w:ind/>
-      </w:pPr>
-      <w:tblPr>
-        <w:tblBorders/>
-      </w:tblPr>
-      <w:tcPr>
-        <w:shd w:color="ffffff"/>
-        <w:tcBorders>
-          <w:top w:val="none" w:color="000000" w:sz="4" w:space="0"/>
-          <w:left w:val="none" w:color="000000" w:sz="4" w:space="0"/>
-          <w:bottom w:val="none" w:color="000000" w:sz="4" w:space="0"/>
-          <w:right w:val="none" w:color="000000" w:sz="4" w:space="0"/>
-        </w:tcBorders>
-      </w:tcPr>
-    </w:tblStylePr>
-    <w:tblStylePr w:type="lastRow">
+    <w:tblStylePr w:type="firstRow">
       <w:rPr>
         <w:b/>
         <w:color w:val="404040"/>
@@ -12687,6 +13246,52 @@
         </w:tcBorders>
       </w:tcPr>
     </w:tblStylePr>
+    <w:tblStylePr w:type="lastCol">
+      <w:rPr>
+        <w:i/>
+        <w:color w:val="404040"/>
+      </w:rPr>
+      <w:pPr>
+        <w:pBdr/>
+        <w:spacing/>
+        <w:ind/>
+      </w:pPr>
+      <w:tblPr>
+        <w:tblBorders/>
+      </w:tblPr>
+      <w:tcPr>
+        <w:shd w:val="clear" w:color="ffffff"/>
+        <w:tcBorders>
+          <w:top w:val="none" w:color="000000" w:sz="4" w:space="0"/>
+          <w:left w:val="none" w:color="000000" w:sz="4" w:space="0"/>
+          <w:bottom w:val="none" w:color="000000" w:sz="4" w:space="0"/>
+          <w:right w:val="none" w:color="000000" w:sz="4" w:space="0"/>
+        </w:tcBorders>
+      </w:tcPr>
+    </w:tblStylePr>
+    <w:tblStylePr w:type="lastRow">
+      <w:rPr>
+        <w:b/>
+        <w:color w:val="404040"/>
+      </w:rPr>
+      <w:pPr>
+        <w:pBdr/>
+        <w:spacing/>
+        <w:ind/>
+      </w:pPr>
+      <w:tblPr>
+        <w:tblBorders/>
+      </w:tblPr>
+      <w:tcPr>
+        <w:shd w:val="clear" w:color="ffffff"/>
+        <w:tcBorders>
+          <w:top w:val="none" w:color="000000" w:sz="4" w:space="0"/>
+          <w:left w:val="none" w:color="000000" w:sz="4" w:space="0"/>
+          <w:bottom w:val="none" w:color="000000" w:sz="4" w:space="0"/>
+          <w:right w:val="none" w:color="000000" w:sz="4" w:space="0"/>
+        </w:tcBorders>
+      </w:tcPr>
+    </w:tblStylePr>
     <w:tblStylePr w:type="nwCell">
       <w:pPr>
         <w:pBdr/>
@@ -12753,9 +13358,9 @@
       </w:tcPr>
     </w:tblStylePr>
   </w:style>
-  <w:style w:type="table" w:styleId="34">
+  <w:style w:type="table" w:styleId="801">
     <w:name w:val="Grid Table 3 - Accent 1"/>
-    <w:basedOn w:val="790"/>
+    <w:basedOn w:val="934"/>
     <w:uiPriority w:val="99"/>
     <w:pPr>
       <w:pBdr/>
@@ -12854,29 +13459,6 @@
         <w:tblBorders/>
       </w:tblPr>
       <w:tcPr>
-        <w:shd w:color="ffffff"/>
-        <w:tcBorders>
-          <w:top w:val="none" w:color="000000" w:sz="4" w:space="0"/>
-          <w:left w:val="none" w:color="000000" w:sz="4" w:space="0"/>
-          <w:bottom w:val="none" w:color="000000" w:sz="4" w:space="0"/>
-          <w:right w:val="none" w:color="000000" w:sz="4" w:space="0"/>
-        </w:tcBorders>
-      </w:tcPr>
-    </w:tblStylePr>
-    <w:tblStylePr w:type="firstRow">
-      <w:rPr>
-        <w:b/>
-        <w:color w:val="404040"/>
-      </w:rPr>
-      <w:pPr>
-        <w:pBdr/>
-        <w:spacing/>
-        <w:ind/>
-      </w:pPr>
-      <w:tblPr>
-        <w:tblBorders/>
-      </w:tblPr>
-      <w:tcPr>
         <w:shd w:val="clear" w:color="ffffff"/>
         <w:tcBorders>
           <w:top w:val="none" w:color="000000" w:sz="4" w:space="0"/>
@@ -12886,30 +13468,7 @@
         </w:tcBorders>
       </w:tcPr>
     </w:tblStylePr>
-    <w:tblStylePr w:type="lastCol">
-      <w:rPr>
-        <w:i/>
-        <w:color w:val="404040"/>
-      </w:rPr>
-      <w:pPr>
-        <w:pBdr/>
-        <w:spacing/>
-        <w:ind/>
-      </w:pPr>
-      <w:tblPr>
-        <w:tblBorders/>
-      </w:tblPr>
-      <w:tcPr>
-        <w:shd w:color="ffffff"/>
-        <w:tcBorders>
-          <w:top w:val="none" w:color="000000" w:sz="4" w:space="0"/>
-          <w:left w:val="none" w:color="000000" w:sz="4" w:space="0"/>
-          <w:bottom w:val="none" w:color="000000" w:sz="4" w:space="0"/>
-          <w:right w:val="none" w:color="000000" w:sz="4" w:space="0"/>
-        </w:tcBorders>
-      </w:tcPr>
-    </w:tblStylePr>
-    <w:tblStylePr w:type="lastRow">
+    <w:tblStylePr w:type="firstRow">
       <w:rPr>
         <w:b/>
         <w:color w:val="404040"/>
@@ -12932,6 +13491,52 @@
         </w:tcBorders>
       </w:tcPr>
     </w:tblStylePr>
+    <w:tblStylePr w:type="lastCol">
+      <w:rPr>
+        <w:i/>
+        <w:color w:val="404040"/>
+      </w:rPr>
+      <w:pPr>
+        <w:pBdr/>
+        <w:spacing/>
+        <w:ind/>
+      </w:pPr>
+      <w:tblPr>
+        <w:tblBorders/>
+      </w:tblPr>
+      <w:tcPr>
+        <w:shd w:val="clear" w:color="ffffff"/>
+        <w:tcBorders>
+          <w:top w:val="none" w:color="000000" w:sz="4" w:space="0"/>
+          <w:left w:val="none" w:color="000000" w:sz="4" w:space="0"/>
+          <w:bottom w:val="none" w:color="000000" w:sz="4" w:space="0"/>
+          <w:right w:val="none" w:color="000000" w:sz="4" w:space="0"/>
+        </w:tcBorders>
+      </w:tcPr>
+    </w:tblStylePr>
+    <w:tblStylePr w:type="lastRow">
+      <w:rPr>
+        <w:b/>
+        <w:color w:val="404040"/>
+      </w:rPr>
+      <w:pPr>
+        <w:pBdr/>
+        <w:spacing/>
+        <w:ind/>
+      </w:pPr>
+      <w:tblPr>
+        <w:tblBorders/>
+      </w:tblPr>
+      <w:tcPr>
+        <w:shd w:val="clear" w:color="ffffff"/>
+        <w:tcBorders>
+          <w:top w:val="none" w:color="000000" w:sz="4" w:space="0"/>
+          <w:left w:val="none" w:color="000000" w:sz="4" w:space="0"/>
+          <w:bottom w:val="none" w:color="000000" w:sz="4" w:space="0"/>
+          <w:right w:val="none" w:color="000000" w:sz="4" w:space="0"/>
+        </w:tcBorders>
+      </w:tcPr>
+    </w:tblStylePr>
     <w:tblStylePr w:type="nwCell">
       <w:pPr>
         <w:pBdr/>
@@ -12998,9 +13603,9 @@
       </w:tcPr>
     </w:tblStylePr>
   </w:style>
-  <w:style w:type="table" w:styleId="35">
+  <w:style w:type="table" w:styleId="802">
     <w:name w:val="Grid Table 3 - Accent 2"/>
-    <w:basedOn w:val="790"/>
+    <w:basedOn w:val="934"/>
     <w:uiPriority w:val="99"/>
     <w:pPr>
       <w:pBdr/>
@@ -13099,29 +13704,6 @@
         <w:tblBorders/>
       </w:tblPr>
       <w:tcPr>
-        <w:shd w:color="ffffff"/>
-        <w:tcBorders>
-          <w:top w:val="none" w:color="000000" w:sz="4" w:space="0"/>
-          <w:left w:val="none" w:color="000000" w:sz="4" w:space="0"/>
-          <w:bottom w:val="none" w:color="000000" w:sz="4" w:space="0"/>
-          <w:right w:val="none" w:color="000000" w:sz="4" w:space="0"/>
-        </w:tcBorders>
-      </w:tcPr>
-    </w:tblStylePr>
-    <w:tblStylePr w:type="firstRow">
-      <w:rPr>
-        <w:b/>
-        <w:color w:val="404040"/>
-      </w:rPr>
-      <w:pPr>
-        <w:pBdr/>
-        <w:spacing/>
-        <w:ind/>
-      </w:pPr>
-      <w:tblPr>
-        <w:tblBorders/>
-      </w:tblPr>
-      <w:tcPr>
         <w:shd w:val="clear" w:color="ffffff"/>
         <w:tcBorders>
           <w:top w:val="none" w:color="000000" w:sz="4" w:space="0"/>
@@ -13131,30 +13713,7 @@
         </w:tcBorders>
       </w:tcPr>
     </w:tblStylePr>
-    <w:tblStylePr w:type="lastCol">
-      <w:rPr>
-        <w:i/>
-        <w:color w:val="404040"/>
-      </w:rPr>
-      <w:pPr>
-        <w:pBdr/>
-        <w:spacing/>
-        <w:ind/>
-      </w:pPr>
-      <w:tblPr>
-        <w:tblBorders/>
-      </w:tblPr>
-      <w:tcPr>
-        <w:shd w:color="ffffff"/>
-        <w:tcBorders>
-          <w:top w:val="none" w:color="000000" w:sz="4" w:space="0"/>
-          <w:left w:val="none" w:color="000000" w:sz="4" w:space="0"/>
-          <w:bottom w:val="none" w:color="000000" w:sz="4" w:space="0"/>
-          <w:right w:val="none" w:color="000000" w:sz="4" w:space="0"/>
-        </w:tcBorders>
-      </w:tcPr>
-    </w:tblStylePr>
-    <w:tblStylePr w:type="lastRow">
+    <w:tblStylePr w:type="firstRow">
       <w:rPr>
         <w:b/>
         <w:color w:val="404040"/>
@@ -13177,6 +13736,52 @@
         </w:tcBorders>
       </w:tcPr>
     </w:tblStylePr>
+    <w:tblStylePr w:type="lastCol">
+      <w:rPr>
+        <w:i/>
+        <w:color w:val="404040"/>
+      </w:rPr>
+      <w:pPr>
+        <w:pBdr/>
+        <w:spacing/>
+        <w:ind/>
+      </w:pPr>
+      <w:tblPr>
+        <w:tblBorders/>
+      </w:tblPr>
+      <w:tcPr>
+        <w:shd w:val="clear" w:color="ffffff"/>
+        <w:tcBorders>
+          <w:top w:val="none" w:color="000000" w:sz="4" w:space="0"/>
+          <w:left w:val="none" w:color="000000" w:sz="4" w:space="0"/>
+          <w:bottom w:val="none" w:color="000000" w:sz="4" w:space="0"/>
+          <w:right w:val="none" w:color="000000" w:sz="4" w:space="0"/>
+        </w:tcBorders>
+      </w:tcPr>
+    </w:tblStylePr>
+    <w:tblStylePr w:type="lastRow">
+      <w:rPr>
+        <w:b/>
+        <w:color w:val="404040"/>
+      </w:rPr>
+      <w:pPr>
+        <w:pBdr/>
+        <w:spacing/>
+        <w:ind/>
+      </w:pPr>
+      <w:tblPr>
+        <w:tblBorders/>
+      </w:tblPr>
+      <w:tcPr>
+        <w:shd w:val="clear" w:color="ffffff"/>
+        <w:tcBorders>
+          <w:top w:val="none" w:color="000000" w:sz="4" w:space="0"/>
+          <w:left w:val="none" w:color="000000" w:sz="4" w:space="0"/>
+          <w:bottom w:val="none" w:color="000000" w:sz="4" w:space="0"/>
+          <w:right w:val="none" w:color="000000" w:sz="4" w:space="0"/>
+        </w:tcBorders>
+      </w:tcPr>
+    </w:tblStylePr>
     <w:tblStylePr w:type="nwCell">
       <w:pPr>
         <w:pBdr/>
@@ -13243,9 +13848,9 @@
       </w:tcPr>
     </w:tblStylePr>
   </w:style>
-  <w:style w:type="table" w:styleId="36">
+  <w:style w:type="table" w:styleId="803">
     <w:name w:val="Grid Table 3 - Accent 3"/>
-    <w:basedOn w:val="790"/>
+    <w:basedOn w:val="934"/>
     <w:uiPriority w:val="99"/>
     <w:pPr>
       <w:pBdr/>
@@ -13344,29 +13949,6 @@
         <w:tblBorders/>
       </w:tblPr>
       <w:tcPr>
-        <w:shd w:color="ffffff"/>
-        <w:tcBorders>
-          <w:top w:val="none" w:color="000000" w:sz="4" w:space="0"/>
-          <w:left w:val="none" w:color="000000" w:sz="4" w:space="0"/>
-          <w:bottom w:val="none" w:color="000000" w:sz="4" w:space="0"/>
-          <w:right w:val="none" w:color="000000" w:sz="4" w:space="0"/>
-        </w:tcBorders>
-      </w:tcPr>
-    </w:tblStylePr>
-    <w:tblStylePr w:type="firstRow">
-      <w:rPr>
-        <w:b/>
-        <w:color w:val="404040"/>
-      </w:rPr>
-      <w:pPr>
-        <w:pBdr/>
-        <w:spacing/>
-        <w:ind/>
-      </w:pPr>
-      <w:tblPr>
-        <w:tblBorders/>
-      </w:tblPr>
-      <w:tcPr>
         <w:shd w:val="clear" w:color="ffffff"/>
         <w:tcBorders>
           <w:top w:val="none" w:color="000000" w:sz="4" w:space="0"/>
@@ -13376,30 +13958,7 @@
         </w:tcBorders>
       </w:tcPr>
     </w:tblStylePr>
-    <w:tblStylePr w:type="lastCol">
-      <w:rPr>
-        <w:i/>
-        <w:color w:val="404040"/>
-      </w:rPr>
-      <w:pPr>
-        <w:pBdr/>
-        <w:spacing/>
-        <w:ind/>
-      </w:pPr>
-      <w:tblPr>
-        <w:tblBorders/>
-      </w:tblPr>
-      <w:tcPr>
-        <w:shd w:color="ffffff"/>
-        <w:tcBorders>
-          <w:top w:val="none" w:color="000000" w:sz="4" w:space="0"/>
-          <w:left w:val="none" w:color="000000" w:sz="4" w:space="0"/>
-          <w:bottom w:val="none" w:color="000000" w:sz="4" w:space="0"/>
-          <w:right w:val="none" w:color="000000" w:sz="4" w:space="0"/>
-        </w:tcBorders>
-      </w:tcPr>
-    </w:tblStylePr>
-    <w:tblStylePr w:type="lastRow">
+    <w:tblStylePr w:type="firstRow">
       <w:rPr>
         <w:b/>
         <w:color w:val="404040"/>
@@ -13422,6 +13981,52 @@
         </w:tcBorders>
       </w:tcPr>
     </w:tblStylePr>
+    <w:tblStylePr w:type="lastCol">
+      <w:rPr>
+        <w:i/>
+        <w:color w:val="404040"/>
+      </w:rPr>
+      <w:pPr>
+        <w:pBdr/>
+        <w:spacing/>
+        <w:ind/>
+      </w:pPr>
+      <w:tblPr>
+        <w:tblBorders/>
+      </w:tblPr>
+      <w:tcPr>
+        <w:shd w:val="clear" w:color="ffffff"/>
+        <w:tcBorders>
+          <w:top w:val="none" w:color="000000" w:sz="4" w:space="0"/>
+          <w:left w:val="none" w:color="000000" w:sz="4" w:space="0"/>
+          <w:bottom w:val="none" w:color="000000" w:sz="4" w:space="0"/>
+          <w:right w:val="none" w:color="000000" w:sz="4" w:space="0"/>
+        </w:tcBorders>
+      </w:tcPr>
+    </w:tblStylePr>
+    <w:tblStylePr w:type="lastRow">
+      <w:rPr>
+        <w:b/>
+        <w:color w:val="404040"/>
+      </w:rPr>
+      <w:pPr>
+        <w:pBdr/>
+        <w:spacing/>
+        <w:ind/>
+      </w:pPr>
+      <w:tblPr>
+        <w:tblBorders/>
+      </w:tblPr>
+      <w:tcPr>
+        <w:shd w:val="clear" w:color="ffffff"/>
+        <w:tcBorders>
+          <w:top w:val="none" w:color="000000" w:sz="4" w:space="0"/>
+          <w:left w:val="none" w:color="000000" w:sz="4" w:space="0"/>
+          <w:bottom w:val="none" w:color="000000" w:sz="4" w:space="0"/>
+          <w:right w:val="none" w:color="000000" w:sz="4" w:space="0"/>
+        </w:tcBorders>
+      </w:tcPr>
+    </w:tblStylePr>
     <w:tblStylePr w:type="nwCell">
       <w:pPr>
         <w:pBdr/>
@@ -13488,9 +14093,9 @@
       </w:tcPr>
     </w:tblStylePr>
   </w:style>
-  <w:style w:type="table" w:styleId="37">
+  <w:style w:type="table" w:styleId="804">
     <w:name w:val="Grid Table 3 - Accent 4"/>
-    <w:basedOn w:val="790"/>
+    <w:basedOn w:val="934"/>
     <w:uiPriority w:val="99"/>
     <w:pPr>
       <w:pBdr/>
@@ -13589,29 +14194,6 @@
         <w:tblBorders/>
       </w:tblPr>
       <w:tcPr>
-        <w:shd w:color="ffffff"/>
-        <w:tcBorders>
-          <w:top w:val="none" w:color="000000" w:sz="4" w:space="0"/>
-          <w:left w:val="none" w:color="000000" w:sz="4" w:space="0"/>
-          <w:bottom w:val="none" w:color="000000" w:sz="4" w:space="0"/>
-          <w:right w:val="none" w:color="000000" w:sz="4" w:space="0"/>
-        </w:tcBorders>
-      </w:tcPr>
-    </w:tblStylePr>
-    <w:tblStylePr w:type="firstRow">
-      <w:rPr>
-        <w:b/>
-        <w:color w:val="404040"/>
-      </w:rPr>
-      <w:pPr>
-        <w:pBdr/>
-        <w:spacing/>
-        <w:ind/>
-      </w:pPr>
-      <w:tblPr>
-        <w:tblBorders/>
-      </w:tblPr>
-      <w:tcPr>
         <w:shd w:val="clear" w:color="ffffff"/>
         <w:tcBorders>
           <w:top w:val="none" w:color="000000" w:sz="4" w:space="0"/>
@@ -13621,30 +14203,7 @@
         </w:tcBorders>
       </w:tcPr>
     </w:tblStylePr>
-    <w:tblStylePr w:type="lastCol">
-      <w:rPr>
-        <w:i/>
-        <w:color w:val="404040"/>
-      </w:rPr>
-      <w:pPr>
-        <w:pBdr/>
-        <w:spacing/>
-        <w:ind/>
-      </w:pPr>
-      <w:tblPr>
-        <w:tblBorders/>
-      </w:tblPr>
-      <w:tcPr>
-        <w:shd w:color="ffffff"/>
-        <w:tcBorders>
-          <w:top w:val="none" w:color="000000" w:sz="4" w:space="0"/>
-          <w:left w:val="none" w:color="000000" w:sz="4" w:space="0"/>
-          <w:bottom w:val="none" w:color="000000" w:sz="4" w:space="0"/>
-          <w:right w:val="none" w:color="000000" w:sz="4" w:space="0"/>
-        </w:tcBorders>
-      </w:tcPr>
-    </w:tblStylePr>
-    <w:tblStylePr w:type="lastRow">
+    <w:tblStylePr w:type="firstRow">
       <w:rPr>
         <w:b/>
         <w:color w:val="404040"/>
@@ -13667,6 +14226,52 @@
         </w:tcBorders>
       </w:tcPr>
     </w:tblStylePr>
+    <w:tblStylePr w:type="lastCol">
+      <w:rPr>
+        <w:i/>
+        <w:color w:val="404040"/>
+      </w:rPr>
+      <w:pPr>
+        <w:pBdr/>
+        <w:spacing/>
+        <w:ind/>
+      </w:pPr>
+      <w:tblPr>
+        <w:tblBorders/>
+      </w:tblPr>
+      <w:tcPr>
+        <w:shd w:val="clear" w:color="ffffff"/>
+        <w:tcBorders>
+          <w:top w:val="none" w:color="000000" w:sz="4" w:space="0"/>
+          <w:left w:val="none" w:color="000000" w:sz="4" w:space="0"/>
+          <w:bottom w:val="none" w:color="000000" w:sz="4" w:space="0"/>
+          <w:right w:val="none" w:color="000000" w:sz="4" w:space="0"/>
+        </w:tcBorders>
+      </w:tcPr>
+    </w:tblStylePr>
+    <w:tblStylePr w:type="lastRow">
+      <w:rPr>
+        <w:b/>
+        <w:color w:val="404040"/>
+      </w:rPr>
+      <w:pPr>
+        <w:pBdr/>
+        <w:spacing/>
+        <w:ind/>
+      </w:pPr>
+      <w:tblPr>
+        <w:tblBorders/>
+      </w:tblPr>
+      <w:tcPr>
+        <w:shd w:val="clear" w:color="ffffff"/>
+        <w:tcBorders>
+          <w:top w:val="none" w:color="000000" w:sz="4" w:space="0"/>
+          <w:left w:val="none" w:color="000000" w:sz="4" w:space="0"/>
+          <w:bottom w:val="none" w:color="000000" w:sz="4" w:space="0"/>
+          <w:right w:val="none" w:color="000000" w:sz="4" w:space="0"/>
+        </w:tcBorders>
+      </w:tcPr>
+    </w:tblStylePr>
     <w:tblStylePr w:type="nwCell">
       <w:pPr>
         <w:pBdr/>
@@ -13733,9 +14338,9 @@
       </w:tcPr>
     </w:tblStylePr>
   </w:style>
-  <w:style w:type="table" w:styleId="38">
+  <w:style w:type="table" w:styleId="805">
     <w:name w:val="Grid Table 3 - Accent 5"/>
-    <w:basedOn w:val="790"/>
+    <w:basedOn w:val="934"/>
     <w:uiPriority w:val="99"/>
     <w:pPr>
       <w:pBdr/>
@@ -13834,29 +14439,6 @@
         <w:tblBorders/>
       </w:tblPr>
       <w:tcPr>
-        <w:shd w:color="ffffff"/>
-        <w:tcBorders>
-          <w:top w:val="none" w:color="000000" w:sz="4" w:space="0"/>
-          <w:left w:val="none" w:color="000000" w:sz="4" w:space="0"/>
-          <w:bottom w:val="none" w:color="000000" w:sz="4" w:space="0"/>
-          <w:right w:val="none" w:color="000000" w:sz="4" w:space="0"/>
-        </w:tcBorders>
-      </w:tcPr>
-    </w:tblStylePr>
-    <w:tblStylePr w:type="firstRow">
-      <w:rPr>
-        <w:b/>
-        <w:color w:val="404040"/>
-      </w:rPr>
-      <w:pPr>
-        <w:pBdr/>
-        <w:spacing/>
-        <w:ind/>
-      </w:pPr>
-      <w:tblPr>
-        <w:tblBorders/>
-      </w:tblPr>
-      <w:tcPr>
         <w:shd w:val="clear" w:color="ffffff"/>
         <w:tcBorders>
           <w:top w:val="none" w:color="000000" w:sz="4" w:space="0"/>
@@ -13866,30 +14448,7 @@
         </w:tcBorders>
       </w:tcPr>
     </w:tblStylePr>
-    <w:tblStylePr w:type="lastCol">
-      <w:rPr>
-        <w:i/>
-        <w:color w:val="404040"/>
-      </w:rPr>
-      <w:pPr>
-        <w:pBdr/>
-        <w:spacing/>
-        <w:ind/>
-      </w:pPr>
-      <w:tblPr>
-        <w:tblBorders/>
-      </w:tblPr>
-      <w:tcPr>
-        <w:shd w:color="ffffff"/>
-        <w:tcBorders>
-          <w:top w:val="none" w:color="000000" w:sz="4" w:space="0"/>
-          <w:left w:val="none" w:color="000000" w:sz="4" w:space="0"/>
-          <w:bottom w:val="none" w:color="000000" w:sz="4" w:space="0"/>
-          <w:right w:val="none" w:color="000000" w:sz="4" w:space="0"/>
-        </w:tcBorders>
-      </w:tcPr>
-    </w:tblStylePr>
-    <w:tblStylePr w:type="lastRow">
+    <w:tblStylePr w:type="firstRow">
       <w:rPr>
         <w:b/>
         <w:color w:val="404040"/>
@@ -13912,6 +14471,52 @@
         </w:tcBorders>
       </w:tcPr>
     </w:tblStylePr>
+    <w:tblStylePr w:type="lastCol">
+      <w:rPr>
+        <w:i/>
+        <w:color w:val="404040"/>
+      </w:rPr>
+      <w:pPr>
+        <w:pBdr/>
+        <w:spacing/>
+        <w:ind/>
+      </w:pPr>
+      <w:tblPr>
+        <w:tblBorders/>
+      </w:tblPr>
+      <w:tcPr>
+        <w:shd w:val="clear" w:color="ffffff"/>
+        <w:tcBorders>
+          <w:top w:val="none" w:color="000000" w:sz="4" w:space="0"/>
+          <w:left w:val="none" w:color="000000" w:sz="4" w:space="0"/>
+          <w:bottom w:val="none" w:color="000000" w:sz="4" w:space="0"/>
+          <w:right w:val="none" w:color="000000" w:sz="4" w:space="0"/>
+        </w:tcBorders>
+      </w:tcPr>
+    </w:tblStylePr>
+    <w:tblStylePr w:type="lastRow">
+      <w:rPr>
+        <w:b/>
+        <w:color w:val="404040"/>
+      </w:rPr>
+      <w:pPr>
+        <w:pBdr/>
+        <w:spacing/>
+        <w:ind/>
+      </w:pPr>
+      <w:tblPr>
+        <w:tblBorders/>
+      </w:tblPr>
+      <w:tcPr>
+        <w:shd w:val="clear" w:color="ffffff"/>
+        <w:tcBorders>
+          <w:top w:val="none" w:color="000000" w:sz="4" w:space="0"/>
+          <w:left w:val="none" w:color="000000" w:sz="4" w:space="0"/>
+          <w:bottom w:val="none" w:color="000000" w:sz="4" w:space="0"/>
+          <w:right w:val="none" w:color="000000" w:sz="4" w:space="0"/>
+        </w:tcBorders>
+      </w:tcPr>
+    </w:tblStylePr>
     <w:tblStylePr w:type="nwCell">
       <w:pPr>
         <w:pBdr/>
@@ -13978,9 +14583,9 @@
       </w:tcPr>
     </w:tblStylePr>
   </w:style>
-  <w:style w:type="table" w:styleId="39">
+  <w:style w:type="table" w:styleId="806">
     <w:name w:val="Grid Table 3 - Accent 6"/>
-    <w:basedOn w:val="790"/>
+    <w:basedOn w:val="934"/>
     <w:uiPriority w:val="99"/>
     <w:pPr>
       <w:pBdr/>
@@ -14079,29 +14684,6 @@
         <w:tblBorders/>
       </w:tblPr>
       <w:tcPr>
-        <w:shd w:color="ffffff"/>
-        <w:tcBorders>
-          <w:top w:val="none" w:color="000000" w:sz="4" w:space="0"/>
-          <w:left w:val="none" w:color="000000" w:sz="4" w:space="0"/>
-          <w:bottom w:val="none" w:color="000000" w:sz="4" w:space="0"/>
-          <w:right w:val="none" w:color="000000" w:sz="4" w:space="0"/>
-        </w:tcBorders>
-      </w:tcPr>
-    </w:tblStylePr>
-    <w:tblStylePr w:type="firstRow">
-      <w:rPr>
-        <w:b/>
-        <w:color w:val="404040"/>
-      </w:rPr>
-      <w:pPr>
-        <w:pBdr/>
-        <w:spacing/>
-        <w:ind/>
-      </w:pPr>
-      <w:tblPr>
-        <w:tblBorders/>
-      </w:tblPr>
-      <w:tcPr>
         <w:shd w:val="clear" w:color="ffffff"/>
         <w:tcBorders>
           <w:top w:val="none" w:color="000000" w:sz="4" w:space="0"/>
@@ -14111,30 +14693,7 @@
         </w:tcBorders>
       </w:tcPr>
     </w:tblStylePr>
-    <w:tblStylePr w:type="lastCol">
-      <w:rPr>
-        <w:i/>
-        <w:color w:val="404040"/>
-      </w:rPr>
-      <w:pPr>
-        <w:pBdr/>
-        <w:spacing/>
-        <w:ind/>
-      </w:pPr>
-      <w:tblPr>
-        <w:tblBorders/>
-      </w:tblPr>
-      <w:tcPr>
-        <w:shd w:color="ffffff"/>
-        <w:tcBorders>
-          <w:top w:val="none" w:color="000000" w:sz="4" w:space="0"/>
-          <w:left w:val="none" w:color="000000" w:sz="4" w:space="0"/>
-          <w:bottom w:val="none" w:color="000000" w:sz="4" w:space="0"/>
-          <w:right w:val="none" w:color="000000" w:sz="4" w:space="0"/>
-        </w:tcBorders>
-      </w:tcPr>
-    </w:tblStylePr>
-    <w:tblStylePr w:type="lastRow">
+    <w:tblStylePr w:type="firstRow">
       <w:rPr>
         <w:b/>
         <w:color w:val="404040"/>
@@ -14157,6 +14716,52 @@
         </w:tcBorders>
       </w:tcPr>
     </w:tblStylePr>
+    <w:tblStylePr w:type="lastCol">
+      <w:rPr>
+        <w:i/>
+        <w:color w:val="404040"/>
+      </w:rPr>
+      <w:pPr>
+        <w:pBdr/>
+        <w:spacing/>
+        <w:ind/>
+      </w:pPr>
+      <w:tblPr>
+        <w:tblBorders/>
+      </w:tblPr>
+      <w:tcPr>
+        <w:shd w:val="clear" w:color="ffffff"/>
+        <w:tcBorders>
+          <w:top w:val="none" w:color="000000" w:sz="4" w:space="0"/>
+          <w:left w:val="none" w:color="000000" w:sz="4" w:space="0"/>
+          <w:bottom w:val="none" w:color="000000" w:sz="4" w:space="0"/>
+          <w:right w:val="none" w:color="000000" w:sz="4" w:space="0"/>
+        </w:tcBorders>
+      </w:tcPr>
+    </w:tblStylePr>
+    <w:tblStylePr w:type="lastRow">
+      <w:rPr>
+        <w:b/>
+        <w:color w:val="404040"/>
+      </w:rPr>
+      <w:pPr>
+        <w:pBdr/>
+        <w:spacing/>
+        <w:ind/>
+      </w:pPr>
+      <w:tblPr>
+        <w:tblBorders/>
+      </w:tblPr>
+      <w:tcPr>
+        <w:shd w:val="clear" w:color="ffffff"/>
+        <w:tcBorders>
+          <w:top w:val="none" w:color="000000" w:sz="4" w:space="0"/>
+          <w:left w:val="none" w:color="000000" w:sz="4" w:space="0"/>
+          <w:bottom w:val="none" w:color="000000" w:sz="4" w:space="0"/>
+          <w:right w:val="none" w:color="000000" w:sz="4" w:space="0"/>
+        </w:tcBorders>
+      </w:tcPr>
+    </w:tblStylePr>
     <w:tblStylePr w:type="nwCell">
       <w:pPr>
         <w:pBdr/>
@@ -14223,9 +14828,9 @@
       </w:tcPr>
     </w:tblStylePr>
   </w:style>
-  <w:style w:type="table" w:styleId="40">
+  <w:style w:type="table" w:styleId="807">
     <w:name w:val="Grid Table 4"/>
-    <w:basedOn w:val="790"/>
+    <w:basedOn w:val="934"/>
     <w:uiPriority w:val="59"/>
     <w:pPr>
       <w:pBdr/>
@@ -14456,9 +15061,9 @@
       </w:tcPr>
     </w:tblStylePr>
   </w:style>
-  <w:style w:type="table" w:styleId="41">
+  <w:style w:type="table" w:styleId="808">
     <w:name w:val="Grid Table 4 - Accent 1"/>
-    <w:basedOn w:val="790"/>
+    <w:basedOn w:val="934"/>
     <w:uiPriority w:val="59"/>
     <w:pPr>
       <w:pBdr/>
@@ -14689,9 +15294,9 @@
       </w:tcPr>
     </w:tblStylePr>
   </w:style>
-  <w:style w:type="table" w:styleId="42">
+  <w:style w:type="table" w:styleId="809">
     <w:name w:val="Grid Table 4 - Accent 2"/>
-    <w:basedOn w:val="790"/>
+    <w:basedOn w:val="934"/>
     <w:uiPriority w:val="59"/>
     <w:pPr>
       <w:pBdr/>
@@ -14922,9 +15527,9 @@
       </w:tcPr>
     </w:tblStylePr>
   </w:style>
-  <w:style w:type="table" w:styleId="43">
+  <w:style w:type="table" w:styleId="810">
     <w:name w:val="Grid Table 4 - Accent 3"/>
-    <w:basedOn w:val="790"/>
+    <w:basedOn w:val="934"/>
     <w:uiPriority w:val="59"/>
     <w:pPr>
       <w:pBdr/>
@@ -15155,9 +15760,9 @@
       </w:tcPr>
     </w:tblStylePr>
   </w:style>
-  <w:style w:type="table" w:styleId="44">
+  <w:style w:type="table" w:styleId="811">
     <w:name w:val="Grid Table 4 - Accent 4"/>
-    <w:basedOn w:val="790"/>
+    <w:basedOn w:val="934"/>
     <w:uiPriority w:val="59"/>
     <w:pPr>
       <w:pBdr/>
@@ -15388,9 +15993,9 @@
       </w:tcPr>
     </w:tblStylePr>
   </w:style>
-  <w:style w:type="table" w:styleId="45">
+  <w:style w:type="table" w:styleId="812">
     <w:name w:val="Grid Table 4 - Accent 5"/>
-    <w:basedOn w:val="790"/>
+    <w:basedOn w:val="934"/>
     <w:uiPriority w:val="59"/>
     <w:pPr>
       <w:pBdr/>
@@ -15621,9 +16226,9 @@
       </w:tcPr>
     </w:tblStylePr>
   </w:style>
-  <w:style w:type="table" w:styleId="46">
+  <w:style w:type="table" w:styleId="813">
     <w:name w:val="Grid Table 4 - Accent 6"/>
-    <w:basedOn w:val="790"/>
+    <w:basedOn w:val="934"/>
     <w:uiPriority w:val="59"/>
     <w:pPr>
       <w:pBdr/>
@@ -15854,9 +16459,9 @@
       </w:tcPr>
     </w:tblStylePr>
   </w:style>
-  <w:style w:type="table" w:styleId="47">
+  <w:style w:type="table" w:styleId="814">
     <w:name w:val="Grid Table 5 Dark"/>
-    <w:basedOn w:val="790"/>
+    <w:basedOn w:val="934"/>
     <w:uiPriority w:val="99"/>
     <w:pPr>
       <w:pBdr/>
@@ -16082,9 +16687,9 @@
       </w:tcPr>
     </w:tblStylePr>
   </w:style>
-  <w:style w:type="table" w:styleId="48">
+  <w:style w:type="table" w:styleId="815">
     <w:name w:val="Grid Table 5 Dark- Accent 1"/>
-    <w:basedOn w:val="790"/>
+    <w:basedOn w:val="934"/>
     <w:uiPriority w:val="99"/>
     <w:pPr>
       <w:pBdr/>
@@ -16310,9 +16915,9 @@
       </w:tcPr>
     </w:tblStylePr>
   </w:style>
-  <w:style w:type="table" w:styleId="49">
+  <w:style w:type="table" w:styleId="816">
     <w:name w:val="Grid Table 5 Dark - Accent 2"/>
-    <w:basedOn w:val="790"/>
+    <w:basedOn w:val="934"/>
     <w:uiPriority w:val="99"/>
     <w:pPr>
       <w:pBdr/>
@@ -16538,9 +17143,9 @@
       </w:tcPr>
     </w:tblStylePr>
   </w:style>
-  <w:style w:type="table" w:styleId="50">
+  <w:style w:type="table" w:styleId="817">
     <w:name w:val="Grid Table 5 Dark - Accent 3"/>
-    <w:basedOn w:val="790"/>
+    <w:basedOn w:val="934"/>
     <w:uiPriority w:val="99"/>
     <w:pPr>
       <w:pBdr/>
@@ -16766,9 +17371,9 @@
       </w:tcPr>
     </w:tblStylePr>
   </w:style>
-  <w:style w:type="table" w:styleId="51">
+  <w:style w:type="table" w:styleId="818">
     <w:name w:val="Grid Table 5 Dark- Accent 4"/>
-    <w:basedOn w:val="790"/>
+    <w:basedOn w:val="934"/>
     <w:uiPriority w:val="99"/>
     <w:pPr>
       <w:pBdr/>
@@ -16994,9 +17599,9 @@
       </w:tcPr>
     </w:tblStylePr>
   </w:style>
-  <w:style w:type="table" w:styleId="52">
+  <w:style w:type="table" w:styleId="819">
     <w:name w:val="Grid Table 5 Dark - Accent 5"/>
-    <w:basedOn w:val="790"/>
+    <w:basedOn w:val="934"/>
     <w:uiPriority w:val="99"/>
     <w:pPr>
       <w:pBdr/>
@@ -17222,9 +17827,9 @@
       </w:tcPr>
     </w:tblStylePr>
   </w:style>
-  <w:style w:type="table" w:styleId="53">
+  <w:style w:type="table" w:styleId="820">
     <w:name w:val="Grid Table 5 Dark - Accent 6"/>
-    <w:basedOn w:val="790"/>
+    <w:basedOn w:val="934"/>
     <w:uiPriority w:val="99"/>
     <w:pPr>
       <w:pBdr/>
@@ -17450,9 +18055,9 @@
       </w:tcPr>
     </w:tblStylePr>
   </w:style>
-  <w:style w:type="table" w:styleId="54">
+  <w:style w:type="table" w:styleId="821">
     <w:name w:val="Grid Table 6 Colorful"/>
-    <w:basedOn w:val="790"/>
+    <w:basedOn w:val="934"/>
     <w:uiPriority w:val="99"/>
     <w:pPr>
       <w:pBdr/>
@@ -17680,9 +18285,9 @@
       </w:tcPr>
     </w:tblStylePr>
   </w:style>
-  <w:style w:type="table" w:styleId="55">
+  <w:style w:type="table" w:styleId="822">
     <w:name w:val="Grid Table 6 Colorful - Accent 1"/>
-    <w:basedOn w:val="790"/>
+    <w:basedOn w:val="934"/>
     <w:uiPriority w:val="99"/>
     <w:pPr>
       <w:pBdr/>
@@ -17910,9 +18515,9 @@
       </w:tcPr>
     </w:tblStylePr>
   </w:style>
-  <w:style w:type="table" w:styleId="56">
+  <w:style w:type="table" w:styleId="823">
     <w:name w:val="Grid Table 6 Colorful - Accent 2"/>
-    <w:basedOn w:val="790"/>
+    <w:basedOn w:val="934"/>
     <w:uiPriority w:val="99"/>
     <w:pPr>
       <w:pBdr/>
@@ -18140,9 +18745,9 @@
       </w:tcPr>
     </w:tblStylePr>
   </w:style>
-  <w:style w:type="table" w:styleId="57">
+  <w:style w:type="table" w:styleId="824">
     <w:name w:val="Grid Table 6 Colorful - Accent 3"/>
-    <w:basedOn w:val="790"/>
+    <w:basedOn w:val="934"/>
     <w:uiPriority w:val="99"/>
     <w:pPr>
       <w:pBdr/>
@@ -18370,9 +18975,9 @@
       </w:tcPr>
     </w:tblStylePr>
   </w:style>
-  <w:style w:type="table" w:styleId="58">
+  <w:style w:type="table" w:styleId="825">
     <w:name w:val="Grid Table 6 Colorful - Accent 4"/>
-    <w:basedOn w:val="790"/>
+    <w:basedOn w:val="934"/>
     <w:uiPriority w:val="99"/>
     <w:pPr>
       <w:pBdr/>
@@ -18600,9 +19205,9 @@
       </w:tcPr>
     </w:tblStylePr>
   </w:style>
-  <w:style w:type="table" w:styleId="59">
+  <w:style w:type="table" w:styleId="826">
     <w:name w:val="Grid Table 6 Colorful - Accent 5"/>
-    <w:basedOn w:val="790"/>
+    <w:basedOn w:val="934"/>
     <w:uiPriority w:val="99"/>
     <w:pPr>
       <w:pBdr/>
@@ -18830,9 +19435,9 @@
       </w:tcPr>
     </w:tblStylePr>
   </w:style>
-  <w:style w:type="table" w:styleId="60">
+  <w:style w:type="table" w:styleId="827">
     <w:name w:val="Grid Table 6 Colorful - Accent 6"/>
-    <w:basedOn w:val="790"/>
+    <w:basedOn w:val="934"/>
     <w:uiPriority w:val="99"/>
     <w:pPr>
       <w:pBdr/>
@@ -19060,9 +19665,9 @@
       </w:tcPr>
     </w:tblStylePr>
   </w:style>
-  <w:style w:type="table" w:styleId="61">
+  <w:style w:type="table" w:styleId="828">
     <w:name w:val="Grid Table 7 Colorful"/>
-    <w:basedOn w:val="790"/>
+    <w:basedOn w:val="934"/>
     <w:uiPriority w:val="99"/>
     <w:pPr>
       <w:pBdr/>
@@ -19164,11 +19769,11 @@
         <w:tblBorders/>
       </w:tblPr>
       <w:tcPr>
-        <w:shd w:color="ffffff"/>
+        <w:shd w:val="clear" w:color="ffffff"/>
         <w:tcBorders>
-          <w:top w:val="none"/>
-          <w:left w:val="none"/>
-          <w:bottom w:val="none"/>
+          <w:top w:val="none" w:color="000000" w:sz="4" w:space="0"/>
+          <w:left w:val="none" w:color="000000" w:sz="4" w:space="0"/>
+          <w:bottom w:val="none" w:color="000000" w:sz="4" w:space="0"/>
           <w:right w:val="single" w:color="000000" w:themeColor="text1" w:themeTint="80" w:sz="4" w:space="0"/>
         </w:tcBorders>
       </w:tcPr>
@@ -19191,10 +19796,10 @@
       <w:tcPr>
         <w:shd w:val="clear" w:color="ffffff" w:themeColor="light1" w:fill="ffffff" w:themeFill="light1"/>
         <w:tcBorders>
-          <w:top w:val="none"/>
-          <w:left w:val="none"/>
+          <w:top w:val="none" w:color="000000" w:sz="4" w:space="0"/>
+          <w:left w:val="none" w:color="000000" w:sz="4" w:space="0"/>
           <w:bottom w:val="single" w:color="000000" w:themeColor="text1" w:themeTint="80" w:sz="4" w:space="0"/>
-          <w:right w:val="none"/>
+          <w:right w:val="none" w:color="000000" w:sz="4" w:space="0"/>
         </w:tcBorders>
       </w:tcPr>
     </w:tblStylePr>
@@ -19214,12 +19819,12 @@
         <w:tblBorders/>
       </w:tblPr>
       <w:tcPr>
-        <w:shd w:color="ffffff"/>
+        <w:shd w:val="clear" w:color="ffffff"/>
         <w:tcBorders>
-          <w:top w:val="none"/>
+          <w:top w:val="none" w:color="000000" w:sz="4" w:space="0"/>
           <w:left w:val="single" w:color="000000" w:themeColor="text1" w:themeTint="80" w:sz="4" w:space="0"/>
-          <w:bottom w:val="none"/>
-          <w:right w:val="none"/>
+          <w:bottom w:val="none" w:color="000000" w:sz="4" w:space="0"/>
+          <w:right w:val="none" w:color="000000" w:sz="4" w:space="0"/>
         </w:tcBorders>
       </w:tcPr>
     </w:tblStylePr>
@@ -19242,9 +19847,9 @@
         <w:shd w:val="clear" w:color="ffffff" w:themeColor="light1" w:fill="ffffff" w:themeFill="light1"/>
         <w:tcBorders>
           <w:top w:val="single" w:color="000000" w:themeColor="text1" w:themeTint="80" w:sz="4" w:space="0"/>
-          <w:left w:val="none"/>
-          <w:bottom w:val="none"/>
-          <w:right w:val="none"/>
+          <w:left w:val="none" w:color="000000" w:sz="4" w:space="0"/>
+          <w:bottom w:val="none" w:color="000000" w:sz="4" w:space="0"/>
+          <w:right w:val="none" w:color="000000" w:sz="4" w:space="0"/>
         </w:tcBorders>
       </w:tcPr>
     </w:tblStylePr>
@@ -19314,9 +19919,9 @@
       </w:tcPr>
     </w:tblStylePr>
   </w:style>
-  <w:style w:type="table" w:styleId="62">
+  <w:style w:type="table" w:styleId="829">
     <w:name w:val="Grid Table 7 Colorful - Accent 1"/>
-    <w:basedOn w:val="790"/>
+    <w:basedOn w:val="934"/>
     <w:uiPriority w:val="99"/>
     <w:pPr>
       <w:pBdr/>
@@ -19418,11 +20023,11 @@
         <w:tblBorders/>
       </w:tblPr>
       <w:tcPr>
-        <w:shd w:color="ffffff"/>
+        <w:shd w:val="clear" w:color="ffffff"/>
         <w:tcBorders>
-          <w:top w:val="none"/>
-          <w:left w:val="none"/>
-          <w:bottom w:val="none"/>
+          <w:top w:val="none" w:color="000000" w:sz="4" w:space="0"/>
+          <w:left w:val="none" w:color="000000" w:sz="4" w:space="0"/>
+          <w:bottom w:val="none" w:color="000000" w:sz="4" w:space="0"/>
           <w:right w:val="single" w:color="000000" w:themeColor="accent1" w:themeTint="80" w:sz="4" w:space="0"/>
         </w:tcBorders>
       </w:tcPr>
@@ -19445,10 +20050,10 @@
       <w:tcPr>
         <w:shd w:val="clear" w:color="ffffff" w:themeColor="light1" w:fill="ffffff" w:themeFill="light1"/>
         <w:tcBorders>
-          <w:top w:val="none"/>
-          <w:left w:val="none"/>
+          <w:top w:val="none" w:color="000000" w:sz="4" w:space="0"/>
+          <w:left w:val="none" w:color="000000" w:sz="4" w:space="0"/>
           <w:bottom w:val="single" w:color="000000" w:themeColor="accent1" w:themeTint="80" w:sz="4" w:space="0"/>
-          <w:right w:val="none"/>
+          <w:right w:val="none" w:color="000000" w:sz="4" w:space="0"/>
         </w:tcBorders>
       </w:tcPr>
     </w:tblStylePr>
@@ -19468,12 +20073,12 @@
         <w:tblBorders/>
       </w:tblPr>
       <w:tcPr>
-        <w:shd w:color="ffffff"/>
+        <w:shd w:val="clear" w:color="ffffff"/>
         <w:tcBorders>
-          <w:top w:val="none"/>
+          <w:top w:val="none" w:color="000000" w:sz="4" w:space="0"/>
           <w:left w:val="single" w:color="000000" w:themeColor="accent1" w:themeTint="80" w:sz="4" w:space="0"/>
-          <w:bottom w:val="none"/>
-          <w:right w:val="none"/>
+          <w:bottom w:val="none" w:color="000000" w:sz="4" w:space="0"/>
+          <w:right w:val="none" w:color="000000" w:sz="4" w:space="0"/>
         </w:tcBorders>
       </w:tcPr>
     </w:tblStylePr>
@@ -19496,9 +20101,9 @@
         <w:shd w:val="clear" w:color="ffffff" w:themeColor="light1" w:fill="ffffff" w:themeFill="light1"/>
         <w:tcBorders>
           <w:top w:val="single" w:color="000000" w:themeColor="accent1" w:themeTint="80" w:sz="4" w:space="0"/>
-          <w:left w:val="none"/>
-          <w:bottom w:val="none"/>
-          <w:right w:val="none"/>
+          <w:left w:val="none" w:color="000000" w:sz="4" w:space="0"/>
+          <w:bottom w:val="none" w:color="000000" w:sz="4" w:space="0"/>
+          <w:right w:val="none" w:color="000000" w:sz="4" w:space="0"/>
         </w:tcBorders>
       </w:tcPr>
     </w:tblStylePr>
@@ -19568,9 +20173,9 @@
       </w:tcPr>
     </w:tblStylePr>
   </w:style>
-  <w:style w:type="table" w:styleId="63">
+  <w:style w:type="table" w:styleId="830">
     <w:name w:val="Grid Table 7 Colorful - Accent 2"/>
-    <w:basedOn w:val="790"/>
+    <w:basedOn w:val="934"/>
     <w:uiPriority w:val="99"/>
     <w:pPr>
       <w:pBdr/>
@@ -19672,11 +20277,11 @@
         <w:tblBorders/>
       </w:tblPr>
       <w:tcPr>
-        <w:shd w:color="ffffff"/>
+        <w:shd w:val="clear" w:color="ffffff"/>
         <w:tcBorders>
-          <w:top w:val="none"/>
-          <w:left w:val="none"/>
-          <w:bottom w:val="none"/>
+          <w:top w:val="none" w:color="000000" w:sz="4" w:space="0"/>
+          <w:left w:val="none" w:color="000000" w:sz="4" w:space="0"/>
+          <w:bottom w:val="none" w:color="000000" w:sz="4" w:space="0"/>
           <w:right w:val="single" w:color="000000" w:themeColor="accent2" w:themeTint="97" w:sz="4" w:space="0"/>
         </w:tcBorders>
       </w:tcPr>
@@ -19699,10 +20304,10 @@
       <w:tcPr>
         <w:shd w:val="clear" w:color="ffffff" w:themeColor="light1" w:fill="ffffff" w:themeFill="light1"/>
         <w:tcBorders>
-          <w:top w:val="none"/>
-          <w:left w:val="none"/>
+          <w:top w:val="none" w:color="000000" w:sz="4" w:space="0"/>
+          <w:left w:val="none" w:color="000000" w:sz="4" w:space="0"/>
           <w:bottom w:val="single" w:color="000000" w:themeColor="accent2" w:themeTint="97" w:sz="4" w:space="0"/>
-          <w:right w:val="none"/>
+          <w:right w:val="none" w:color="000000" w:sz="4" w:space="0"/>
         </w:tcBorders>
       </w:tcPr>
     </w:tblStylePr>
@@ -19722,12 +20327,12 @@
         <w:tblBorders/>
       </w:tblPr>
       <w:tcPr>
-        <w:shd w:color="ffffff"/>
+        <w:shd w:val="clear" w:color="ffffff"/>
         <w:tcBorders>
-          <w:top w:val="none"/>
+          <w:top w:val="none" w:color="000000" w:sz="4" w:space="0"/>
           <w:left w:val="single" w:color="000000" w:themeColor="accent2" w:themeTint="97" w:sz="4" w:space="0"/>
-          <w:bottom w:val="none"/>
-          <w:right w:val="none"/>
+          <w:bottom w:val="none" w:color="000000" w:sz="4" w:space="0"/>
+          <w:right w:val="none" w:color="000000" w:sz="4" w:space="0"/>
         </w:tcBorders>
       </w:tcPr>
     </w:tblStylePr>
@@ -19750,9 +20355,9 @@
         <w:shd w:val="clear" w:color="ffffff" w:themeColor="light1" w:fill="ffffff" w:themeFill="light1"/>
         <w:tcBorders>
           <w:top w:val="single" w:color="000000" w:themeColor="accent2" w:themeTint="97" w:sz="4" w:space="0"/>
-          <w:left w:val="none"/>
-          <w:bottom w:val="none"/>
-          <w:right w:val="none"/>
+          <w:left w:val="none" w:color="000000" w:sz="4" w:space="0"/>
+          <w:bottom w:val="none" w:color="000000" w:sz="4" w:space="0"/>
+          <w:right w:val="none" w:color="000000" w:sz="4" w:space="0"/>
         </w:tcBorders>
       </w:tcPr>
     </w:tblStylePr>
@@ -19822,9 +20427,9 @@
       </w:tcPr>
     </w:tblStylePr>
   </w:style>
-  <w:style w:type="table" w:styleId="64">
+  <w:style w:type="table" w:styleId="831">
     <w:name w:val="Grid Table 7 Colorful - Accent 3"/>
-    <w:basedOn w:val="790"/>
+    <w:basedOn w:val="934"/>
     <w:uiPriority w:val="99"/>
     <w:pPr>
       <w:pBdr/>
@@ -19926,11 +20531,11 @@
         <w:tblBorders/>
       </w:tblPr>
       <w:tcPr>
-        <w:shd w:color="ffffff"/>
+        <w:shd w:val="clear" w:color="ffffff"/>
         <w:tcBorders>
-          <w:top w:val="none"/>
-          <w:left w:val="none"/>
-          <w:bottom w:val="none"/>
+          <w:top w:val="none" w:color="000000" w:sz="4" w:space="0"/>
+          <w:left w:val="none" w:color="000000" w:sz="4" w:space="0"/>
+          <w:bottom w:val="none" w:color="000000" w:sz="4" w:space="0"/>
           <w:right w:val="single" w:color="000000" w:themeColor="accent3" w:themeTint="FE" w:sz="4" w:space="0"/>
         </w:tcBorders>
       </w:tcPr>
@@ -19953,10 +20558,10 @@
       <w:tcPr>
         <w:shd w:val="clear" w:color="ffffff" w:themeColor="light1" w:fill="ffffff" w:themeFill="light1"/>
         <w:tcBorders>
-          <w:top w:val="none"/>
-          <w:left w:val="none"/>
+          <w:top w:val="none" w:color="000000" w:sz="4" w:space="0"/>
+          <w:left w:val="none" w:color="000000" w:sz="4" w:space="0"/>
           <w:bottom w:val="single" w:color="000000" w:themeColor="accent3" w:themeTint="FE" w:sz="4" w:space="0"/>
-          <w:right w:val="none"/>
+          <w:right w:val="none" w:color="000000" w:sz="4" w:space="0"/>
         </w:tcBorders>
       </w:tcPr>
     </w:tblStylePr>
@@ -19976,12 +20581,12 @@
         <w:tblBorders/>
       </w:tblPr>
       <w:tcPr>
-        <w:shd w:color="ffffff"/>
+        <w:shd w:val="clear" w:color="ffffff"/>
         <w:tcBorders>
-          <w:top w:val="none"/>
+          <w:top w:val="none" w:color="000000" w:sz="4" w:space="0"/>
           <w:left w:val="single" w:color="000000" w:themeColor="accent3" w:themeTint="FE" w:sz="4" w:space="0"/>
-          <w:bottom w:val="none"/>
-          <w:right w:val="none"/>
+          <w:bottom w:val="none" w:color="000000" w:sz="4" w:space="0"/>
+          <w:right w:val="none" w:color="000000" w:sz="4" w:space="0"/>
         </w:tcBorders>
       </w:tcPr>
     </w:tblStylePr>
@@ -20004,9 +20609,9 @@
         <w:shd w:val="clear" w:color="ffffff" w:themeColor="light1" w:fill="ffffff" w:themeFill="light1"/>
         <w:tcBorders>
           <w:top w:val="single" w:color="000000" w:themeColor="accent3" w:themeTint="FE" w:sz="4" w:space="0"/>
-          <w:left w:val="none"/>
-          <w:bottom w:val="none"/>
-          <w:right w:val="none"/>
+          <w:left w:val="none" w:color="000000" w:sz="4" w:space="0"/>
+          <w:bottom w:val="none" w:color="000000" w:sz="4" w:space="0"/>
+          <w:right w:val="none" w:color="000000" w:sz="4" w:space="0"/>
         </w:tcBorders>
       </w:tcPr>
     </w:tblStylePr>
@@ -20076,9 +20681,9 @@
       </w:tcPr>
     </w:tblStylePr>
   </w:style>
-  <w:style w:type="table" w:styleId="65">
+  <w:style w:type="table" w:styleId="832">
     <w:name w:val="Grid Table 7 Colorful - Accent 4"/>
-    <w:basedOn w:val="790"/>
+    <w:basedOn w:val="934"/>
     <w:uiPriority w:val="99"/>
     <w:pPr>
       <w:pBdr/>
@@ -20180,11 +20785,11 @@
         <w:tblBorders/>
       </w:tblPr>
       <w:tcPr>
-        <w:shd w:color="ffffff"/>
+        <w:shd w:val="clear" w:color="ffffff"/>
         <w:tcBorders>
-          <w:top w:val="none"/>
-          <w:left w:val="none"/>
-          <w:bottom w:val="none"/>
+          <w:top w:val="none" w:color="000000" w:sz="4" w:space="0"/>
+          <w:left w:val="none" w:color="000000" w:sz="4" w:space="0"/>
+          <w:bottom w:val="none" w:color="000000" w:sz="4" w:space="0"/>
           <w:right w:val="single" w:color="000000" w:themeColor="accent4" w:themeTint="9A" w:sz="4" w:space="0"/>
         </w:tcBorders>
       </w:tcPr>
@@ -20207,10 +20812,10 @@
       <w:tcPr>
         <w:shd w:val="clear" w:color="ffffff" w:themeColor="light1" w:fill="ffffff" w:themeFill="light1"/>
         <w:tcBorders>
-          <w:top w:val="none"/>
-          <w:left w:val="none"/>
+          <w:top w:val="none" w:color="000000" w:sz="4" w:space="0"/>
+          <w:left w:val="none" w:color="000000" w:sz="4" w:space="0"/>
           <w:bottom w:val="single" w:color="000000" w:themeColor="accent4" w:themeTint="9A" w:sz="4" w:space="0"/>
-          <w:right w:val="none"/>
+          <w:right w:val="none" w:color="000000" w:sz="4" w:space="0"/>
         </w:tcBorders>
       </w:tcPr>
     </w:tblStylePr>
@@ -20230,12 +20835,12 @@
         <w:tblBorders/>
       </w:tblPr>
       <w:tcPr>
-        <w:shd w:color="ffffff"/>
+        <w:shd w:val="clear" w:color="ffffff"/>
         <w:tcBorders>
-          <w:top w:val="none"/>
+          <w:top w:val="none" w:color="000000" w:sz="4" w:space="0"/>
           <w:left w:val="single" w:color="000000" w:themeColor="accent4" w:themeTint="9A" w:sz="4" w:space="0"/>
-          <w:bottom w:val="none"/>
-          <w:right w:val="none"/>
+          <w:bottom w:val="none" w:color="000000" w:sz="4" w:space="0"/>
+          <w:right w:val="none" w:color="000000" w:sz="4" w:space="0"/>
         </w:tcBorders>
       </w:tcPr>
     </w:tblStylePr>
@@ -20258,9 +20863,9 @@
         <w:shd w:val="clear" w:color="ffffff" w:themeColor="light1" w:fill="ffffff" w:themeFill="light1"/>
         <w:tcBorders>
           <w:top w:val="single" w:color="000000" w:themeColor="accent4" w:themeTint="9A" w:sz="4" w:space="0"/>
-          <w:left w:val="none"/>
-          <w:bottom w:val="none"/>
-          <w:right w:val="none"/>
+          <w:left w:val="none" w:color="000000" w:sz="4" w:space="0"/>
+          <w:bottom w:val="none" w:color="000000" w:sz="4" w:space="0"/>
+          <w:right w:val="none" w:color="000000" w:sz="4" w:space="0"/>
         </w:tcBorders>
       </w:tcPr>
     </w:tblStylePr>
@@ -20330,9 +20935,9 @@
       </w:tcPr>
     </w:tblStylePr>
   </w:style>
-  <w:style w:type="table" w:styleId="66">
+  <w:style w:type="table" w:styleId="833">
     <w:name w:val="Grid Table 7 Colorful - Accent 5"/>
-    <w:basedOn w:val="790"/>
+    <w:basedOn w:val="934"/>
     <w:uiPriority w:val="99"/>
     <w:pPr>
       <w:pBdr/>
@@ -20434,11 +21039,11 @@
         <w:tblBorders/>
       </w:tblPr>
       <w:tcPr>
-        <w:shd w:color="ffffff"/>
+        <w:shd w:val="clear" w:color="ffffff"/>
         <w:tcBorders>
-          <w:top w:val="none"/>
-          <w:left w:val="none"/>
-          <w:bottom w:val="none"/>
+          <w:top w:val="none" w:color="000000" w:sz="4" w:space="0"/>
+          <w:left w:val="none" w:color="000000" w:sz="4" w:space="0"/>
+          <w:bottom w:val="none" w:color="000000" w:sz="4" w:space="0"/>
           <w:right w:val="single" w:color="000000" w:themeColor="accent5" w:themeTint="90" w:sz="4" w:space="0"/>
         </w:tcBorders>
       </w:tcPr>
@@ -20461,10 +21066,10 @@
       <w:tcPr>
         <w:shd w:val="clear" w:color="ffffff" w:themeColor="light1" w:fill="ffffff" w:themeFill="light1"/>
         <w:tcBorders>
-          <w:top w:val="none"/>
-          <w:left w:val="none"/>
+          <w:top w:val="none" w:color="000000" w:sz="4" w:space="0"/>
+          <w:left w:val="none" w:color="000000" w:sz="4" w:space="0"/>
           <w:bottom w:val="single" w:color="000000" w:themeColor="accent5" w:themeTint="90" w:sz="4" w:space="0"/>
-          <w:right w:val="none"/>
+          <w:right w:val="none" w:color="000000" w:sz="4" w:space="0"/>
         </w:tcBorders>
       </w:tcPr>
     </w:tblStylePr>
@@ -20484,12 +21089,12 @@
         <w:tblBorders/>
       </w:tblPr>
       <w:tcPr>
-        <w:shd w:color="ffffff"/>
+        <w:shd w:val="clear" w:color="ffffff"/>
         <w:tcBorders>
-          <w:top w:val="none"/>
+          <w:top w:val="none" w:color="000000" w:sz="4" w:space="0"/>
           <w:left w:val="single" w:color="000000" w:themeColor="accent5" w:themeTint="90" w:sz="4" w:space="0"/>
-          <w:bottom w:val="none"/>
-          <w:right w:val="none"/>
+          <w:bottom w:val="none" w:color="000000" w:sz="4" w:space="0"/>
+          <w:right w:val="none" w:color="000000" w:sz="4" w:space="0"/>
         </w:tcBorders>
       </w:tcPr>
     </w:tblStylePr>
@@ -20512,9 +21117,9 @@
         <w:shd w:val="clear" w:color="ffffff" w:themeColor="light1" w:fill="ffffff" w:themeFill="light1"/>
         <w:tcBorders>
           <w:top w:val="single" w:color="000000" w:themeColor="accent5" w:themeTint="90" w:sz="4" w:space="0"/>
-          <w:left w:val="none"/>
-          <w:bottom w:val="none"/>
-          <w:right w:val="none"/>
+          <w:left w:val="none" w:color="000000" w:sz="4" w:space="0"/>
+          <w:bottom w:val="none" w:color="000000" w:sz="4" w:space="0"/>
+          <w:right w:val="none" w:color="000000" w:sz="4" w:space="0"/>
         </w:tcBorders>
       </w:tcPr>
     </w:tblStylePr>
@@ -20584,9 +21189,9 @@
       </w:tcPr>
     </w:tblStylePr>
   </w:style>
-  <w:style w:type="table" w:styleId="67">
+  <w:style w:type="table" w:styleId="834">
     <w:name w:val="Grid Table 7 Colorful - Accent 6"/>
-    <w:basedOn w:val="790"/>
+    <w:basedOn w:val="934"/>
     <w:uiPriority w:val="99"/>
     <w:pPr>
       <w:pBdr/>
@@ -20688,11 +21293,11 @@
         <w:tblBorders/>
       </w:tblPr>
       <w:tcPr>
-        <w:shd w:color="ffffff"/>
+        <w:shd w:val="clear" w:color="ffffff"/>
         <w:tcBorders>
-          <w:top w:val="none"/>
-          <w:left w:val="none"/>
-          <w:bottom w:val="none"/>
+          <w:top w:val="none" w:color="000000" w:sz="4" w:space="0"/>
+          <w:left w:val="none" w:color="000000" w:sz="4" w:space="0"/>
+          <w:bottom w:val="none" w:color="000000" w:sz="4" w:space="0"/>
           <w:right w:val="single" w:color="000000" w:themeColor="accent6" w:themeTint="90" w:sz="4" w:space="0"/>
         </w:tcBorders>
       </w:tcPr>
@@ -20715,10 +21320,10 @@
       <w:tcPr>
         <w:shd w:val="clear" w:color="ffffff" w:themeColor="light1" w:fill="ffffff" w:themeFill="light1"/>
         <w:tcBorders>
-          <w:top w:val="none"/>
-          <w:left w:val="none"/>
+          <w:top w:val="none" w:color="000000" w:sz="4" w:space="0"/>
+          <w:left w:val="none" w:color="000000" w:sz="4" w:space="0"/>
           <w:bottom w:val="single" w:color="000000" w:themeColor="accent6" w:themeTint="90" w:sz="4" w:space="0"/>
-          <w:right w:val="none"/>
+          <w:right w:val="none" w:color="000000" w:sz="4" w:space="0"/>
         </w:tcBorders>
       </w:tcPr>
     </w:tblStylePr>
@@ -20738,12 +21343,12 @@
         <w:tblBorders/>
       </w:tblPr>
       <w:tcPr>
-        <w:shd w:color="ffffff"/>
+        <w:shd w:val="clear" w:color="ffffff"/>
         <w:tcBorders>
-          <w:top w:val="none"/>
+          <w:top w:val="none" w:color="000000" w:sz="4" w:space="0"/>
           <w:left w:val="single" w:color="000000" w:themeColor="accent6" w:themeTint="90" w:sz="4" w:space="0"/>
-          <w:bottom w:val="none"/>
-          <w:right w:val="none"/>
+          <w:bottom w:val="none" w:color="000000" w:sz="4" w:space="0"/>
+          <w:right w:val="none" w:color="000000" w:sz="4" w:space="0"/>
         </w:tcBorders>
       </w:tcPr>
     </w:tblStylePr>
@@ -20766,9 +21371,9 @@
         <w:shd w:val="clear" w:color="ffffff" w:themeColor="light1" w:fill="ffffff" w:themeFill="light1"/>
         <w:tcBorders>
           <w:top w:val="single" w:color="000000" w:themeColor="accent6" w:themeTint="90" w:sz="4" w:space="0"/>
-          <w:left w:val="none"/>
-          <w:bottom w:val="none"/>
-          <w:right w:val="none"/>
+          <w:left w:val="none" w:color="000000" w:sz="4" w:space="0"/>
+          <w:bottom w:val="none" w:color="000000" w:sz="4" w:space="0"/>
+          <w:right w:val="none" w:color="000000" w:sz="4" w:space="0"/>
         </w:tcBorders>
       </w:tcPr>
     </w:tblStylePr>
@@ -20838,9 +21443,9 @@
       </w:tcPr>
     </w:tblStylePr>
   </w:style>
-  <w:style w:type="table" w:styleId="68">
+  <w:style w:type="table" w:styleId="835">
     <w:name w:val="List Table 1 Light"/>
-    <w:basedOn w:val="790"/>
+    <w:basedOn w:val="934"/>
     <w:uiPriority w:val="99"/>
     <w:pPr>
       <w:pBdr/>
@@ -21054,9 +21659,9 @@
       </w:tcPr>
     </w:tblStylePr>
   </w:style>
-  <w:style w:type="table" w:styleId="69">
+  <w:style w:type="table" w:styleId="836">
     <w:name w:val="List Table 1 Light - Accent 1"/>
-    <w:basedOn w:val="790"/>
+    <w:basedOn w:val="934"/>
     <w:uiPriority w:val="99"/>
     <w:pPr>
       <w:pBdr/>
@@ -21270,9 +21875,9 @@
       </w:tcPr>
     </w:tblStylePr>
   </w:style>
-  <w:style w:type="table" w:styleId="70">
+  <w:style w:type="table" w:styleId="837">
     <w:name w:val="List Table 1 Light - Accent 2"/>
-    <w:basedOn w:val="790"/>
+    <w:basedOn w:val="934"/>
     <w:uiPriority w:val="99"/>
     <w:pPr>
       <w:pBdr/>
@@ -21486,9 +22091,9 @@
       </w:tcPr>
     </w:tblStylePr>
   </w:style>
-  <w:style w:type="table" w:styleId="71">
+  <w:style w:type="table" w:styleId="838">
     <w:name w:val="List Table 1 Light - Accent 3"/>
-    <w:basedOn w:val="790"/>
+    <w:basedOn w:val="934"/>
     <w:uiPriority w:val="99"/>
     <w:pPr>
       <w:pBdr/>
@@ -21702,9 +22307,9 @@
       </w:tcPr>
     </w:tblStylePr>
   </w:style>
-  <w:style w:type="table" w:styleId="72">
+  <w:style w:type="table" w:styleId="839">
     <w:name w:val="List Table 1 Light - Accent 4"/>
-    <w:basedOn w:val="790"/>
+    <w:basedOn w:val="934"/>
     <w:uiPriority w:val="99"/>
     <w:pPr>
       <w:pBdr/>
@@ -21918,9 +22523,9 @@
       </w:tcPr>
     </w:tblStylePr>
   </w:style>
-  <w:style w:type="table" w:styleId="73">
+  <w:style w:type="table" w:styleId="840">
     <w:name w:val="List Table 1 Light - Accent 5"/>
-    <w:basedOn w:val="790"/>
+    <w:basedOn w:val="934"/>
     <w:uiPriority w:val="99"/>
     <w:pPr>
       <w:pBdr/>
@@ -22134,9 +22739,9 @@
       </w:tcPr>
     </w:tblStylePr>
   </w:style>
-  <w:style w:type="table" w:styleId="74">
+  <w:style w:type="table" w:styleId="841">
     <w:name w:val="List Table 1 Light - Accent 6"/>
-    <w:basedOn w:val="790"/>
+    <w:basedOn w:val="934"/>
     <w:uiPriority w:val="99"/>
     <w:pPr>
       <w:pBdr/>
@@ -22350,9 +22955,9 @@
       </w:tcPr>
     </w:tblStylePr>
   </w:style>
-  <w:style w:type="table" w:styleId="75">
+  <w:style w:type="table" w:styleId="842">
     <w:name w:val="List Table 2"/>
-    <w:basedOn w:val="790"/>
+    <w:basedOn w:val="934"/>
     <w:uiPriority w:val="99"/>
     <w:pPr>
       <w:pBdr/>
@@ -22588,9 +23193,9 @@
       </w:tcPr>
     </w:tblStylePr>
   </w:style>
-  <w:style w:type="table" w:styleId="76">
+  <w:style w:type="table" w:styleId="843">
     <w:name w:val="List Table 2 - Accent 1"/>
-    <w:basedOn w:val="790"/>
+    <w:basedOn w:val="934"/>
     <w:uiPriority w:val="99"/>
     <w:pPr>
       <w:pBdr/>
@@ -22826,9 +23431,9 @@
       </w:tcPr>
     </w:tblStylePr>
   </w:style>
-  <w:style w:type="table" w:styleId="77">
+  <w:style w:type="table" w:styleId="844">
     <w:name w:val="List Table 2 - Accent 2"/>
-    <w:basedOn w:val="790"/>
+    <w:basedOn w:val="934"/>
     <w:uiPriority w:val="99"/>
     <w:pPr>
       <w:pBdr/>
@@ -23064,9 +23669,9 @@
       </w:tcPr>
     </w:tblStylePr>
   </w:style>
-  <w:style w:type="table" w:styleId="78">
+  <w:style w:type="table" w:styleId="845">
     <w:name w:val="List Table 2 - Accent 3"/>
-    <w:basedOn w:val="790"/>
+    <w:basedOn w:val="934"/>
     <w:uiPriority w:val="99"/>
     <w:pPr>
       <w:pBdr/>
@@ -23302,9 +23907,9 @@
       </w:tcPr>
     </w:tblStylePr>
   </w:style>
-  <w:style w:type="table" w:styleId="79">
+  <w:style w:type="table" w:styleId="846">
     <w:name w:val="List Table 2 - Accent 4"/>
-    <w:basedOn w:val="790"/>
+    <w:basedOn w:val="934"/>
     <w:uiPriority w:val="99"/>
     <w:pPr>
       <w:pBdr/>
@@ -23540,9 +24145,9 @@
       </w:tcPr>
     </w:tblStylePr>
   </w:style>
-  <w:style w:type="table" w:styleId="80">
+  <w:style w:type="table" w:styleId="847">
     <w:name w:val="List Table 2 - Accent 5"/>
-    <w:basedOn w:val="790"/>
+    <w:basedOn w:val="934"/>
     <w:uiPriority w:val="99"/>
     <w:pPr>
       <w:pBdr/>
@@ -23778,9 +24383,9 @@
       </w:tcPr>
     </w:tblStylePr>
   </w:style>
-  <w:style w:type="table" w:styleId="81">
+  <w:style w:type="table" w:styleId="848">
     <w:name w:val="List Table 2 - Accent 6"/>
-    <w:basedOn w:val="790"/>
+    <w:basedOn w:val="934"/>
     <w:uiPriority w:val="99"/>
     <w:pPr>
       <w:pBdr/>
@@ -24016,9 +24621,9 @@
       </w:tcPr>
     </w:tblStylePr>
   </w:style>
-  <w:style w:type="table" w:styleId="82">
+  <w:style w:type="table" w:styleId="849">
     <w:name w:val="List Table 3"/>
-    <w:basedOn w:val="790"/>
+    <w:basedOn w:val="934"/>
     <w:uiPriority w:val="99"/>
     <w:pPr>
       <w:pBdr/>
@@ -24244,9 +24849,9 @@
       </w:tcPr>
     </w:tblStylePr>
   </w:style>
-  <w:style w:type="table" w:styleId="83">
+  <w:style w:type="table" w:styleId="850">
     <w:name w:val="List Table 3 - Accent 1"/>
-    <w:basedOn w:val="790"/>
+    <w:basedOn w:val="934"/>
     <w:uiPriority w:val="99"/>
     <w:pPr>
       <w:pBdr/>
@@ -24472,9 +25077,9 @@
       </w:tcPr>
     </w:tblStylePr>
   </w:style>
-  <w:style w:type="table" w:styleId="84">
+  <w:style w:type="table" w:styleId="851">
     <w:name w:val="List Table 3 - Accent 2"/>
-    <w:basedOn w:val="790"/>
+    <w:basedOn w:val="934"/>
     <w:uiPriority w:val="99"/>
     <w:pPr>
       <w:pBdr/>
@@ -24700,9 +25305,9 @@
       </w:tcPr>
     </w:tblStylePr>
   </w:style>
-  <w:style w:type="table" w:styleId="85">
+  <w:style w:type="table" w:styleId="852">
     <w:name w:val="List Table 3 - Accent 3"/>
-    <w:basedOn w:val="790"/>
+    <w:basedOn w:val="934"/>
     <w:uiPriority w:val="99"/>
     <w:pPr>
       <w:pBdr/>
@@ -24928,9 +25533,9 @@
       </w:tcPr>
     </w:tblStylePr>
   </w:style>
-  <w:style w:type="table" w:styleId="86">
+  <w:style w:type="table" w:styleId="853">
     <w:name w:val="List Table 3 - Accent 4"/>
-    <w:basedOn w:val="790"/>
+    <w:basedOn w:val="934"/>
     <w:uiPriority w:val="99"/>
     <w:pPr>
       <w:pBdr/>
@@ -25156,9 +25761,9 @@
       </w:tcPr>
     </w:tblStylePr>
   </w:style>
-  <w:style w:type="table" w:styleId="87">
+  <w:style w:type="table" w:styleId="854">
     <w:name w:val="List Table 3 - Accent 5"/>
-    <w:basedOn w:val="790"/>
+    <w:basedOn w:val="934"/>
     <w:uiPriority w:val="99"/>
     <w:pPr>
       <w:pBdr/>
@@ -25384,9 +25989,9 @@
       </w:tcPr>
     </w:tblStylePr>
   </w:style>
-  <w:style w:type="table" w:styleId="88">
+  <w:style w:type="table" w:styleId="855">
     <w:name w:val="List Table 3 - Accent 6"/>
-    <w:basedOn w:val="790"/>
+    <w:basedOn w:val="934"/>
     <w:uiPriority w:val="99"/>
     <w:pPr>
       <w:pBdr/>
@@ -25612,9 +26217,9 @@
       </w:tcPr>
     </w:tblStylePr>
   </w:style>
-  <w:style w:type="table" w:styleId="89">
+  <w:style w:type="table" w:styleId="856">
     <w:name w:val="List Table 4"/>
-    <w:basedOn w:val="790"/>
+    <w:basedOn w:val="934"/>
     <w:uiPriority w:val="99"/>
     <w:pPr>
       <w:pBdr/>
@@ -25837,9 +26442,9 @@
       </w:tcPr>
     </w:tblStylePr>
   </w:style>
-  <w:style w:type="table" w:styleId="90">
+  <w:style w:type="table" w:styleId="857">
     <w:name w:val="List Table 4 - Accent 1"/>
-    <w:basedOn w:val="790"/>
+    <w:basedOn w:val="934"/>
     <w:uiPriority w:val="99"/>
     <w:pPr>
       <w:pBdr/>
@@ -26062,9 +26667,9 @@
       </w:tcPr>
     </w:tblStylePr>
   </w:style>
-  <w:style w:type="table" w:styleId="91">
+  <w:style w:type="table" w:styleId="858">
     <w:name w:val="List Table 4 - Accent 2"/>
-    <w:basedOn w:val="790"/>
+    <w:basedOn w:val="934"/>
     <w:uiPriority w:val="99"/>
     <w:pPr>
       <w:pBdr/>
@@ -26287,9 +26892,9 @@
       </w:tcPr>
     </w:tblStylePr>
   </w:style>
-  <w:style w:type="table" w:styleId="92">
+  <w:style w:type="table" w:styleId="859">
     <w:name w:val="List Table 4 - Accent 3"/>
-    <w:basedOn w:val="790"/>
+    <w:basedOn w:val="934"/>
     <w:uiPriority w:val="99"/>
     <w:pPr>
       <w:pBdr/>
@@ -26512,9 +27117,9 @@
       </w:tcPr>
     </w:tblStylePr>
   </w:style>
-  <w:style w:type="table" w:styleId="93">
+  <w:style w:type="table" w:styleId="860">
     <w:name w:val="List Table 4 - Accent 4"/>
-    <w:basedOn w:val="790"/>
+    <w:basedOn w:val="934"/>
     <w:uiPriority w:val="99"/>
     <w:pPr>
       <w:pBdr/>
@@ -26737,9 +27342,9 @@
       </w:tcPr>
     </w:tblStylePr>
   </w:style>
-  <w:style w:type="table" w:styleId="94">
+  <w:style w:type="table" w:styleId="861">
     <w:name w:val="List Table 4 - Accent 5"/>
-    <w:basedOn w:val="790"/>
+    <w:basedOn w:val="934"/>
     <w:uiPriority w:val="99"/>
     <w:pPr>
       <w:pBdr/>
@@ -26962,9 +27567,9 @@
       </w:tcPr>
     </w:tblStylePr>
   </w:style>
-  <w:style w:type="table" w:styleId="95">
+  <w:style w:type="table" w:styleId="862">
     <w:name w:val="List Table 4 - Accent 6"/>
-    <w:basedOn w:val="790"/>
+    <w:basedOn w:val="934"/>
     <w:uiPriority w:val="99"/>
     <w:pPr>
       <w:pBdr/>
@@ -27187,9 +27792,9 @@
       </w:tcPr>
     </w:tblStylePr>
   </w:style>
-  <w:style w:type="table" w:styleId="96">
+  <w:style w:type="table" w:styleId="863">
     <w:name w:val="List Table 5 Dark"/>
-    <w:basedOn w:val="790"/>
+    <w:basedOn w:val="934"/>
     <w:uiPriority w:val="99"/>
     <w:pPr>
       <w:pBdr/>
@@ -27429,9 +28034,9 @@
       </w:tcPr>
     </w:tblStylePr>
   </w:style>
-  <w:style w:type="table" w:styleId="97">
+  <w:style w:type="table" w:styleId="864">
     <w:name w:val="List Table 5 Dark - Accent 1"/>
-    <w:basedOn w:val="790"/>
+    <w:basedOn w:val="934"/>
     <w:uiPriority w:val="99"/>
     <w:pPr>
       <w:pBdr/>
@@ -27671,9 +28276,9 @@
       </w:tcPr>
     </w:tblStylePr>
   </w:style>
-  <w:style w:type="table" w:styleId="98">
+  <w:style w:type="table" w:styleId="865">
     <w:name w:val="List Table 5 Dark - Accent 2"/>
-    <w:basedOn w:val="790"/>
+    <w:basedOn w:val="934"/>
     <w:uiPriority w:val="99"/>
     <w:pPr>
       <w:pBdr/>
@@ -27913,9 +28518,9 @@
       </w:tcPr>
     </w:tblStylePr>
   </w:style>
-  <w:style w:type="table" w:styleId="99">
+  <w:style w:type="table" w:styleId="866">
     <w:name w:val="List Table 5 Dark - Accent 3"/>
-    <w:basedOn w:val="790"/>
+    <w:basedOn w:val="934"/>
     <w:uiPriority w:val="99"/>
     <w:pPr>
       <w:pBdr/>
@@ -28155,9 +28760,9 @@
       </w:tcPr>
     </w:tblStylePr>
   </w:style>
-  <w:style w:type="table" w:styleId="100">
+  <w:style w:type="table" w:styleId="867">
     <w:name w:val="List Table 5 Dark - Accent 4"/>
-    <w:basedOn w:val="790"/>
+    <w:basedOn w:val="934"/>
     <w:uiPriority w:val="99"/>
     <w:pPr>
       <w:pBdr/>
@@ -28397,9 +29002,9 @@
       </w:tcPr>
     </w:tblStylePr>
   </w:style>
-  <w:style w:type="table" w:styleId="101">
+  <w:style w:type="table" w:styleId="868">
     <w:name w:val="List Table 5 Dark - Accent 5"/>
-    <w:basedOn w:val="790"/>
+    <w:basedOn w:val="934"/>
     <w:uiPriority w:val="99"/>
     <w:pPr>
       <w:pBdr/>
@@ -28639,9 +29244,9 @@
       </w:tcPr>
     </w:tblStylePr>
   </w:style>
-  <w:style w:type="table" w:styleId="102">
+  <w:style w:type="table" w:styleId="869">
     <w:name w:val="List Table 5 Dark - Accent 6"/>
-    <w:basedOn w:val="790"/>
+    <w:basedOn w:val="934"/>
     <w:uiPriority w:val="99"/>
     <w:pPr>
       <w:pBdr/>
@@ -28881,9 +29486,9 @@
       </w:tcPr>
     </w:tblStylePr>
   </w:style>
-  <w:style w:type="table" w:styleId="103">
+  <w:style w:type="table" w:styleId="870">
     <w:name w:val="List Table 6 Colorful"/>
-    <w:basedOn w:val="790"/>
+    <w:basedOn w:val="934"/>
     <w:uiPriority w:val="99"/>
     <w:pPr>
       <w:pBdr/>
@@ -29104,9 +29709,9 @@
       </w:tcPr>
     </w:tblStylePr>
   </w:style>
-  <w:style w:type="table" w:styleId="104">
+  <w:style w:type="table" w:styleId="871">
     <w:name w:val="List Table 6 Colorful - Accent 1"/>
-    <w:basedOn w:val="790"/>
+    <w:basedOn w:val="934"/>
     <w:uiPriority w:val="99"/>
     <w:pPr>
       <w:pBdr/>
@@ -29327,9 +29932,9 @@
       </w:tcPr>
     </w:tblStylePr>
   </w:style>
-  <w:style w:type="table" w:styleId="105">
+  <w:style w:type="table" w:styleId="872">
     <w:name w:val="List Table 6 Colorful - Accent 2"/>
-    <w:basedOn w:val="790"/>
+    <w:basedOn w:val="934"/>
     <w:uiPriority w:val="99"/>
     <w:pPr>
       <w:pBdr/>
@@ -29550,9 +30155,9 @@
       </w:tcPr>
     </w:tblStylePr>
   </w:style>
-  <w:style w:type="table" w:styleId="106">
+  <w:style w:type="table" w:styleId="873">
     <w:name w:val="List Table 6 Colorful - Accent 3"/>
-    <w:basedOn w:val="790"/>
+    <w:basedOn w:val="934"/>
     <w:uiPriority w:val="99"/>
     <w:pPr>
       <w:pBdr/>
@@ -29773,9 +30378,9 @@
       </w:tcPr>
     </w:tblStylePr>
   </w:style>
-  <w:style w:type="table" w:styleId="107">
+  <w:style w:type="table" w:styleId="874">
     <w:name w:val="List Table 6 Colorful - Accent 4"/>
-    <w:basedOn w:val="790"/>
+    <w:basedOn w:val="934"/>
     <w:uiPriority w:val="99"/>
     <w:pPr>
       <w:pBdr/>
@@ -29996,9 +30601,9 @@
       </w:tcPr>
     </w:tblStylePr>
   </w:style>
-  <w:style w:type="table" w:styleId="108">
+  <w:style w:type="table" w:styleId="875">
     <w:name w:val="List Table 6 Colorful - Accent 5"/>
-    <w:basedOn w:val="790"/>
+    <w:basedOn w:val="934"/>
     <w:uiPriority w:val="99"/>
     <w:pPr>
       <w:pBdr/>
@@ -30219,9 +30824,9 @@
       </w:tcPr>
     </w:tblStylePr>
   </w:style>
-  <w:style w:type="table" w:styleId="109">
+  <w:style w:type="table" w:styleId="876">
     <w:name w:val="List Table 6 Colorful - Accent 6"/>
-    <w:basedOn w:val="790"/>
+    <w:basedOn w:val="934"/>
     <w:uiPriority w:val="99"/>
     <w:pPr>
       <w:pBdr/>
@@ -30442,9 +31047,9 @@
       </w:tcPr>
     </w:tblStylePr>
   </w:style>
-  <w:style w:type="table" w:styleId="110">
+  <w:style w:type="table" w:styleId="877">
     <w:name w:val="List Table 7 Colorful"/>
-    <w:basedOn w:val="790"/>
+    <w:basedOn w:val="934"/>
     <w:uiPriority w:val="99"/>
     <w:pPr>
       <w:pBdr/>
@@ -30543,11 +31148,11 @@
         <w:tblBorders/>
       </w:tblPr>
       <w:tcPr>
-        <w:shd w:color="ffffff"/>
+        <w:shd w:val="clear" w:color="ffffff"/>
         <w:tcBorders>
-          <w:top w:val="none"/>
-          <w:left w:val="none"/>
-          <w:bottom w:val="none"/>
+          <w:top w:val="none" w:color="000000" w:sz="4" w:space="0"/>
+          <w:left w:val="none" w:color="000000" w:sz="4" w:space="0"/>
+          <w:bottom w:val="none" w:color="000000" w:sz="4" w:space="0"/>
           <w:right w:val="single" w:color="000000" w:themeColor="text1" w:themeTint="80" w:sz="4" w:space="0"/>
         </w:tcBorders>
       </w:tcPr>
@@ -30570,10 +31175,10 @@
       <w:tcPr>
         <w:shd w:val="clear" w:color="ffffff" w:themeColor="light1" w:fill="ffffff" w:themeFill="light1"/>
         <w:tcBorders>
-          <w:top w:val="none"/>
-          <w:left w:val="none"/>
+          <w:top w:val="none" w:color="000000" w:sz="4" w:space="0"/>
+          <w:left w:val="none" w:color="000000" w:sz="4" w:space="0"/>
           <w:bottom w:val="single" w:color="000000" w:themeColor="text1" w:themeTint="80" w:sz="4" w:space="0"/>
-          <w:right w:val="none"/>
+          <w:right w:val="none" w:color="000000" w:sz="4" w:space="0"/>
         </w:tcBorders>
       </w:tcPr>
     </w:tblStylePr>
@@ -30593,12 +31198,12 @@
         <w:tblBorders/>
       </w:tblPr>
       <w:tcPr>
-        <w:shd w:color="ffffff"/>
+        <w:shd w:val="clear" w:color="ffffff"/>
         <w:tcBorders>
-          <w:top w:val="none"/>
+          <w:top w:val="none" w:color="000000" w:sz="4" w:space="0"/>
           <w:left w:val="single" w:color="000000" w:themeColor="text1" w:themeTint="80" w:sz="4" w:space="0"/>
-          <w:bottom w:val="none"/>
-          <w:right w:val="none"/>
+          <w:bottom w:val="none" w:color="000000" w:sz="4" w:space="0"/>
+          <w:right w:val="none" w:color="000000" w:sz="4" w:space="0"/>
         </w:tcBorders>
       </w:tcPr>
     </w:tblStylePr>
@@ -30621,9 +31226,9 @@
         <w:shd w:val="clear" w:color="ffffff" w:themeColor="light1" w:fill="ffffff" w:themeFill="light1"/>
         <w:tcBorders>
           <w:top w:val="single" w:color="000000" w:themeColor="text1" w:themeTint="80" w:sz="4" w:space="0"/>
-          <w:left w:val="none"/>
-          <w:bottom w:val="none"/>
-          <w:right w:val="none"/>
+          <w:left w:val="none" w:color="000000" w:sz="4" w:space="0"/>
+          <w:bottom w:val="none" w:color="000000" w:sz="4" w:space="0"/>
+          <w:right w:val="none" w:color="000000" w:sz="4" w:space="0"/>
         </w:tcBorders>
       </w:tcPr>
     </w:tblStylePr>
@@ -30698,9 +31303,9 @@
       </w:tcPr>
     </w:tblStylePr>
   </w:style>
-  <w:style w:type="table" w:styleId="111">
+  <w:style w:type="table" w:styleId="878">
     <w:name w:val="List Table 7 Colorful - Accent 1"/>
-    <w:basedOn w:val="790"/>
+    <w:basedOn w:val="934"/>
     <w:uiPriority w:val="99"/>
     <w:pPr>
       <w:pBdr/>
@@ -30799,11 +31404,11 @@
         <w:tblBorders/>
       </w:tblPr>
       <w:tcPr>
-        <w:shd w:color="ffffff"/>
+        <w:shd w:val="clear" w:color="ffffff"/>
         <w:tcBorders>
-          <w:top w:val="none"/>
-          <w:left w:val="none"/>
-          <w:bottom w:val="none"/>
+          <w:top w:val="none" w:color="000000" w:sz="4" w:space="0"/>
+          <w:left w:val="none" w:color="000000" w:sz="4" w:space="0"/>
+          <w:bottom w:val="none" w:color="000000" w:sz="4" w:space="0"/>
           <w:right w:val="single" w:color="000000" w:themeColor="accent1" w:sz="4" w:space="0"/>
         </w:tcBorders>
       </w:tcPr>
@@ -30826,10 +31431,10 @@
       <w:tcPr>
         <w:shd w:val="clear" w:color="ffffff" w:themeColor="light1" w:fill="ffffff" w:themeFill="light1"/>
         <w:tcBorders>
-          <w:top w:val="none"/>
-          <w:left w:val="none"/>
+          <w:top w:val="none" w:color="000000" w:sz="4" w:space="0"/>
+          <w:left w:val="none" w:color="000000" w:sz="4" w:space="0"/>
           <w:bottom w:val="single" w:color="000000" w:themeColor="accent1" w:sz="4" w:space="0"/>
-          <w:right w:val="none"/>
+          <w:right w:val="none" w:color="000000" w:sz="4" w:space="0"/>
         </w:tcBorders>
       </w:tcPr>
     </w:tblStylePr>
@@ -30849,12 +31454,12 @@
         <w:tblBorders/>
       </w:tblPr>
       <w:tcPr>
-        <w:shd w:color="ffffff"/>
+        <w:shd w:val="clear" w:color="ffffff"/>
         <w:tcBorders>
-          <w:top w:val="none"/>
+          <w:top w:val="none" w:color="000000" w:sz="4" w:space="0"/>
           <w:left w:val="single" w:color="000000" w:themeColor="accent1" w:sz="4" w:space="0"/>
-          <w:bottom w:val="none"/>
-          <w:right w:val="none"/>
+          <w:bottom w:val="none" w:color="000000" w:sz="4" w:space="0"/>
+          <w:right w:val="none" w:color="000000" w:sz="4" w:space="0"/>
         </w:tcBorders>
       </w:tcPr>
     </w:tblStylePr>
@@ -30877,9 +31482,9 @@
         <w:shd w:val="clear" w:color="ffffff" w:themeColor="light1" w:fill="ffffff" w:themeFill="light1"/>
         <w:tcBorders>
           <w:top w:val="single" w:color="000000" w:themeColor="accent1" w:sz="4" w:space="0"/>
-          <w:left w:val="none"/>
-          <w:bottom w:val="none"/>
-          <w:right w:val="none"/>
+          <w:left w:val="none" w:color="000000" w:sz="4" w:space="0"/>
+          <w:bottom w:val="none" w:color="000000" w:sz="4" w:space="0"/>
+          <w:right w:val="none" w:color="000000" w:sz="4" w:space="0"/>
         </w:tcBorders>
       </w:tcPr>
     </w:tblStylePr>
@@ -30954,9 +31559,9 @@
       </w:tcPr>
     </w:tblStylePr>
   </w:style>
-  <w:style w:type="table" w:styleId="112">
+  <w:style w:type="table" w:styleId="879">
     <w:name w:val="List Table 7 Colorful - Accent 2"/>
-    <w:basedOn w:val="790"/>
+    <w:basedOn w:val="934"/>
     <w:uiPriority w:val="99"/>
     <w:pPr>
       <w:pBdr/>
@@ -31055,11 +31660,11 @@
         <w:tblBorders/>
       </w:tblPr>
       <w:tcPr>
-        <w:shd w:color="ffffff"/>
+        <w:shd w:val="clear" w:color="ffffff"/>
         <w:tcBorders>
-          <w:top w:val="none"/>
-          <w:left w:val="none"/>
-          <w:bottom w:val="none"/>
+          <w:top w:val="none" w:color="000000" w:sz="4" w:space="0"/>
+          <w:left w:val="none" w:color="000000" w:sz="4" w:space="0"/>
+          <w:bottom w:val="none" w:color="000000" w:sz="4" w:space="0"/>
           <w:right w:val="single" w:color="000000" w:themeColor="accent2" w:themeTint="97" w:sz="4" w:space="0"/>
         </w:tcBorders>
       </w:tcPr>
@@ -31082,10 +31687,10 @@
       <w:tcPr>
         <w:shd w:val="clear" w:color="ffffff" w:themeColor="light1" w:fill="ffffff" w:themeFill="light1"/>
         <w:tcBorders>
-          <w:top w:val="none"/>
-          <w:left w:val="none"/>
+          <w:top w:val="none" w:color="000000" w:sz="4" w:space="0"/>
+          <w:left w:val="none" w:color="000000" w:sz="4" w:space="0"/>
           <w:bottom w:val="single" w:color="000000" w:themeColor="accent2" w:themeTint="97" w:sz="4" w:space="0"/>
-          <w:right w:val="none"/>
+          <w:right w:val="none" w:color="000000" w:sz="4" w:space="0"/>
         </w:tcBorders>
       </w:tcPr>
     </w:tblStylePr>
@@ -31105,12 +31710,12 @@
         <w:tblBorders/>
       </w:tblPr>
       <w:tcPr>
-        <w:shd w:color="ffffff"/>
+        <w:shd w:val="clear" w:color="ffffff"/>
         <w:tcBorders>
-          <w:top w:val="none"/>
+          <w:top w:val="none" w:color="000000" w:sz="4" w:space="0"/>
           <w:left w:val="single" w:color="000000" w:themeColor="accent2" w:themeTint="97" w:sz="4" w:space="0"/>
-          <w:bottom w:val="none"/>
-          <w:right w:val="none"/>
+          <w:bottom w:val="none" w:color="000000" w:sz="4" w:space="0"/>
+          <w:right w:val="none" w:color="000000" w:sz="4" w:space="0"/>
         </w:tcBorders>
       </w:tcPr>
     </w:tblStylePr>
@@ -31133,9 +31738,9 @@
         <w:shd w:val="clear" w:color="ffffff" w:themeColor="light1" w:fill="ffffff" w:themeFill="light1"/>
         <w:tcBorders>
           <w:top w:val="single" w:color="000000" w:themeColor="accent2" w:themeTint="97" w:sz="4" w:space="0"/>
-          <w:left w:val="none"/>
-          <w:bottom w:val="none"/>
-          <w:right w:val="none"/>
+          <w:left w:val="none" w:color="000000" w:sz="4" w:space="0"/>
+          <w:bottom w:val="none" w:color="000000" w:sz="4" w:space="0"/>
+          <w:right w:val="none" w:color="000000" w:sz="4" w:space="0"/>
         </w:tcBorders>
       </w:tcPr>
     </w:tblStylePr>
@@ -31210,9 +31815,9 @@
       </w:tcPr>
     </w:tblStylePr>
   </w:style>
-  <w:style w:type="table" w:styleId="113">
+  <w:style w:type="table" w:styleId="880">
     <w:name w:val="List Table 7 Colorful - Accent 3"/>
-    <w:basedOn w:val="790"/>
+    <w:basedOn w:val="934"/>
     <w:uiPriority w:val="99"/>
     <w:pPr>
       <w:pBdr/>
@@ -31311,11 +31916,11 @@
         <w:tblBorders/>
       </w:tblPr>
       <w:tcPr>
-        <w:shd w:color="ffffff"/>
+        <w:shd w:val="clear" w:color="ffffff"/>
         <w:tcBorders>
-          <w:top w:val="none"/>
-          <w:left w:val="none"/>
-          <w:bottom w:val="none"/>
+          <w:top w:val="none" w:color="000000" w:sz="4" w:space="0"/>
+          <w:left w:val="none" w:color="000000" w:sz="4" w:space="0"/>
+          <w:bottom w:val="none" w:color="000000" w:sz="4" w:space="0"/>
           <w:right w:val="single" w:color="000000" w:themeColor="accent3" w:themeTint="98" w:sz="4" w:space="0"/>
         </w:tcBorders>
       </w:tcPr>
@@ -31338,10 +31943,10 @@
       <w:tcPr>
         <w:shd w:val="clear" w:color="ffffff" w:themeColor="light1" w:fill="ffffff" w:themeFill="light1"/>
         <w:tcBorders>
-          <w:top w:val="none"/>
-          <w:left w:val="none"/>
+          <w:top w:val="none" w:color="000000" w:sz="4" w:space="0"/>
+          <w:left w:val="none" w:color="000000" w:sz="4" w:space="0"/>
           <w:bottom w:val="single" w:color="000000" w:themeColor="accent3" w:themeTint="98" w:sz="4" w:space="0"/>
-          <w:right w:val="none"/>
+          <w:right w:val="none" w:color="000000" w:sz="4" w:space="0"/>
         </w:tcBorders>
       </w:tcPr>
     </w:tblStylePr>
@@ -31361,12 +31966,12 @@
         <w:tblBorders/>
       </w:tblPr>
       <w:tcPr>
-        <w:shd w:color="ffffff"/>
+        <w:shd w:val="clear" w:color="ffffff"/>
         <w:tcBorders>
-          <w:top w:val="none"/>
+          <w:top w:val="none" w:color="000000" w:sz="4" w:space="0"/>
           <w:left w:val="single" w:color="000000" w:themeColor="accent3" w:themeTint="98" w:sz="4" w:space="0"/>
-          <w:bottom w:val="none"/>
-          <w:right w:val="none"/>
+          <w:bottom w:val="none" w:color="000000" w:sz="4" w:space="0"/>
+          <w:right w:val="none" w:color="000000" w:sz="4" w:space="0"/>
         </w:tcBorders>
       </w:tcPr>
     </w:tblStylePr>
@@ -31389,9 +31994,9 @@
         <w:shd w:val="clear" w:color="ffffff" w:themeColor="light1" w:fill="ffffff" w:themeFill="light1"/>
         <w:tcBorders>
           <w:top w:val="single" w:color="000000" w:themeColor="accent3" w:themeTint="98" w:sz="4" w:space="0"/>
-          <w:left w:val="none"/>
-          <w:bottom w:val="none"/>
-          <w:right w:val="none"/>
+          <w:left w:val="none" w:color="000000" w:sz="4" w:space="0"/>
+          <w:bottom w:val="none" w:color="000000" w:sz="4" w:space="0"/>
+          <w:right w:val="none" w:color="000000" w:sz="4" w:space="0"/>
         </w:tcBorders>
       </w:tcPr>
     </w:tblStylePr>
@@ -31466,9 +32071,9 @@
       </w:tcPr>
     </w:tblStylePr>
   </w:style>
-  <w:style w:type="table" w:styleId="114">
+  <w:style w:type="table" w:styleId="881">
     <w:name w:val="List Table 7 Colorful - Accent 4"/>
-    <w:basedOn w:val="790"/>
+    <w:basedOn w:val="934"/>
     <w:uiPriority w:val="99"/>
     <w:pPr>
       <w:pBdr/>
@@ -31567,11 +32172,11 @@
         <w:tblBorders/>
       </w:tblPr>
       <w:tcPr>
-        <w:shd w:color="ffffff"/>
+        <w:shd w:val="clear" w:color="ffffff"/>
         <w:tcBorders>
-          <w:top w:val="none"/>
-          <w:left w:val="none"/>
-          <w:bottom w:val="none"/>
+          <w:top w:val="none" w:color="000000" w:sz="4" w:space="0"/>
+          <w:left w:val="none" w:color="000000" w:sz="4" w:space="0"/>
+          <w:bottom w:val="none" w:color="000000" w:sz="4" w:space="0"/>
           <w:right w:val="single" w:color="000000" w:themeColor="accent4" w:themeTint="9A" w:sz="4" w:space="0"/>
         </w:tcBorders>
       </w:tcPr>
@@ -31594,10 +32199,10 @@
       <w:tcPr>
         <w:shd w:val="clear" w:color="ffffff" w:themeColor="light1" w:fill="ffffff" w:themeFill="light1"/>
         <w:tcBorders>
-          <w:top w:val="none"/>
-          <w:left w:val="none"/>
+          <w:top w:val="none" w:color="000000" w:sz="4" w:space="0"/>
+          <w:left w:val="none" w:color="000000" w:sz="4" w:space="0"/>
           <w:bottom w:val="single" w:color="000000" w:themeColor="accent4" w:themeTint="9A" w:sz="4" w:space="0"/>
-          <w:right w:val="none"/>
+          <w:right w:val="none" w:color="000000" w:sz="4" w:space="0"/>
         </w:tcBorders>
       </w:tcPr>
     </w:tblStylePr>
@@ -31617,12 +32222,12 @@
         <w:tblBorders/>
       </w:tblPr>
       <w:tcPr>
-        <w:shd w:color="ffffff"/>
+        <w:shd w:val="clear" w:color="ffffff"/>
         <w:tcBorders>
-          <w:top w:val="none"/>
+          <w:top w:val="none" w:color="000000" w:sz="4" w:space="0"/>
           <w:left w:val="single" w:color="000000" w:themeColor="accent4" w:themeTint="9A" w:sz="4" w:space="0"/>
-          <w:bottom w:val="none"/>
-          <w:right w:val="none"/>
+          <w:bottom w:val="none" w:color="000000" w:sz="4" w:space="0"/>
+          <w:right w:val="none" w:color="000000" w:sz="4" w:space="0"/>
         </w:tcBorders>
       </w:tcPr>
     </w:tblStylePr>
@@ -31645,9 +32250,9 @@
         <w:shd w:val="clear" w:color="ffffff" w:themeColor="light1" w:fill="ffffff" w:themeFill="light1"/>
         <w:tcBorders>
           <w:top w:val="single" w:color="000000" w:themeColor="accent4" w:themeTint="9A" w:sz="4" w:space="0"/>
-          <w:left w:val="none"/>
-          <w:bottom w:val="none"/>
-          <w:right w:val="none"/>
+          <w:left w:val="none" w:color="000000" w:sz="4" w:space="0"/>
+          <w:bottom w:val="none" w:color="000000" w:sz="4" w:space="0"/>
+          <w:right w:val="none" w:color="000000" w:sz="4" w:space="0"/>
         </w:tcBorders>
       </w:tcPr>
     </w:tblStylePr>
@@ -31722,9 +32327,9 @@
       </w:tcPr>
     </w:tblStylePr>
   </w:style>
-  <w:style w:type="table" w:styleId="115">
+  <w:style w:type="table" w:styleId="882">
     <w:name w:val="List Table 7 Colorful - Accent 5"/>
-    <w:basedOn w:val="790"/>
+    <w:basedOn w:val="934"/>
     <w:uiPriority w:val="99"/>
     <w:pPr>
       <w:pBdr/>
@@ -31823,11 +32428,11 @@
         <w:tblBorders/>
       </w:tblPr>
       <w:tcPr>
-        <w:shd w:color="ffffff"/>
+        <w:shd w:val="clear" w:color="ffffff"/>
         <w:tcBorders>
-          <w:top w:val="none"/>
-          <w:left w:val="none"/>
-          <w:bottom w:val="none"/>
+          <w:top w:val="none" w:color="000000" w:sz="4" w:space="0"/>
+          <w:left w:val="none" w:color="000000" w:sz="4" w:space="0"/>
+          <w:bottom w:val="none" w:color="000000" w:sz="4" w:space="0"/>
           <w:right w:val="single" w:color="000000" w:themeColor="accent5" w:themeTint="9A" w:sz="4" w:space="0"/>
         </w:tcBorders>
       </w:tcPr>
@@ -31850,10 +32455,10 @@
       <w:tcPr>
         <w:shd w:val="clear" w:color="ffffff" w:themeColor="light1" w:fill="ffffff" w:themeFill="light1"/>
         <w:tcBorders>
-          <w:top w:val="none"/>
-          <w:left w:val="none"/>
+          <w:top w:val="none" w:color="000000" w:sz="4" w:space="0"/>
+          <w:left w:val="none" w:color="000000" w:sz="4" w:space="0"/>
           <w:bottom w:val="single" w:color="000000" w:themeColor="accent5" w:themeTint="9A" w:sz="4" w:space="0"/>
-          <w:right w:val="none"/>
+          <w:right w:val="none" w:color="000000" w:sz="4" w:space="0"/>
         </w:tcBorders>
       </w:tcPr>
     </w:tblStylePr>
@@ -31873,12 +32478,12 @@
         <w:tblBorders/>
       </w:tblPr>
       <w:tcPr>
-        <w:shd w:color="ffffff"/>
+        <w:shd w:val="clear" w:color="ffffff"/>
         <w:tcBorders>
-          <w:top w:val="none"/>
+          <w:top w:val="none" w:color="000000" w:sz="4" w:space="0"/>
           <w:left w:val="single" w:color="000000" w:themeColor="accent5" w:themeTint="9A" w:sz="4" w:space="0"/>
-          <w:bottom w:val="none"/>
-          <w:right w:val="none"/>
+          <w:bottom w:val="none" w:color="000000" w:sz="4" w:space="0"/>
+          <w:right w:val="none" w:color="000000" w:sz="4" w:space="0"/>
         </w:tcBorders>
       </w:tcPr>
     </w:tblStylePr>
@@ -31901,9 +32506,9 @@
         <w:shd w:val="clear" w:color="ffffff" w:themeColor="light1" w:fill="ffffff" w:themeFill="light1"/>
         <w:tcBorders>
           <w:top w:val="single" w:color="000000" w:themeColor="accent5" w:themeTint="9A" w:sz="4" w:space="0"/>
-          <w:left w:val="none"/>
-          <w:bottom w:val="none"/>
-          <w:right w:val="none"/>
+          <w:left w:val="none" w:color="000000" w:sz="4" w:space="0"/>
+          <w:bottom w:val="none" w:color="000000" w:sz="4" w:space="0"/>
+          <w:right w:val="none" w:color="000000" w:sz="4" w:space="0"/>
         </w:tcBorders>
       </w:tcPr>
     </w:tblStylePr>
@@ -31978,9 +32583,9 @@
       </w:tcPr>
     </w:tblStylePr>
   </w:style>
-  <w:style w:type="table" w:styleId="116">
+  <w:style w:type="table" w:styleId="883">
     <w:name w:val="List Table 7 Colorful - Accent 6"/>
-    <w:basedOn w:val="790"/>
+    <w:basedOn w:val="934"/>
     <w:uiPriority w:val="99"/>
     <w:pPr>
       <w:pBdr/>
@@ -32079,11 +32684,11 @@
         <w:tblBorders/>
       </w:tblPr>
       <w:tcPr>
-        <w:shd w:color="ffffff"/>
+        <w:shd w:val="clear" w:color="ffffff"/>
         <w:tcBorders>
-          <w:top w:val="none"/>
-          <w:left w:val="none"/>
-          <w:bottom w:val="none"/>
+          <w:top w:val="none" w:color="000000" w:sz="4" w:space="0"/>
+          <w:left w:val="none" w:color="000000" w:sz="4" w:space="0"/>
+          <w:bottom w:val="none" w:color="000000" w:sz="4" w:space="0"/>
           <w:right w:val="single" w:color="000000" w:themeColor="accent6" w:themeTint="98" w:sz="4" w:space="0"/>
         </w:tcBorders>
       </w:tcPr>
@@ -32106,10 +32711,10 @@
       <w:tcPr>
         <w:shd w:val="clear" w:color="ffffff" w:themeColor="light1" w:fill="ffffff" w:themeFill="light1"/>
         <w:tcBorders>
-          <w:top w:val="none"/>
-          <w:left w:val="none"/>
+          <w:top w:val="none" w:color="000000" w:sz="4" w:space="0"/>
+          <w:left w:val="none" w:color="000000" w:sz="4" w:space="0"/>
           <w:bottom w:val="single" w:color="000000" w:themeColor="accent6" w:themeTint="98" w:sz="4" w:space="0"/>
-          <w:right w:val="none"/>
+          <w:right w:val="none" w:color="000000" w:sz="4" w:space="0"/>
         </w:tcBorders>
       </w:tcPr>
     </w:tblStylePr>
@@ -32129,12 +32734,12 @@
         <w:tblBorders/>
       </w:tblPr>
       <w:tcPr>
-        <w:shd w:color="ffffff"/>
+        <w:shd w:val="clear" w:color="ffffff"/>
         <w:tcBorders>
-          <w:top w:val="none"/>
+          <w:top w:val="none" w:color="000000" w:sz="4" w:space="0"/>
           <w:left w:val="single" w:color="000000" w:themeColor="accent6" w:themeTint="98" w:sz="4" w:space="0"/>
-          <w:bottom w:val="none"/>
-          <w:right w:val="none"/>
+          <w:bottom w:val="none" w:color="000000" w:sz="4" w:space="0"/>
+          <w:right w:val="none" w:color="000000" w:sz="4" w:space="0"/>
         </w:tcBorders>
       </w:tcPr>
     </w:tblStylePr>
@@ -32157,9 +32762,9 @@
         <w:shd w:val="clear" w:color="ffffff" w:themeColor="light1" w:fill="ffffff" w:themeFill="light1"/>
         <w:tcBorders>
           <w:top w:val="single" w:color="000000" w:themeColor="accent6" w:themeTint="98" w:sz="4" w:space="0"/>
-          <w:left w:val="none"/>
-          <w:bottom w:val="none"/>
-          <w:right w:val="none"/>
+          <w:left w:val="none" w:color="000000" w:sz="4" w:space="0"/>
+          <w:bottom w:val="none" w:color="000000" w:sz="4" w:space="0"/>
+          <w:right w:val="none" w:color="000000" w:sz="4" w:space="0"/>
         </w:tcBorders>
       </w:tcPr>
     </w:tblStylePr>
@@ -32234,9 +32839,9 @@
       </w:tcPr>
     </w:tblStylePr>
   </w:style>
-  <w:style w:type="table" w:styleId="117">
+  <w:style w:type="table" w:styleId="884">
     <w:name w:val="Lined - Accent"/>
-    <w:basedOn w:val="790"/>
+    <w:basedOn w:val="934"/>
     <w:uiPriority w:val="99"/>
     <w:pPr>
       <w:pBdr/>
@@ -32471,9 +33076,9 @@
       </w:tcPr>
     </w:tblStylePr>
   </w:style>
-  <w:style w:type="table" w:styleId="118">
+  <w:style w:type="table" w:styleId="885">
     <w:name w:val="Lined - Accent 1"/>
-    <w:basedOn w:val="790"/>
+    <w:basedOn w:val="934"/>
     <w:uiPriority w:val="99"/>
     <w:pPr>
       <w:pBdr/>
@@ -32708,9 +33313,9 @@
       </w:tcPr>
     </w:tblStylePr>
   </w:style>
-  <w:style w:type="table" w:styleId="119">
+  <w:style w:type="table" w:styleId="886">
     <w:name w:val="Lined - Accent 2"/>
-    <w:basedOn w:val="790"/>
+    <w:basedOn w:val="934"/>
     <w:uiPriority w:val="99"/>
     <w:pPr>
       <w:pBdr/>
@@ -32945,9 +33550,9 @@
       </w:tcPr>
     </w:tblStylePr>
   </w:style>
-  <w:style w:type="table" w:styleId="120">
+  <w:style w:type="table" w:styleId="887">
     <w:name w:val="Lined - Accent 3"/>
-    <w:basedOn w:val="790"/>
+    <w:basedOn w:val="934"/>
     <w:uiPriority w:val="99"/>
     <w:pPr>
       <w:pBdr/>
@@ -33182,9 +33787,9 @@
       </w:tcPr>
     </w:tblStylePr>
   </w:style>
-  <w:style w:type="table" w:styleId="121">
+  <w:style w:type="table" w:styleId="888">
     <w:name w:val="Lined - Accent 4"/>
-    <w:basedOn w:val="790"/>
+    <w:basedOn w:val="934"/>
     <w:uiPriority w:val="99"/>
     <w:pPr>
       <w:pBdr/>
@@ -33419,9 +34024,9 @@
       </w:tcPr>
     </w:tblStylePr>
   </w:style>
-  <w:style w:type="table" w:styleId="122">
+  <w:style w:type="table" w:styleId="889">
     <w:name w:val="Lined - Accent 5"/>
-    <w:basedOn w:val="790"/>
+    <w:basedOn w:val="934"/>
     <w:uiPriority w:val="99"/>
     <w:pPr>
       <w:pBdr/>
@@ -33656,9 +34261,9 @@
       </w:tcPr>
     </w:tblStylePr>
   </w:style>
-  <w:style w:type="table" w:styleId="123">
+  <w:style w:type="table" w:styleId="890">
     <w:name w:val="Lined - Accent 6"/>
-    <w:basedOn w:val="790"/>
+    <w:basedOn w:val="934"/>
     <w:uiPriority w:val="99"/>
     <w:pPr>
       <w:pBdr/>
@@ -33893,9 +34498,9 @@
       </w:tcPr>
     </w:tblStylePr>
   </w:style>
-  <w:style w:type="table" w:styleId="124">
+  <w:style w:type="table" w:styleId="891">
     <w:name w:val="Bordered &amp; Lined - Accent"/>
-    <w:basedOn w:val="790"/>
+    <w:basedOn w:val="934"/>
     <w:uiPriority w:val="99"/>
     <w:pPr>
       <w:pBdr/>
@@ -34137,9 +34742,9 @@
       </w:tcPr>
     </w:tblStylePr>
   </w:style>
-  <w:style w:type="table" w:styleId="125">
+  <w:style w:type="table" w:styleId="892">
     <w:name w:val="Bordered &amp; Lined - Accent 1"/>
-    <w:basedOn w:val="790"/>
+    <w:basedOn w:val="934"/>
     <w:uiPriority w:val="99"/>
     <w:pPr>
       <w:pBdr/>
@@ -34381,9 +34986,9 @@
       </w:tcPr>
     </w:tblStylePr>
   </w:style>
-  <w:style w:type="table" w:styleId="126">
+  <w:style w:type="table" w:styleId="893">
     <w:name w:val="Bordered &amp; Lined - Accent 2"/>
-    <w:basedOn w:val="790"/>
+    <w:basedOn w:val="934"/>
     <w:uiPriority w:val="99"/>
     <w:pPr>
       <w:pBdr/>
@@ -34625,9 +35230,9 @@
       </w:tcPr>
     </w:tblStylePr>
   </w:style>
-  <w:style w:type="table" w:styleId="127">
+  <w:style w:type="table" w:styleId="894">
     <w:name w:val="Bordered &amp; Lined - Accent 3"/>
-    <w:basedOn w:val="790"/>
+    <w:basedOn w:val="934"/>
     <w:uiPriority w:val="99"/>
     <w:pPr>
       <w:pBdr/>
@@ -34869,9 +35474,9 @@
       </w:tcPr>
     </w:tblStylePr>
   </w:style>
-  <w:style w:type="table" w:styleId="128">
+  <w:style w:type="table" w:styleId="895">
     <w:name w:val="Bordered &amp; Lined - Accent 4"/>
-    <w:basedOn w:val="790"/>
+    <w:basedOn w:val="934"/>
     <w:uiPriority w:val="99"/>
     <w:pPr>
       <w:pBdr/>
@@ -35113,9 +35718,9 @@
       </w:tcPr>
     </w:tblStylePr>
   </w:style>
-  <w:style w:type="table" w:styleId="129">
+  <w:style w:type="table" w:styleId="896">
     <w:name w:val="Bordered &amp; Lined - Accent 5"/>
-    <w:basedOn w:val="790"/>
+    <w:basedOn w:val="934"/>
     <w:uiPriority w:val="99"/>
     <w:pPr>
       <w:pBdr/>
@@ -35357,9 +35962,9 @@
       </w:tcPr>
     </w:tblStylePr>
   </w:style>
-  <w:style w:type="table" w:styleId="130">
+  <w:style w:type="table" w:styleId="897">
     <w:name w:val="Bordered &amp; Lined - Accent 6"/>
-    <w:basedOn w:val="790"/>
+    <w:basedOn w:val="934"/>
     <w:uiPriority w:val="99"/>
     <w:pPr>
       <w:pBdr/>
@@ -35601,9 +36206,9 @@
       </w:tcPr>
     </w:tblStylePr>
   </w:style>
-  <w:style w:type="table" w:styleId="131">
+  <w:style w:type="table" w:styleId="898">
     <w:name w:val="Bordered"/>
-    <w:basedOn w:val="790"/>
+    <w:basedOn w:val="934"/>
     <w:uiPriority w:val="99"/>
     <w:pPr>
       <w:pBdr/>
@@ -35832,9 +36437,9 @@
       </w:tcPr>
     </w:tblStylePr>
   </w:style>
-  <w:style w:type="table" w:styleId="132">
+  <w:style w:type="table" w:styleId="899">
     <w:name w:val="Bordered - Accent 1"/>
-    <w:basedOn w:val="790"/>
+    <w:basedOn w:val="934"/>
     <w:uiPriority w:val="99"/>
     <w:pPr>
       <w:pBdr/>
@@ -36063,9 +36668,9 @@
       </w:tcPr>
     </w:tblStylePr>
   </w:style>
-  <w:style w:type="table" w:styleId="133">
+  <w:style w:type="table" w:styleId="900">
     <w:name w:val="Bordered - Accent 2"/>
-    <w:basedOn w:val="790"/>
+    <w:basedOn w:val="934"/>
     <w:uiPriority w:val="99"/>
     <w:pPr>
       <w:pBdr/>
@@ -36294,9 +36899,9 @@
       </w:tcPr>
     </w:tblStylePr>
   </w:style>
-  <w:style w:type="table" w:styleId="134">
+  <w:style w:type="table" w:styleId="901">
     <w:name w:val="Bordered - Accent 3"/>
-    <w:basedOn w:val="790"/>
+    <w:basedOn w:val="934"/>
     <w:uiPriority w:val="99"/>
     <w:pPr>
       <w:pBdr/>
@@ -36525,9 +37130,9 @@
       </w:tcPr>
     </w:tblStylePr>
   </w:style>
-  <w:style w:type="table" w:styleId="135">
+  <w:style w:type="table" w:styleId="902">
     <w:name w:val="Bordered - Accent 4"/>
-    <w:basedOn w:val="790"/>
+    <w:basedOn w:val="934"/>
     <w:uiPriority w:val="99"/>
     <w:pPr>
       <w:pBdr/>
@@ -36756,9 +37361,9 @@
       </w:tcPr>
     </w:tblStylePr>
   </w:style>
-  <w:style w:type="table" w:styleId="136">
+  <w:style w:type="table" w:styleId="903">
     <w:name w:val="Bordered - Accent 5"/>
-    <w:basedOn w:val="790"/>
+    <w:basedOn w:val="934"/>
     <w:uiPriority w:val="99"/>
     <w:pPr>
       <w:pBdr/>
@@ -36987,9 +37592,9 @@
       </w:tcPr>
     </w:tblStylePr>
   </w:style>
-  <w:style w:type="table" w:styleId="137">
+  <w:style w:type="table" w:styleId="904">
     <w:name w:val="Bordered - Accent 6"/>
-    <w:basedOn w:val="790"/>
+    <w:basedOn w:val="934"/>
     <w:uiPriority w:val="99"/>
     <w:pPr>
       <w:pBdr/>
@@ -37218,10 +37823,10 @@
       </w:tcPr>
     </w:tblStylePr>
   </w:style>
-  <w:style w:type="paragraph" w:styleId="181">
+  <w:style w:type="paragraph" w:styleId="905">
     <w:name w:val="footnote text"/>
-    <w:basedOn w:val="779"/>
-    <w:link w:val="182"/>
+    <w:basedOn w:val="923"/>
+    <w:link w:val="906"/>
     <w:uiPriority w:val="99"/>
     <w:semiHidden/>
     <w:unhideWhenUsed/>
@@ -37235,10 +37840,10 @@
       <w:szCs w:val="20"/>
     </w:rPr>
   </w:style>
-  <w:style w:type="character" w:styleId="182">
+  <w:style w:type="character" w:styleId="906">
     <w:name w:val="Footnote Text Char"/>
-    <w:basedOn w:val="789"/>
-    <w:link w:val="181"/>
+    <w:basedOn w:val="933"/>
+    <w:link w:val="905"/>
     <w:uiPriority w:val="99"/>
     <w:semiHidden/>
     <w:pPr>
@@ -37251,9 +37856,9 @@
       <w:szCs w:val="20"/>
     </w:rPr>
   </w:style>
-  <w:style w:type="character" w:styleId="183">
+  <w:style w:type="character" w:styleId="907">
     <w:name w:val="footnote reference"/>
-    <w:basedOn w:val="789"/>
+    <w:basedOn w:val="933"/>
     <w:uiPriority w:val="99"/>
     <w:semiHidden/>
     <w:unhideWhenUsed/>
@@ -37266,10 +37871,10 @@
       <w:vertAlign w:val="superscript"/>
     </w:rPr>
   </w:style>
-  <w:style w:type="paragraph" w:styleId="184">
+  <w:style w:type="paragraph" w:styleId="908">
     <w:name w:val="endnote text"/>
-    <w:basedOn w:val="779"/>
-    <w:link w:val="185"/>
+    <w:basedOn w:val="923"/>
+    <w:link w:val="909"/>
     <w:uiPriority w:val="99"/>
     <w:semiHidden/>
     <w:unhideWhenUsed/>
@@ -37283,10 +37888,10 @@
       <w:szCs w:val="20"/>
     </w:rPr>
   </w:style>
-  <w:style w:type="character" w:styleId="185">
+  <w:style w:type="character" w:styleId="909">
     <w:name w:val="Endnote Text Char"/>
-    <w:basedOn w:val="789"/>
-    <w:link w:val="184"/>
+    <w:basedOn w:val="933"/>
+    <w:link w:val="908"/>
     <w:uiPriority w:val="99"/>
     <w:semiHidden/>
     <w:pPr>
@@ -37299,9 +37904,9 @@
       <w:szCs w:val="20"/>
     </w:rPr>
   </w:style>
-  <w:style w:type="character" w:styleId="186">
+  <w:style w:type="character" w:styleId="910">
     <w:name w:val="endnote reference"/>
-    <w:basedOn w:val="789"/>
+    <w:basedOn w:val="933"/>
     <w:uiPriority w:val="99"/>
     <w:semiHidden/>
     <w:unhideWhenUsed/>
@@ -37314,9 +37919,9 @@
       <w:vertAlign w:val="superscript"/>
     </w:rPr>
   </w:style>
-  <w:style w:type="character" w:styleId="187">
+  <w:style w:type="character" w:styleId="911">
     <w:name w:val="Hyperlink"/>
-    <w:basedOn w:val="789"/>
+    <w:basedOn w:val="933"/>
     <w:uiPriority w:val="99"/>
     <w:unhideWhenUsed/>
     <w:pPr>
@@ -37329,9 +37934,9 @@
       <w:u w:val="single"/>
     </w:rPr>
   </w:style>
-  <w:style w:type="character" w:styleId="188">
+  <w:style w:type="character" w:styleId="912">
     <w:name w:val="FollowedHyperlink"/>
-    <w:basedOn w:val="789"/>
+    <w:basedOn w:val="933"/>
     <w:uiPriority w:val="99"/>
     <w:semiHidden/>
     <w:unhideWhenUsed/>
@@ -37345,10 +37950,10 @@
       <w:u w:val="single"/>
     </w:rPr>
   </w:style>
-  <w:style w:type="paragraph" w:styleId="189">
+  <w:style w:type="paragraph" w:styleId="913">
     <w:name w:val="toc 1"/>
-    <w:basedOn w:val="779"/>
-    <w:next w:val="779"/>
+    <w:basedOn w:val="923"/>
+    <w:next w:val="923"/>
     <w:uiPriority w:val="39"/>
     <w:unhideWhenUsed/>
     <w:pPr>
@@ -37357,10 +37962,10 @@
       <w:ind/>
     </w:pPr>
   </w:style>
-  <w:style w:type="paragraph" w:styleId="190">
+  <w:style w:type="paragraph" w:styleId="914">
     <w:name w:val="toc 2"/>
-    <w:basedOn w:val="779"/>
-    <w:next w:val="779"/>
+    <w:basedOn w:val="923"/>
+    <w:next w:val="923"/>
     <w:uiPriority w:val="39"/>
     <w:unhideWhenUsed/>
     <w:pPr>
@@ -37369,10 +37974,10 @@
       <w:ind w:left="220"/>
     </w:pPr>
   </w:style>
-  <w:style w:type="paragraph" w:styleId="191">
+  <w:style w:type="paragraph" w:styleId="915">
     <w:name w:val="toc 3"/>
-    <w:basedOn w:val="779"/>
-    <w:next w:val="779"/>
+    <w:basedOn w:val="923"/>
+    <w:next w:val="923"/>
     <w:uiPriority w:val="39"/>
     <w:unhideWhenUsed/>
     <w:pPr>
@@ -37381,10 +37986,10 @@
       <w:ind w:left="440"/>
     </w:pPr>
   </w:style>
-  <w:style w:type="paragraph" w:styleId="192">
+  <w:style w:type="paragraph" w:styleId="916">
     <w:name w:val="toc 4"/>
-    <w:basedOn w:val="779"/>
-    <w:next w:val="779"/>
+    <w:basedOn w:val="923"/>
+    <w:next w:val="923"/>
     <w:uiPriority w:val="39"/>
     <w:unhideWhenUsed/>
     <w:pPr>
@@ -37393,10 +37998,10 @@
       <w:ind w:left="660"/>
     </w:pPr>
   </w:style>
-  <w:style w:type="paragraph" w:styleId="193">
+  <w:style w:type="paragraph" w:styleId="917">
     <w:name w:val="toc 5"/>
-    <w:basedOn w:val="779"/>
-    <w:next w:val="779"/>
+    <w:basedOn w:val="923"/>
+    <w:next w:val="923"/>
     <w:uiPriority w:val="39"/>
     <w:unhideWhenUsed/>
     <w:pPr>
@@ -37405,10 +38010,10 @@
       <w:ind w:left="880"/>
     </w:pPr>
   </w:style>
-  <w:style w:type="paragraph" w:styleId="194">
+  <w:style w:type="paragraph" w:styleId="918">
     <w:name w:val="toc 6"/>
-    <w:basedOn w:val="779"/>
-    <w:next w:val="779"/>
+    <w:basedOn w:val="923"/>
+    <w:next w:val="923"/>
     <w:uiPriority w:val="39"/>
     <w:unhideWhenUsed/>
     <w:pPr>
@@ -37417,10 +38022,10 @@
       <w:ind w:left="1100"/>
     </w:pPr>
   </w:style>
-  <w:style w:type="paragraph" w:styleId="195">
+  <w:style w:type="paragraph" w:styleId="919">
     <w:name w:val="toc 7"/>
-    <w:basedOn w:val="779"/>
-    <w:next w:val="779"/>
+    <w:basedOn w:val="923"/>
+    <w:next w:val="923"/>
     <w:uiPriority w:val="39"/>
     <w:unhideWhenUsed/>
     <w:pPr>
@@ -37429,10 +38034,10 @@
       <w:ind w:left="1320"/>
     </w:pPr>
   </w:style>
-  <w:style w:type="paragraph" w:styleId="196">
+  <w:style w:type="paragraph" w:styleId="920">
     <w:name w:val="toc 8"/>
-    <w:basedOn w:val="779"/>
-    <w:next w:val="779"/>
+    <w:basedOn w:val="923"/>
+    <w:next w:val="923"/>
     <w:uiPriority w:val="39"/>
     <w:unhideWhenUsed/>
     <w:pPr>
@@ -37441,10 +38046,10 @@
       <w:ind w:left="1540"/>
     </w:pPr>
   </w:style>
-  <w:style w:type="paragraph" w:styleId="197">
+  <w:style w:type="paragraph" w:styleId="921">
     <w:name w:val="toc 9"/>
-    <w:basedOn w:val="779"/>
-    <w:next w:val="779"/>
+    <w:basedOn w:val="923"/>
+    <w:next w:val="923"/>
     <w:uiPriority w:val="39"/>
     <w:unhideWhenUsed/>
     <w:pPr>
@@ -37453,10 +38058,10 @@
       <w:ind w:left="1760"/>
     </w:pPr>
   </w:style>
-  <w:style w:type="paragraph" w:styleId="209">
+  <w:style w:type="paragraph" w:styleId="922">
     <w:name w:val="table of figures"/>
-    <w:basedOn w:val="779"/>
-    <w:next w:val="779"/>
+    <w:basedOn w:val="923"/>
+    <w:next w:val="923"/>
     <w:uiPriority w:val="99"/>
     <w:unhideWhenUsed/>
     <w:pPr>
@@ -37465,7 +38070,7 @@
       <w:ind/>
     </w:pPr>
   </w:style>
-  <w:style w:type="paragraph" w:styleId="779" w:default="1">
+  <w:style w:type="paragraph" w:styleId="923" w:default="1">
     <w:name w:val="Normal"/>
     <w:qFormat/>
     <w:pPr>
@@ -37474,11 +38079,11 @@
       <w:ind/>
     </w:pPr>
   </w:style>
-  <w:style w:type="paragraph" w:styleId="780">
+  <w:style w:type="paragraph" w:styleId="924">
     <w:name w:val="Heading 1"/>
-    <w:basedOn w:val="779"/>
-    <w:next w:val="779"/>
-    <w:link w:val="794"/>
+    <w:basedOn w:val="923"/>
+    <w:next w:val="923"/>
+    <w:link w:val="938"/>
     <w:uiPriority w:val="9"/>
     <w:qFormat/>
     <w:pPr>
@@ -37495,11 +38100,11 @@
       <w:szCs w:val="32"/>
     </w:rPr>
   </w:style>
-  <w:style w:type="paragraph" w:styleId="781">
+  <w:style w:type="paragraph" w:styleId="925">
     <w:name w:val="Heading 2"/>
-    <w:basedOn w:val="779"/>
-    <w:next w:val="779"/>
-    <w:link w:val="820"/>
+    <w:basedOn w:val="923"/>
+    <w:next w:val="923"/>
+    <w:link w:val="964"/>
     <w:uiPriority w:val="9"/>
     <w:semiHidden/>
     <w:unhideWhenUsed/>
@@ -37518,11 +38123,11 @@
       <w:szCs w:val="28"/>
     </w:rPr>
   </w:style>
-  <w:style w:type="paragraph" w:styleId="782">
+  <w:style w:type="paragraph" w:styleId="926">
     <w:name w:val="Heading 3"/>
-    <w:basedOn w:val="779"/>
-    <w:next w:val="779"/>
-    <w:link w:val="821"/>
+    <w:basedOn w:val="923"/>
+    <w:next w:val="923"/>
+    <w:link w:val="965"/>
     <w:uiPriority w:val="9"/>
     <w:semiHidden/>
     <w:unhideWhenUsed/>
@@ -37541,11 +38146,11 @@
       <w:szCs w:val="24"/>
     </w:rPr>
   </w:style>
-  <w:style w:type="paragraph" w:styleId="783">
+  <w:style w:type="paragraph" w:styleId="927">
     <w:name w:val="Heading 4"/>
-    <w:basedOn w:val="779"/>
-    <w:next w:val="779"/>
-    <w:link w:val="822"/>
+    <w:basedOn w:val="923"/>
+    <w:next w:val="923"/>
+    <w:link w:val="966"/>
     <w:uiPriority w:val="9"/>
     <w:semiHidden/>
     <w:unhideWhenUsed/>
@@ -37564,11 +38169,11 @@
       <w:szCs w:val="22"/>
     </w:rPr>
   </w:style>
-  <w:style w:type="paragraph" w:styleId="784">
+  <w:style w:type="paragraph" w:styleId="928">
     <w:name w:val="Heading 5"/>
-    <w:basedOn w:val="779"/>
-    <w:next w:val="779"/>
-    <w:link w:val="795"/>
+    <w:basedOn w:val="923"/>
+    <w:next w:val="923"/>
+    <w:link w:val="939"/>
     <w:uiPriority w:val="9"/>
     <w:semiHidden/>
     <w:unhideWhenUsed/>
@@ -37588,11 +38193,11 @@
       <w:szCs w:val="26"/>
     </w:rPr>
   </w:style>
-  <w:style w:type="paragraph" w:styleId="785">
+  <w:style w:type="paragraph" w:styleId="929">
     <w:name w:val="Heading 6"/>
-    <w:basedOn w:val="779"/>
-    <w:next w:val="779"/>
-    <w:link w:val="796"/>
+    <w:basedOn w:val="923"/>
+    <w:next w:val="923"/>
+    <w:link w:val="940"/>
     <w:uiPriority w:val="9"/>
     <w:semiHidden/>
     <w:unhideWhenUsed/>
@@ -37611,11 +38216,11 @@
       <w:sz w:val="22"/>
     </w:rPr>
   </w:style>
-  <w:style w:type="paragraph" w:styleId="786">
+  <w:style w:type="paragraph" w:styleId="930">
     <w:name w:val="Heading 7"/>
-    <w:basedOn w:val="779"/>
-    <w:next w:val="779"/>
-    <w:link w:val="797"/>
+    <w:basedOn w:val="923"/>
+    <w:next w:val="923"/>
+    <w:link w:val="941"/>
     <w:uiPriority w:val="9"/>
     <w:semiHidden/>
     <w:unhideWhenUsed/>
@@ -37634,11 +38239,11 @@
       <w:spacing w:val="10"/>
     </w:rPr>
   </w:style>
-  <w:style w:type="paragraph" w:styleId="787">
+  <w:style w:type="paragraph" w:styleId="931">
     <w:name w:val="Heading 8"/>
-    <w:basedOn w:val="779"/>
-    <w:next w:val="779"/>
-    <w:link w:val="798"/>
+    <w:basedOn w:val="923"/>
+    <w:next w:val="923"/>
+    <w:link w:val="942"/>
     <w:uiPriority w:val="9"/>
     <w:semiHidden/>
     <w:unhideWhenUsed/>
@@ -37657,11 +38262,11 @@
       <w:color w:val="bf4e14" w:themeColor="accent2" w:themeShade="BF"/>
     </w:rPr>
   </w:style>
-  <w:style w:type="paragraph" w:styleId="788">
+  <w:style w:type="paragraph" w:styleId="932">
     <w:name w:val="Heading 9"/>
-    <w:basedOn w:val="779"/>
-    <w:next w:val="779"/>
-    <w:link w:val="799"/>
+    <w:basedOn w:val="923"/>
+    <w:next w:val="923"/>
+    <w:link w:val="943"/>
     <w:uiPriority w:val="9"/>
     <w:semiHidden/>
     <w:unhideWhenUsed/>
@@ -37680,7 +38285,7 @@
       <w:color w:val="7f340d" w:themeColor="accent2" w:themeShade="7F"/>
     </w:rPr>
   </w:style>
-  <w:style w:type="character" w:styleId="789" w:default="1">
+  <w:style w:type="character" w:styleId="933" w:default="1">
     <w:name w:val="Default Paragraph Font"/>
     <w:uiPriority w:val="1"/>
     <w:semiHidden/>
@@ -37691,7 +38296,7 @@
       <w:ind/>
     </w:pPr>
   </w:style>
-  <w:style w:type="table" w:styleId="790" w:default="1">
+  <w:style w:type="table" w:styleId="934" w:default="1">
     <w:name w:val="Normal Table"/>
     <w:uiPriority w:val="99"/>
     <w:semiHidden/>
@@ -37884,7 +38489,7 @@
       </w:tcPr>
     </w:tblStylePr>
   </w:style>
-  <w:style w:type="numbering" w:styleId="791" w:default="1">
+  <w:style w:type="numbering" w:styleId="935" w:default="1">
     <w:name w:val="No List"/>
     <w:uiPriority w:val="99"/>
     <w:semiHidden/>
@@ -37895,11 +38500,11 @@
       <w:ind/>
     </w:pPr>
   </w:style>
-  <w:style w:type="paragraph" w:styleId="792">
+  <w:style w:type="paragraph" w:styleId="936">
     <w:name w:val="Title"/>
-    <w:basedOn w:val="779"/>
-    <w:next w:val="779"/>
-    <w:link w:val="793"/>
+    <w:basedOn w:val="923"/>
+    <w:next w:val="923"/>
+    <w:link w:val="937"/>
     <w:uiPriority w:val="10"/>
     <w:qFormat/>
     <w:pPr>
@@ -37916,10 +38521,10 @@
       <w:szCs w:val="48"/>
     </w:rPr>
   </w:style>
-  <w:style w:type="character" w:styleId="793" w:customStyle="1">
+  <w:style w:type="character" w:styleId="937" w:customStyle="1">
     <w:name w:val="Title Char"/>
-    <w:basedOn w:val="789"/>
-    <w:link w:val="792"/>
+    <w:basedOn w:val="933"/>
+    <w:link w:val="936"/>
     <w:uiPriority w:val="10"/>
     <w:pPr>
       <w:pBdr/>
@@ -37932,10 +38537,10 @@
       <w:szCs w:val="48"/>
     </w:rPr>
   </w:style>
-  <w:style w:type="character" w:styleId="794" w:customStyle="1">
+  <w:style w:type="character" w:styleId="938" w:customStyle="1">
     <w:name w:val="Heading 1 Char"/>
-    <w:basedOn w:val="789"/>
-    <w:link w:val="780"/>
+    <w:basedOn w:val="933"/>
+    <w:link w:val="924"/>
     <w:uiPriority w:val="9"/>
     <w:pPr>
       <w:pBdr/>
@@ -37949,10 +38554,10 @@
       <w:szCs w:val="32"/>
     </w:rPr>
   </w:style>
-  <w:style w:type="character" w:styleId="795" w:customStyle="1">
+  <w:style w:type="character" w:styleId="939" w:customStyle="1">
     <w:name w:val="Heading 5 Char"/>
-    <w:basedOn w:val="789"/>
-    <w:link w:val="784"/>
+    <w:basedOn w:val="933"/>
+    <w:link w:val="928"/>
     <w:uiPriority w:val="9"/>
     <w:semiHidden/>
     <w:pPr>
@@ -37968,10 +38573,10 @@
       <w:szCs w:val="26"/>
     </w:rPr>
   </w:style>
-  <w:style w:type="character" w:styleId="796" w:customStyle="1">
+  <w:style w:type="character" w:styleId="940" w:customStyle="1">
     <w:name w:val="Heading 6 Char"/>
-    <w:basedOn w:val="789"/>
-    <w:link w:val="785"/>
+    <w:basedOn w:val="933"/>
+    <w:link w:val="929"/>
     <w:uiPriority w:val="9"/>
     <w:semiHidden/>
     <w:pPr>
@@ -37986,10 +38591,10 @@
       <w:sz w:val="22"/>
     </w:rPr>
   </w:style>
-  <w:style w:type="character" w:styleId="797" w:customStyle="1">
+  <w:style w:type="character" w:styleId="941" w:customStyle="1">
     <w:name w:val="Heading 7 Char"/>
-    <w:basedOn w:val="789"/>
-    <w:link w:val="786"/>
+    <w:basedOn w:val="933"/>
+    <w:link w:val="930"/>
     <w:uiPriority w:val="9"/>
     <w:semiHidden/>
     <w:pPr>
@@ -38004,10 +38609,10 @@
       <w:spacing w:val="10"/>
     </w:rPr>
   </w:style>
-  <w:style w:type="character" w:styleId="798" w:customStyle="1">
+  <w:style w:type="character" w:styleId="942" w:customStyle="1">
     <w:name w:val="Heading 8 Char"/>
-    <w:basedOn w:val="789"/>
-    <w:link w:val="787"/>
+    <w:basedOn w:val="933"/>
+    <w:link w:val="931"/>
     <w:uiPriority w:val="9"/>
     <w:semiHidden/>
     <w:pPr>
@@ -38022,10 +38627,10 @@
       <w:color w:val="bf4e14" w:themeColor="accent2" w:themeShade="BF"/>
     </w:rPr>
   </w:style>
-  <w:style w:type="character" w:styleId="799" w:customStyle="1">
+  <w:style w:type="character" w:styleId="943" w:customStyle="1">
     <w:name w:val="Heading 9 Char"/>
-    <w:basedOn w:val="789"/>
-    <w:link w:val="788"/>
+    <w:basedOn w:val="933"/>
+    <w:link w:val="932"/>
     <w:uiPriority w:val="9"/>
     <w:semiHidden/>
     <w:pPr>
@@ -38040,11 +38645,11 @@
       <w:color w:val="7f340d" w:themeColor="accent2" w:themeShade="7F"/>
     </w:rPr>
   </w:style>
-  <w:style w:type="paragraph" w:styleId="800">
+  <w:style w:type="paragraph" w:styleId="944">
     <w:name w:val="Subtitle"/>
-    <w:basedOn w:val="779"/>
-    <w:next w:val="779"/>
-    <w:link w:val="801"/>
+    <w:basedOn w:val="923"/>
+    <w:next w:val="923"/>
+    <w:link w:val="945"/>
     <w:uiPriority w:val="11"/>
     <w:qFormat/>
     <w:pPr>
@@ -38058,10 +38663,10 @@
       <w:szCs w:val="22"/>
     </w:rPr>
   </w:style>
-  <w:style w:type="character" w:styleId="801" w:customStyle="1">
+  <w:style w:type="character" w:styleId="945" w:customStyle="1">
     <w:name w:val="Subtitle Char"/>
-    <w:basedOn w:val="789"/>
-    <w:link w:val="800"/>
+    <w:basedOn w:val="933"/>
+    <w:link w:val="944"/>
     <w:uiPriority w:val="11"/>
     <w:pPr>
       <w:pBdr/>
@@ -38073,7 +38678,7 @@
       <w:szCs w:val="22"/>
     </w:rPr>
   </w:style>
-  <w:style w:type="character" w:styleId="802">
+  <w:style w:type="character" w:styleId="946">
     <w:name w:val="Subtle Emphasis"/>
     <w:uiPriority w:val="19"/>
     <w:qFormat/>
@@ -38086,7 +38691,7 @@
       <w:i/>
     </w:rPr>
   </w:style>
-  <w:style w:type="character" w:styleId="803">
+  <w:style w:type="character" w:styleId="947">
     <w:name w:val="Intense Emphasis"/>
     <w:uiPriority w:val="21"/>
     <w:qFormat/>
@@ -38102,7 +38707,7 @@
       <w:spacing w:val="10"/>
     </w:rPr>
   </w:style>
-  <w:style w:type="character" w:styleId="804">
+  <w:style w:type="character" w:styleId="948">
     <w:name w:val="Strong"/>
     <w:uiPriority w:val="22"/>
     <w:qFormat/>
@@ -38116,11 +38721,11 @@
       <w:color w:val="e97132" w:themeColor="accent2"/>
     </w:rPr>
   </w:style>
-  <w:style w:type="paragraph" w:styleId="805">
+  <w:style w:type="paragraph" w:styleId="949">
     <w:name w:val="Quote"/>
-    <w:basedOn w:val="779"/>
-    <w:next w:val="779"/>
-    <w:link w:val="806"/>
+    <w:basedOn w:val="923"/>
+    <w:next w:val="923"/>
+    <w:link w:val="950"/>
     <w:uiPriority w:val="29"/>
     <w:qFormat/>
     <w:pPr>
@@ -38132,10 +38737,10 @@
       <w:i/>
     </w:rPr>
   </w:style>
-  <w:style w:type="character" w:styleId="806" w:customStyle="1">
+  <w:style w:type="character" w:styleId="950" w:customStyle="1">
     <w:name w:val="Quote Char"/>
-    <w:basedOn w:val="789"/>
-    <w:link w:val="805"/>
+    <w:basedOn w:val="933"/>
+    <w:link w:val="949"/>
     <w:uiPriority w:val="29"/>
     <w:pPr>
       <w:pBdr/>
@@ -38146,11 +38751,11 @@
       <w:i/>
     </w:rPr>
   </w:style>
-  <w:style w:type="paragraph" w:styleId="807">
+  <w:style w:type="paragraph" w:styleId="951">
     <w:name w:val="Intense Quote"/>
-    <w:basedOn w:val="779"/>
-    <w:next w:val="779"/>
-    <w:link w:val="808"/>
+    <w:basedOn w:val="923"/>
+    <w:next w:val="923"/>
+    <w:link w:val="952"/>
     <w:uiPriority w:val="30"/>
     <w:qFormat/>
     <w:pPr>
@@ -38170,10 +38775,10 @@
       <w:color w:val="ffffff" w:themeColor="background1"/>
     </w:rPr>
   </w:style>
-  <w:style w:type="character" w:styleId="808" w:customStyle="1">
+  <w:style w:type="character" w:styleId="952" w:customStyle="1">
     <w:name w:val="Intense Quote Char"/>
-    <w:basedOn w:val="789"/>
-    <w:link w:val="807"/>
+    <w:basedOn w:val="933"/>
+    <w:link w:val="951"/>
     <w:uiPriority w:val="30"/>
     <w:pPr>
       <w:pBdr/>
@@ -38187,7 +38792,7 @@
       <w:shd w:val="clear" w:color="auto" w:fill="e97132" w:themeFill="accent2"/>
     </w:rPr>
   </w:style>
-  <w:style w:type="character" w:styleId="809">
+  <w:style w:type="character" w:styleId="953">
     <w:name w:val="Subtle Reference"/>
     <w:uiPriority w:val="31"/>
     <w:qFormat/>
@@ -38200,7 +38805,7 @@
       <w:b/>
     </w:rPr>
   </w:style>
-  <w:style w:type="character" w:styleId="810">
+  <w:style w:type="character" w:styleId="954">
     <w:name w:val="Intense Reference"/>
     <w:uiPriority w:val="32"/>
     <w:qFormat/>
@@ -38219,10 +38824,10 @@
       <w:u w:val="single"/>
     </w:rPr>
   </w:style>
-  <w:style w:type="paragraph" w:styleId="811">
+  <w:style w:type="paragraph" w:styleId="955">
     <w:name w:val="Caption"/>
-    <w:basedOn w:val="779"/>
-    <w:next w:val="779"/>
+    <w:basedOn w:val="923"/>
+    <w:next w:val="923"/>
     <w:uiPriority w:val="35"/>
     <w:semiHidden/>
     <w:unhideWhenUsed/>
@@ -38240,10 +38845,10 @@
       <w:szCs w:val="18"/>
     </w:rPr>
   </w:style>
-  <w:style w:type="paragraph" w:styleId="812">
+  <w:style w:type="paragraph" w:styleId="956">
     <w:name w:val="TOC Heading"/>
-    <w:basedOn w:val="780"/>
-    <w:next w:val="779"/>
+    <w:basedOn w:val="924"/>
+    <w:next w:val="923"/>
     <w:uiPriority w:val="39"/>
     <w:semiHidden/>
     <w:unhideWhenUsed/>
@@ -38255,9 +38860,9 @@
       <w:outlineLvl w:val="9"/>
     </w:pPr>
   </w:style>
-  <w:style w:type="character" w:styleId="813">
+  <w:style w:type="character" w:styleId="957">
     <w:name w:val="Placeholder Text"/>
-    <w:basedOn w:val="789"/>
+    <w:basedOn w:val="933"/>
     <w:uiPriority w:val="99"/>
     <w:semiHidden/>
     <w:pPr>
@@ -38269,7 +38874,7 @@
       <w:color w:val="808080"/>
     </w:rPr>
   </w:style>
-  <w:style w:type="character" w:styleId="814">
+  <w:style w:type="character" w:styleId="958">
     <w:name w:val="Book Title"/>
     <w:uiPriority w:val="33"/>
     <w:qFormat/>
@@ -38286,10 +38891,10 @@
       <w:szCs w:val="20"/>
     </w:rPr>
   </w:style>
-  <w:style w:type="paragraph" w:styleId="815">
+  <w:style w:type="paragraph" w:styleId="959">
     <w:name w:val="toa heading"/>
-    <w:basedOn w:val="779"/>
-    <w:next w:val="779"/>
+    <w:basedOn w:val="923"/>
+    <w:next w:val="923"/>
     <w:uiPriority w:val="99"/>
     <w:semiHidden/>
     <w:unhideWhenUsed/>
@@ -38304,10 +38909,10 @@
       <w:bCs/>
     </w:rPr>
   </w:style>
-  <w:style w:type="paragraph" w:styleId="816">
+  <w:style w:type="paragraph" w:styleId="960">
     <w:name w:val="Header"/>
-    <w:basedOn w:val="779"/>
-    <w:link w:val="817"/>
+    <w:basedOn w:val="923"/>
+    <w:link w:val="961"/>
     <w:uiPriority w:val="99"/>
     <w:unhideWhenUsed/>
     <w:pPr>
@@ -38316,10 +38921,10 @@
       <w:ind/>
     </w:pPr>
   </w:style>
-  <w:style w:type="character" w:styleId="817" w:customStyle="1">
+  <w:style w:type="character" w:styleId="961" w:customStyle="1">
     <w:name w:val="Header Char"/>
-    <w:basedOn w:val="789"/>
-    <w:link w:val="816"/>
+    <w:basedOn w:val="933"/>
+    <w:link w:val="960"/>
     <w:uiPriority w:val="99"/>
     <w:pPr>
       <w:pBdr/>
@@ -38327,10 +38932,10 @@
       <w:ind/>
     </w:pPr>
   </w:style>
-  <w:style w:type="paragraph" w:styleId="818">
+  <w:style w:type="paragraph" w:styleId="962">
     <w:name w:val="Footer"/>
-    <w:basedOn w:val="779"/>
-    <w:link w:val="819"/>
+    <w:basedOn w:val="923"/>
+    <w:link w:val="963"/>
     <w:uiPriority w:val="99"/>
     <w:unhideWhenUsed/>
     <w:pPr>
@@ -38339,10 +38944,10 @@
       <w:ind/>
     </w:pPr>
   </w:style>
-  <w:style w:type="character" w:styleId="819" w:customStyle="1">
+  <w:style w:type="character" w:styleId="963" w:customStyle="1">
     <w:name w:val="Footer Char"/>
-    <w:basedOn w:val="789"/>
-    <w:link w:val="818"/>
+    <w:basedOn w:val="933"/>
+    <w:link w:val="962"/>
     <w:uiPriority w:val="99"/>
     <w:pPr>
       <w:pBdr/>
@@ -38350,10 +38955,10 @@
       <w:ind/>
     </w:pPr>
   </w:style>
-  <w:style w:type="character" w:styleId="820" w:customStyle="1">
+  <w:style w:type="character" w:styleId="964" w:customStyle="1">
     <w:name w:val="Heading 2 Char"/>
-    <w:basedOn w:val="789"/>
-    <w:link w:val="781"/>
+    <w:basedOn w:val="933"/>
+    <w:link w:val="925"/>
     <w:uiPriority w:val="9"/>
     <w:semiHidden/>
     <w:pPr>
@@ -38368,10 +38973,10 @@
       <w:szCs w:val="28"/>
     </w:rPr>
   </w:style>
-  <w:style w:type="character" w:styleId="821" w:customStyle="1">
+  <w:style w:type="character" w:styleId="965" w:customStyle="1">
     <w:name w:val="Heading 3 Char"/>
-    <w:basedOn w:val="789"/>
-    <w:link w:val="782"/>
+    <w:basedOn w:val="933"/>
+    <w:link w:val="926"/>
     <w:uiPriority w:val="9"/>
     <w:semiHidden/>
     <w:pPr>
@@ -38386,10 +38991,10 @@
       <w:szCs w:val="24"/>
     </w:rPr>
   </w:style>
-  <w:style w:type="character" w:styleId="822" w:customStyle="1">
+  <w:style w:type="character" w:styleId="966" w:customStyle="1">
     <w:name w:val="Heading 4 Char"/>
-    <w:basedOn w:val="789"/>
-    <w:link w:val="783"/>
+    <w:basedOn w:val="933"/>
+    <w:link w:val="927"/>
     <w:uiPriority w:val="9"/>
     <w:semiHidden/>
     <w:pPr>
@@ -38404,7 +39009,7 @@
       <w:szCs w:val="22"/>
     </w:rPr>
   </w:style>
-  <w:style w:type="character" w:styleId="823">
+  <w:style w:type="character" w:styleId="967">
     <w:name w:val="Emphasis"/>
     <w:uiPriority w:val="20"/>
     <w:qFormat/>
@@ -38419,10 +39024,10 @@
       <w:spacing w:val="10"/>
     </w:rPr>
   </w:style>
-  <w:style w:type="paragraph" w:styleId="824">
+  <w:style w:type="paragraph" w:styleId="968">
     <w:name w:val="No Spacing"/>
-    <w:basedOn w:val="779"/>
-    <w:link w:val="825"/>
+    <w:basedOn w:val="923"/>
+    <w:link w:val="969"/>
     <w:uiPriority w:val="1"/>
     <w:qFormat/>
     <w:pPr>
@@ -38431,10 +39036,10 @@
       <w:ind/>
     </w:pPr>
   </w:style>
-  <w:style w:type="character" w:styleId="825" w:customStyle="1">
+  <w:style w:type="character" w:styleId="969" w:customStyle="1">
     <w:name w:val="No Spacing Char"/>
-    <w:basedOn w:val="789"/>
-    <w:link w:val="824"/>
+    <w:basedOn w:val="933"/>
+    <w:link w:val="968"/>
     <w:uiPriority w:val="1"/>
     <w:pPr>
       <w:pBdr/>
@@ -38442,9 +39047,9 @@
       <w:ind/>
     </w:pPr>
   </w:style>
-  <w:style w:type="paragraph" w:styleId="826">
+  <w:style w:type="paragraph" w:styleId="970">
     <w:name w:val="List Paragraph"/>
-    <w:basedOn w:val="779"/>
+    <w:basedOn w:val="923"/>
     <w:uiPriority w:val="34"/>
     <w:qFormat/>
     <w:pPr>
@@ -38454,11 +39059,11 @@
       <w:contextualSpacing w:val="true"/>
     </w:pPr>
   </w:style>
-  <w:style w:type="paragraph" w:styleId="827" w:customStyle="1">
+  <w:style w:type="paragraph" w:styleId="971" w:customStyle="1">
     <w:name w:val="CODE"/>
-    <w:basedOn w:val="779"/>
-    <w:next w:val="779"/>
-    <w:link w:val="830"/>
+    <w:basedOn w:val="923"/>
+    <w:next w:val="923"/>
+    <w:link w:val="974"/>
     <w:qFormat/>
     <w:pPr>
       <w:pBdr/>
@@ -38470,10 +39075,10 @@
       <w:color w:val="444444"/>
     </w:rPr>
   </w:style>
-  <w:style w:type="paragraph" w:styleId="828">
+  <w:style w:type="paragraph" w:styleId="972">
     <w:name w:val="Plain Text"/>
-    <w:basedOn w:val="779"/>
-    <w:link w:val="829"/>
+    <w:basedOn w:val="923"/>
+    <w:link w:val="973"/>
     <w:uiPriority w:val="99"/>
     <w:semiHidden/>
     <w:unhideWhenUsed/>
@@ -38488,10 +39093,10 @@
       <w:szCs w:val="21"/>
     </w:rPr>
   </w:style>
-  <w:style w:type="character" w:styleId="829" w:customStyle="1">
+  <w:style w:type="character" w:styleId="973" w:customStyle="1">
     <w:name w:val="Plain Text Char"/>
-    <w:basedOn w:val="789"/>
-    <w:link w:val="828"/>
+    <w:basedOn w:val="933"/>
+    <w:link w:val="972"/>
     <w:uiPriority w:val="99"/>
     <w:semiHidden/>
     <w:pPr>
@@ -38505,10 +39110,10 @@
       <w:szCs w:val="21"/>
     </w:rPr>
   </w:style>
-  <w:style w:type="character" w:styleId="830" w:customStyle="1">
+  <w:style w:type="character" w:styleId="974" w:customStyle="1">
     <w:name w:val="CODE Char"/>
-    <w:basedOn w:val="789"/>
-    <w:link w:val="827"/>
+    <w:basedOn w:val="933"/>
+    <w:link w:val="971"/>
     <w:pPr>
       <w:pBdr/>
       <w:spacing/>
@@ -38519,9 +39124,9 @@
       <w:color w:val="444444"/>
     </w:rPr>
   </w:style>
-  <w:style w:type="table" w:styleId="831">
+  <w:style w:type="table" w:styleId="975">
     <w:name w:val="Table Grid"/>
-    <w:basedOn w:val="790"/>
+    <w:basedOn w:val="934"/>
     <w:uiPriority w:val="39"/>
     <w:pPr>
       <w:pBdr/>
@@ -38711,9 +39316,9 @@
       </w:tcPr>
     </w:tblStylePr>
   </w:style>
-  <w:style w:type="character" w:styleId="832">
+  <w:style w:type="character" w:styleId="976">
     <w:name w:val="line number"/>
-    <w:basedOn w:val="789"/>
+    <w:basedOn w:val="933"/>
     <w:uiPriority w:val="99"/>
     <w:semiHidden/>
     <w:unhideWhenUsed/>
